--- a/Lab/36/volumen_cilindro_hueco_py_v1.docx
+++ b/Lab/36/volumen_cilindro_hueco_py_v1.docx
@@ -1950,19 +1950,1165 @@
         <w:rPr>
           <w:rStyle w:val="NormalTok"/>
         </w:rPr>
+        <w:t xml:space="preserve"> </w:t>
+      </w:r>
+      <w:r>
+        <w:rPr>
+          <w:rStyle w:val="FunctionTok"/>
+        </w:rPr>
+        <w:t xml:space="preserve">round</w:t>
+      </w:r>
+      <w:r>
+        <w:rPr>
+          <w:rStyle w:val="NormalTok"/>
+        </w:rPr>
+        <w:t xml:space="preserve">(r_ext </w:t>
+      </w:r>
+      <w:r>
+        <w:rPr>
+          <w:rStyle w:val="SpecialCharTok"/>
+        </w:rPr>
+        <w:t xml:space="preserve">-</w:t>
+      </w:r>
+      <w:r>
+        <w:rPr>
+          <w:rStyle w:val="NormalTok"/>
+        </w:rPr>
+        <w:t xml:space="preserve"> r_int, </w:t>
+      </w:r>
+      <w:r>
+        <w:rPr>
+          <w:rStyle w:val="DecValTok"/>
+        </w:rPr>
+        <w:t xml:space="preserve">1</w:t>
+      </w:r>
+      <w:r>
+        <w:rPr>
+          <w:rStyle w:val="NormalTok"/>
+        </w:rPr>
+        <w:t xml:space="preserve">)  </w:t>
+      </w:r>
+      <w:r>
+        <w:rPr>
+          <w:rStyle w:val="CommentTok"/>
+        </w:rPr>
+        <w:t xml:space="preserve"># Asegurar que grosor se redondea a 1 decimal</w:t>
+      </w:r>
+      <w:r>
+        <w:br/>
+      </w:r>
+      <w:r>
+        <w:br/>
+      </w:r>
+      <w:r>
+        <w:rPr>
+          <w:rStyle w:val="CommentTok"/>
+        </w:rPr>
+        <w:t xml:space="preserve"># Verificar coherencia física</w:t>
+      </w:r>
+      <w:r>
+        <w:br/>
+      </w:r>
+      <w:r>
+        <w:rPr>
+          <w:rStyle w:val="ControlFlowTok"/>
+        </w:rPr>
+        <w:t xml:space="preserve">if</w:t>
+      </w:r>
+      <w:r>
+        <w:rPr>
+          <w:rStyle w:val="NormalTok"/>
+        </w:rPr>
+        <w:t xml:space="preserve"> (grosor </w:t>
+      </w:r>
+      <w:r>
+        <w:rPr>
+          <w:rStyle w:val="SpecialCharTok"/>
+        </w:rPr>
+        <w:t xml:space="preserve">&lt;</w:t>
+      </w:r>
+      <w:r>
+        <w:rPr>
+          <w:rStyle w:val="NormalTok"/>
+        </w:rPr>
+        <w:t xml:space="preserve"> </w:t>
+      </w:r>
+      <w:r>
+        <w:rPr>
+          <w:rStyle w:val="FloatTok"/>
+        </w:rPr>
+        <w:t xml:space="preserve">0.05</w:t>
+      </w:r>
+      <w:r>
+        <w:rPr>
+          <w:rStyle w:val="NormalTok"/>
+        </w:rPr>
+        <w:t xml:space="preserve">) {</w:t>
+      </w:r>
+      <w:r>
+        <w:br/>
+      </w:r>
+      <w:r>
+        <w:rPr>
+          <w:rStyle w:val="NormalTok"/>
+        </w:rPr>
+        <w:t xml:space="preserve">  </w:t>
+      </w:r>
+      <w:r>
+        <w:rPr>
+          <w:rStyle w:val="CommentTok"/>
+        </w:rPr>
+        <w:t xml:space="preserve"># Asegurar un grosor mínimo de 0.05 unidades</w:t>
+      </w:r>
+      <w:r>
+        <w:br/>
+      </w:r>
+      <w:r>
+        <w:rPr>
+          <w:rStyle w:val="NormalTok"/>
+        </w:rPr>
+        <w:t xml:space="preserve">  grosor </w:t>
+      </w:r>
+      <w:r>
+        <w:rPr>
+          <w:rStyle w:val="OtherTok"/>
+        </w:rPr>
+        <w:t xml:space="preserve">&lt;-</w:t>
+      </w:r>
+      <w:r>
+        <w:rPr>
+          <w:rStyle w:val="NormalTok"/>
+        </w:rPr>
+        <w:t xml:space="preserve"> </w:t>
+      </w:r>
+      <w:r>
+        <w:rPr>
+          <w:rStyle w:val="FunctionTok"/>
+        </w:rPr>
+        <w:t xml:space="preserve">round</w:t>
+      </w:r>
+      <w:r>
+        <w:rPr>
+          <w:rStyle w:val="NormalTok"/>
+        </w:rPr>
+        <w:t xml:space="preserve">(</w:t>
+      </w:r>
+      <w:r>
+        <w:rPr>
+          <w:rStyle w:val="FunctionTok"/>
+        </w:rPr>
+        <w:t xml:space="preserve">runif</w:t>
+      </w:r>
+      <w:r>
+        <w:rPr>
+          <w:rStyle w:val="NormalTok"/>
+        </w:rPr>
+        <w:t xml:space="preserve">(</w:t>
+      </w:r>
+      <w:r>
+        <w:rPr>
+          <w:rStyle w:val="DecValTok"/>
+        </w:rPr>
+        <w:t xml:space="preserve">1</w:t>
+      </w:r>
+      <w:r>
+        <w:rPr>
+          <w:rStyle w:val="NormalTok"/>
+        </w:rPr>
+        <w:t xml:space="preserve">, </w:t>
+      </w:r>
+      <w:r>
+        <w:rPr>
+          <w:rStyle w:val="FloatTok"/>
+        </w:rPr>
+        <w:t xml:space="preserve">0.05</w:t>
+      </w:r>
+      <w:r>
+        <w:rPr>
+          <w:rStyle w:val="NormalTok"/>
+        </w:rPr>
+        <w:t xml:space="preserve">, </w:t>
+      </w:r>
+      <w:r>
+        <w:rPr>
+          <w:rStyle w:val="FloatTok"/>
+        </w:rPr>
+        <w:t xml:space="preserve">0.2</w:t>
+      </w:r>
+      <w:r>
+        <w:rPr>
+          <w:rStyle w:val="NormalTok"/>
+        </w:rPr>
+        <w:t xml:space="preserve">), </w:t>
+      </w:r>
+      <w:r>
+        <w:rPr>
+          <w:rStyle w:val="DecValTok"/>
+        </w:rPr>
+        <w:t xml:space="preserve">2</w:t>
+      </w:r>
+      <w:r>
+        <w:rPr>
+          <w:rStyle w:val="NormalTok"/>
+        </w:rPr>
+        <w:t xml:space="preserve">)</w:t>
+      </w:r>
+      <w:r>
+        <w:br/>
+      </w:r>
+      <w:r>
+        <w:rPr>
+          <w:rStyle w:val="NormalTok"/>
+        </w:rPr>
+        <w:t xml:space="preserve">  r_ext </w:t>
+      </w:r>
+      <w:r>
+        <w:rPr>
+          <w:rStyle w:val="OtherTok"/>
+        </w:rPr>
+        <w:t xml:space="preserve">&lt;-</w:t>
+      </w:r>
+      <w:r>
+        <w:rPr>
+          <w:rStyle w:val="NormalTok"/>
+        </w:rPr>
+        <w:t xml:space="preserve"> r_int </w:t>
+      </w:r>
+      <w:r>
+        <w:rPr>
+          <w:rStyle w:val="SpecialCharTok"/>
+        </w:rPr>
+        <w:t xml:space="preserve">+</w:t>
+      </w:r>
+      <w:r>
+        <w:rPr>
+          <w:rStyle w:val="NormalTok"/>
+        </w:rPr>
+        <w:t xml:space="preserve"> grosor</w:t>
+      </w:r>
+      <w:r>
+        <w:br/>
+      </w:r>
+      <w:r>
+        <w:rPr>
+          <w:rStyle w:val="NormalTok"/>
+        </w:rPr>
+        <w:t xml:space="preserve">  </w:t>
+      </w:r>
+      <w:r>
+        <w:rPr>
+          <w:rStyle w:val="CommentTok"/>
+        </w:rPr>
+        <w:t xml:space="preserve"># Asegurar que el diámetro externo sea exactamente 2 veces el radio externo</w:t>
+      </w:r>
+      <w:r>
+        <w:br/>
+      </w:r>
+      <w:r>
+        <w:rPr>
+          <w:rStyle w:val="NormalTok"/>
+        </w:rPr>
+        <w:t xml:space="preserve">  d_ext </w:t>
+      </w:r>
+      <w:r>
+        <w:rPr>
+          <w:rStyle w:val="OtherTok"/>
+        </w:rPr>
+        <w:t xml:space="preserve">&lt;-</w:t>
+      </w:r>
+      <w:r>
+        <w:rPr>
+          <w:rStyle w:val="NormalTok"/>
+        </w:rPr>
+        <w:t xml:space="preserve"> </w:t>
+      </w:r>
+      <w:r>
+        <w:rPr>
+          <w:rStyle w:val="DecValTok"/>
+        </w:rPr>
+        <w:t xml:space="preserve">2</w:t>
+      </w:r>
+      <w:r>
+        <w:rPr>
+          <w:rStyle w:val="NormalTok"/>
+        </w:rPr>
+        <w:t xml:space="preserve"> </w:t>
+      </w:r>
+      <w:r>
+        <w:rPr>
+          <w:rStyle w:val="SpecialCharTok"/>
+        </w:rPr>
+        <w:t xml:space="preserve">*</w:t>
+      </w:r>
+      <w:r>
+        <w:rPr>
+          <w:rStyle w:val="NormalTok"/>
+        </w:rPr>
+        <w:t xml:space="preserve"> r_ext</w:t>
+      </w:r>
+      <w:r>
+        <w:br/>
+      </w:r>
+      <w:r>
+        <w:rPr>
+          <w:rStyle w:val="NormalTok"/>
+        </w:rPr>
+        <w:t xml:space="preserve">}</w:t>
+      </w:r>
+      <w:r>
+        <w:br/>
+      </w:r>
+      <w:r>
+        <w:br/>
+      </w:r>
+      <w:r>
+        <w:rPr>
+          <w:rStyle w:val="CommentTok"/>
+        </w:rPr>
+        <w:t xml:space="preserve"># Calcular el volumen necesario (es el volumen del cilindro interior)</w:t>
+      </w:r>
+      <w:r>
+        <w:br/>
+      </w:r>
+      <w:r>
+        <w:rPr>
+          <w:rStyle w:val="NormalTok"/>
+        </w:rPr>
+        <w:t xml:space="preserve">volumen </w:t>
+      </w:r>
+      <w:r>
+        <w:rPr>
+          <w:rStyle w:val="OtherTok"/>
+        </w:rPr>
+        <w:t xml:space="preserve">&lt;-</w:t>
+      </w:r>
+      <w:r>
+        <w:rPr>
+          <w:rStyle w:val="NormalTok"/>
+        </w:rPr>
+        <w:t xml:space="preserve"> </w:t>
+      </w:r>
+      <w:r>
+        <w:rPr>
+          <w:rStyle w:val="FunctionTok"/>
+        </w:rPr>
+        <w:t xml:space="preserve">round</w:t>
+      </w:r>
+      <w:r>
+        <w:rPr>
+          <w:rStyle w:val="NormalTok"/>
+        </w:rPr>
+        <w:t xml:space="preserve">(pi </w:t>
+      </w:r>
+      <w:r>
+        <w:rPr>
+          <w:rStyle w:val="SpecialCharTok"/>
+        </w:rPr>
+        <w:t xml:space="preserve">*</w:t>
+      </w:r>
+      <w:r>
+        <w:rPr>
+          <w:rStyle w:val="NormalTok"/>
+        </w:rPr>
+        <w:t xml:space="preserve"> (r_int</w:t>
+      </w:r>
+      <w:r>
+        <w:rPr>
+          <w:rStyle w:val="SpecialCharTok"/>
+        </w:rPr>
+        <w:t xml:space="preserve">^</w:t>
+      </w:r>
+      <w:r>
+        <w:rPr>
+          <w:rStyle w:val="DecValTok"/>
+        </w:rPr>
+        <w:t xml:space="preserve">2</w:t>
+      </w:r>
+      <w:r>
+        <w:rPr>
+          <w:rStyle w:val="NormalTok"/>
+        </w:rPr>
+        <w:t xml:space="preserve">) </w:t>
+      </w:r>
+      <w:r>
+        <w:rPr>
+          <w:rStyle w:val="SpecialCharTok"/>
+        </w:rPr>
+        <w:t xml:space="preserve">*</w:t>
+      </w:r>
+      <w:r>
+        <w:rPr>
+          <w:rStyle w:val="NormalTok"/>
+        </w:rPr>
+        <w:t xml:space="preserve"> altura, </w:t>
+      </w:r>
+      <w:r>
+        <w:rPr>
+          <w:rStyle w:val="DecValTok"/>
+        </w:rPr>
+        <w:t xml:space="preserve">2</w:t>
+      </w:r>
+      <w:r>
+        <w:rPr>
+          <w:rStyle w:val="NormalTok"/>
+        </w:rPr>
+        <w:t xml:space="preserve">)</w:t>
+      </w:r>
+      <w:r>
+        <w:br/>
+      </w:r>
+      <w:r>
+        <w:br/>
+      </w:r>
+      <w:r>
+        <w:rPr>
+          <w:rStyle w:val="CommentTok"/>
+        </w:rPr>
+        <w:t xml:space="preserve"># Aleatorizar unidades de medida</w:t>
+      </w:r>
+      <w:r>
+        <w:br/>
+      </w:r>
+      <w:r>
+        <w:rPr>
+          <w:rStyle w:val="NormalTok"/>
+        </w:rPr>
+        <w:t xml:space="preserve">unidades_longitud </w:t>
+      </w:r>
+      <w:r>
+        <w:rPr>
+          <w:rStyle w:val="OtherTok"/>
+        </w:rPr>
+        <w:t xml:space="preserve">&lt;-</w:t>
+      </w:r>
+      <w:r>
+        <w:rPr>
+          <w:rStyle w:val="NormalTok"/>
+        </w:rPr>
+        <w:t xml:space="preserve"> </w:t>
+      </w:r>
+      <w:r>
+        <w:rPr>
+          <w:rStyle w:val="FunctionTok"/>
+        </w:rPr>
+        <w:t xml:space="preserve">c</w:t>
+      </w:r>
+      <w:r>
+        <w:rPr>
+          <w:rStyle w:val="NormalTok"/>
+        </w:rPr>
+        <w:t xml:space="preserve">(</w:t>
+      </w:r>
+      <w:r>
+        <w:rPr>
+          <w:rStyle w:val="StringTok"/>
+        </w:rPr>
+        <w:t xml:space="preserve">"m"</w:t>
+      </w:r>
+      <w:r>
+        <w:rPr>
+          <w:rStyle w:val="NormalTok"/>
+        </w:rPr>
+        <w:t xml:space="preserve">, </w:t>
+      </w:r>
+      <w:r>
+        <w:rPr>
+          <w:rStyle w:val="StringTok"/>
+        </w:rPr>
+        <w:t xml:space="preserve">"cm"</w:t>
+      </w:r>
+      <w:r>
+        <w:rPr>
+          <w:rStyle w:val="NormalTok"/>
+        </w:rPr>
+        <w:t xml:space="preserve">, </w:t>
+      </w:r>
+      <w:r>
+        <w:rPr>
+          <w:rStyle w:val="StringTok"/>
+        </w:rPr>
+        <w:t xml:space="preserve">"dm"</w:t>
+      </w:r>
+      <w:r>
+        <w:rPr>
+          <w:rStyle w:val="NormalTok"/>
+        </w:rPr>
+        <w:t xml:space="preserve">)</w:t>
+      </w:r>
+      <w:r>
+        <w:br/>
+      </w:r>
+      <w:r>
+        <w:rPr>
+          <w:rStyle w:val="NormalTok"/>
+        </w:rPr>
+        <w:t xml:space="preserve">unidad </w:t>
+      </w:r>
+      <w:r>
+        <w:rPr>
+          <w:rStyle w:val="OtherTok"/>
+        </w:rPr>
+        <w:t xml:space="preserve">&lt;-</w:t>
+      </w:r>
+      <w:r>
+        <w:rPr>
+          <w:rStyle w:val="NormalTok"/>
+        </w:rPr>
+        <w:t xml:space="preserve"> </w:t>
+      </w:r>
+      <w:r>
+        <w:rPr>
+          <w:rStyle w:val="FunctionTok"/>
+        </w:rPr>
+        <w:t xml:space="preserve">sample</w:t>
+      </w:r>
+      <w:r>
+        <w:rPr>
+          <w:rStyle w:val="NormalTok"/>
+        </w:rPr>
+        <w:t xml:space="preserve">(unidades_longitud, </w:t>
+      </w:r>
+      <w:r>
+        <w:rPr>
+          <w:rStyle w:val="DecValTok"/>
+        </w:rPr>
+        <w:t xml:space="preserve">1</w:t>
+      </w:r>
+      <w:r>
+        <w:rPr>
+          <w:rStyle w:val="NormalTok"/>
+        </w:rPr>
+        <w:t xml:space="preserve">)</w:t>
+      </w:r>
+      <w:r>
+        <w:br/>
+      </w:r>
+      <w:r>
+        <w:br/>
+      </w:r>
+      <w:r>
+        <w:rPr>
+          <w:rStyle w:val="CommentTok"/>
+        </w:rPr>
+        <w:t xml:space="preserve"># Ajustar valores según la unidad</w:t>
+      </w:r>
+      <w:r>
+        <w:br/>
+      </w:r>
+      <w:r>
+        <w:rPr>
+          <w:rStyle w:val="NormalTok"/>
+        </w:rPr>
+        <w:t xml:space="preserve">factor_conversion </w:t>
+      </w:r>
+      <w:r>
+        <w:rPr>
+          <w:rStyle w:val="OtherTok"/>
+        </w:rPr>
+        <w:t xml:space="preserve">&lt;-</w:t>
+      </w:r>
+      <w:r>
+        <w:rPr>
+          <w:rStyle w:val="NormalTok"/>
+        </w:rPr>
+        <w:t xml:space="preserve"> </w:t>
+      </w:r>
+      <w:r>
+        <w:rPr>
+          <w:rStyle w:val="DecValTok"/>
+        </w:rPr>
+        <w:t xml:space="preserve">1</w:t>
+      </w:r>
+      <w:r>
+        <w:br/>
+      </w:r>
+      <w:r>
+        <w:rPr>
+          <w:rStyle w:val="ControlFlowTok"/>
+        </w:rPr>
+        <w:t xml:space="preserve">if</w:t>
+      </w:r>
+      <w:r>
+        <w:rPr>
+          <w:rStyle w:val="NormalTok"/>
+        </w:rPr>
+        <w:t xml:space="preserve"> (unidad </w:t>
+      </w:r>
+      <w:r>
+        <w:rPr>
+          <w:rStyle w:val="SpecialCharTok"/>
+        </w:rPr>
+        <w:t xml:space="preserve">==</w:t>
+      </w:r>
+      <w:r>
+        <w:rPr>
+          <w:rStyle w:val="NormalTok"/>
+        </w:rPr>
+        <w:t xml:space="preserve"> </w:t>
+      </w:r>
+      <w:r>
+        <w:rPr>
+          <w:rStyle w:val="StringTok"/>
+        </w:rPr>
+        <w:t xml:space="preserve">"cm"</w:t>
+      </w:r>
+      <w:r>
+        <w:rPr>
+          <w:rStyle w:val="NormalTok"/>
+        </w:rPr>
+        <w:t xml:space="preserve">) {</w:t>
+      </w:r>
+      <w:r>
+        <w:br/>
+      </w:r>
+      <w:r>
+        <w:rPr>
+          <w:rStyle w:val="NormalTok"/>
+        </w:rPr>
+        <w:t xml:space="preserve">  factor_conversion </w:t>
+      </w:r>
+      <w:r>
+        <w:rPr>
+          <w:rStyle w:val="OtherTok"/>
+        </w:rPr>
+        <w:t xml:space="preserve">&lt;-</w:t>
+      </w:r>
+      <w:r>
+        <w:rPr>
+          <w:rStyle w:val="NormalTok"/>
+        </w:rPr>
+        <w:t xml:space="preserve"> </w:t>
+      </w:r>
+      <w:r>
+        <w:rPr>
+          <w:rStyle w:val="DecValTok"/>
+        </w:rPr>
+        <w:t xml:space="preserve">100</w:t>
+      </w:r>
+      <w:r>
+        <w:br/>
+      </w:r>
+      <w:r>
+        <w:rPr>
+          <w:rStyle w:val="NormalTok"/>
+        </w:rPr>
+        <w:t xml:space="preserve">  d_ext </w:t>
+      </w:r>
+      <w:r>
+        <w:rPr>
+          <w:rStyle w:val="OtherTok"/>
+        </w:rPr>
+        <w:t xml:space="preserve">&lt;-</w:t>
+      </w:r>
+      <w:r>
+        <w:rPr>
+          <w:rStyle w:val="NormalTok"/>
+        </w:rPr>
+        <w:t xml:space="preserve"> d_ext </w:t>
+      </w:r>
+      <w:r>
+        <w:rPr>
+          <w:rStyle w:val="SpecialCharTok"/>
+        </w:rPr>
+        <w:t xml:space="preserve">*</w:t>
+      </w:r>
+      <w:r>
+        <w:rPr>
+          <w:rStyle w:val="NormalTok"/>
+        </w:rPr>
+        <w:t xml:space="preserve"> factor_conversion</w:t>
+      </w:r>
+      <w:r>
+        <w:br/>
+      </w:r>
+      <w:r>
+        <w:rPr>
+          <w:rStyle w:val="NormalTok"/>
+        </w:rPr>
+        <w:t xml:space="preserve">  r_int </w:t>
+      </w:r>
+      <w:r>
+        <w:rPr>
+          <w:rStyle w:val="OtherTok"/>
+        </w:rPr>
+        <w:t xml:space="preserve">&lt;-</w:t>
+      </w:r>
+      <w:r>
+        <w:rPr>
+          <w:rStyle w:val="NormalTok"/>
+        </w:rPr>
+        <w:t xml:space="preserve"> r_int </w:t>
+      </w:r>
+      <w:r>
+        <w:rPr>
+          <w:rStyle w:val="SpecialCharTok"/>
+        </w:rPr>
+        <w:t xml:space="preserve">*</w:t>
+      </w:r>
+      <w:r>
+        <w:rPr>
+          <w:rStyle w:val="NormalTok"/>
+        </w:rPr>
+        <w:t xml:space="preserve"> factor_conversion</w:t>
+      </w:r>
+      <w:r>
+        <w:br/>
+      </w:r>
+      <w:r>
+        <w:rPr>
+          <w:rStyle w:val="NormalTok"/>
+        </w:rPr>
+        <w:t xml:space="preserve">  altura </w:t>
+      </w:r>
+      <w:r>
+        <w:rPr>
+          <w:rStyle w:val="OtherTok"/>
+        </w:rPr>
+        <w:t xml:space="preserve">&lt;-</w:t>
+      </w:r>
+      <w:r>
+        <w:rPr>
+          <w:rStyle w:val="NormalTok"/>
+        </w:rPr>
+        <w:t xml:space="preserve"> altura </w:t>
+      </w:r>
+      <w:r>
+        <w:rPr>
+          <w:rStyle w:val="SpecialCharTok"/>
+        </w:rPr>
+        <w:t xml:space="preserve">*</w:t>
+      </w:r>
+      <w:r>
+        <w:rPr>
+          <w:rStyle w:val="NormalTok"/>
+        </w:rPr>
+        <w:t xml:space="preserve"> factor_conversion</w:t>
+      </w:r>
+      <w:r>
+        <w:br/>
+      </w:r>
+      <w:r>
+        <w:rPr>
+          <w:rStyle w:val="NormalTok"/>
+        </w:rPr>
+        <w:t xml:space="preserve">  volumen </w:t>
+      </w:r>
+      <w:r>
+        <w:rPr>
+          <w:rStyle w:val="OtherTok"/>
+        </w:rPr>
+        <w:t xml:space="preserve">&lt;-</w:t>
+      </w:r>
+      <w:r>
+        <w:rPr>
+          <w:rStyle w:val="NormalTok"/>
+        </w:rPr>
+        <w:t xml:space="preserve"> volumen </w:t>
+      </w:r>
+      <w:r>
+        <w:rPr>
+          <w:rStyle w:val="SpecialCharTok"/>
+        </w:rPr>
+        <w:t xml:space="preserve">*</w:t>
+      </w:r>
+      <w:r>
+        <w:rPr>
+          <w:rStyle w:val="NormalTok"/>
+        </w:rPr>
+        <w:t xml:space="preserve"> (factor_conversion</w:t>
+      </w:r>
+      <w:r>
+        <w:rPr>
+          <w:rStyle w:val="SpecialCharTok"/>
+        </w:rPr>
+        <w:t xml:space="preserve">^</w:t>
+      </w:r>
+      <w:r>
+        <w:rPr>
+          <w:rStyle w:val="DecValTok"/>
+        </w:rPr>
+        <w:t xml:space="preserve">3</w:t>
+      </w:r>
+      <w:r>
+        <w:rPr>
+          <w:rStyle w:val="NormalTok"/>
+        </w:rPr>
+        <w:t xml:space="preserve">)</w:t>
+      </w:r>
+      <w:r>
+        <w:br/>
+      </w:r>
+      <w:r>
+        <w:rPr>
+          <w:rStyle w:val="NormalTok"/>
+        </w:rPr>
+        <w:t xml:space="preserve">  r_ext </w:t>
+      </w:r>
+      <w:r>
+        <w:rPr>
+          <w:rStyle w:val="OtherTok"/>
+        </w:rPr>
+        <w:t xml:space="preserve">&lt;-</w:t>
+      </w:r>
+      <w:r>
+        <w:rPr>
+          <w:rStyle w:val="NormalTok"/>
+        </w:rPr>
         <w:t xml:space="preserve"> r_ext </w:t>
       </w:r>
       <w:r>
         <w:rPr>
           <w:rStyle w:val="SpecialCharTok"/>
         </w:rPr>
-        <w:t xml:space="preserve">-</w:t>
-      </w:r>
-      <w:r>
-        <w:rPr>
-          <w:rStyle w:val="NormalTok"/>
-        </w:rPr>
-        <w:t xml:space="preserve"> r_int</w:t>
+        <w:t xml:space="preserve">*</w:t>
+      </w:r>
+      <w:r>
+        <w:rPr>
+          <w:rStyle w:val="NormalTok"/>
+        </w:rPr>
+        <w:t xml:space="preserve"> factor_conversion</w:t>
+      </w:r>
+      <w:r>
+        <w:br/>
+      </w:r>
+      <w:r>
+        <w:rPr>
+          <w:rStyle w:val="NormalTok"/>
+        </w:rPr>
+        <w:t xml:space="preserve">  grosor </w:t>
+      </w:r>
+      <w:r>
+        <w:rPr>
+          <w:rStyle w:val="OtherTok"/>
+        </w:rPr>
+        <w:t xml:space="preserve">&lt;-</w:t>
+      </w:r>
+      <w:r>
+        <w:rPr>
+          <w:rStyle w:val="NormalTok"/>
+        </w:rPr>
+        <w:t xml:space="preserve"> grosor </w:t>
+      </w:r>
+      <w:r>
+        <w:rPr>
+          <w:rStyle w:val="SpecialCharTok"/>
+        </w:rPr>
+        <w:t xml:space="preserve">*</w:t>
+      </w:r>
+      <w:r>
+        <w:rPr>
+          <w:rStyle w:val="NormalTok"/>
+        </w:rPr>
+        <w:t xml:space="preserve"> factor_conversion</w:t>
+      </w:r>
+      <w:r>
+        <w:br/>
+      </w:r>
+      <w:r>
+        <w:rPr>
+          <w:rStyle w:val="NormalTok"/>
+        </w:rPr>
+        <w:t xml:space="preserve">} </w:t>
+      </w:r>
+      <w:r>
+        <w:rPr>
+          <w:rStyle w:val="ControlFlowTok"/>
+        </w:rPr>
+        <w:t xml:space="preserve">else</w:t>
+      </w:r>
+      <w:r>
+        <w:rPr>
+          <w:rStyle w:val="NormalTok"/>
+        </w:rPr>
+        <w:t xml:space="preserve"> </w:t>
+      </w:r>
+      <w:r>
+        <w:rPr>
+          <w:rStyle w:val="ControlFlowTok"/>
+        </w:rPr>
+        <w:t xml:space="preserve">if</w:t>
+      </w:r>
+      <w:r>
+        <w:rPr>
+          <w:rStyle w:val="NormalTok"/>
+        </w:rPr>
+        <w:t xml:space="preserve"> (unidad </w:t>
+      </w:r>
+      <w:r>
+        <w:rPr>
+          <w:rStyle w:val="SpecialCharTok"/>
+        </w:rPr>
+        <w:t xml:space="preserve">==</w:t>
+      </w:r>
+      <w:r>
+        <w:rPr>
+          <w:rStyle w:val="NormalTok"/>
+        </w:rPr>
+        <w:t xml:space="preserve"> </w:t>
+      </w:r>
+      <w:r>
+        <w:rPr>
+          <w:rStyle w:val="StringTok"/>
+        </w:rPr>
+        <w:t xml:space="preserve">"dm"</w:t>
+      </w:r>
+      <w:r>
+        <w:rPr>
+          <w:rStyle w:val="NormalTok"/>
+        </w:rPr>
+        <w:t xml:space="preserve">) {</w:t>
+      </w:r>
+      <w:r>
+        <w:br/>
+      </w:r>
+      <w:r>
+        <w:rPr>
+          <w:rStyle w:val="NormalTok"/>
+        </w:rPr>
+        <w:t xml:space="preserve">  factor_conversion </w:t>
+      </w:r>
+      <w:r>
+        <w:rPr>
+          <w:rStyle w:val="OtherTok"/>
+        </w:rPr>
+        <w:t xml:space="preserve">&lt;-</w:t>
+      </w:r>
+      <w:r>
+        <w:rPr>
+          <w:rStyle w:val="NormalTok"/>
+        </w:rPr>
+        <w:t xml:space="preserve"> </w:t>
+      </w:r>
+      <w:r>
+        <w:rPr>
+          <w:rStyle w:val="DecValTok"/>
+        </w:rPr>
+        <w:t xml:space="preserve">10</w:t>
+      </w:r>
+      <w:r>
+        <w:br/>
+      </w:r>
+      <w:r>
+        <w:rPr>
+          <w:rStyle w:val="NormalTok"/>
+        </w:rPr>
+        <w:t xml:space="preserve">  d_ext </w:t>
+      </w:r>
+      <w:r>
+        <w:rPr>
+          <w:rStyle w:val="OtherTok"/>
+        </w:rPr>
+        <w:t xml:space="preserve">&lt;-</w:t>
+      </w:r>
+      <w:r>
+        <w:rPr>
+          <w:rStyle w:val="NormalTok"/>
+        </w:rPr>
+        <w:t xml:space="preserve"> d_ext </w:t>
+      </w:r>
+      <w:r>
+        <w:rPr>
+          <w:rStyle w:val="SpecialCharTok"/>
+        </w:rPr>
+        <w:t xml:space="preserve">*</w:t>
+      </w:r>
+      <w:r>
+        <w:rPr>
+          <w:rStyle w:val="NormalTok"/>
+        </w:rPr>
+        <w:t xml:space="preserve"> factor_conversion</w:t>
+      </w:r>
+      <w:r>
+        <w:br/>
+      </w:r>
+      <w:r>
+        <w:rPr>
+          <w:rStyle w:val="NormalTok"/>
+        </w:rPr>
+        <w:t xml:space="preserve">  r_int </w:t>
+      </w:r>
+      <w:r>
+        <w:rPr>
+          <w:rStyle w:val="OtherTok"/>
+        </w:rPr>
+        <w:t xml:space="preserve">&lt;-</w:t>
+      </w:r>
+      <w:r>
+        <w:rPr>
+          <w:rStyle w:val="NormalTok"/>
+        </w:rPr>
+        <w:t xml:space="preserve"> r_int </w:t>
+      </w:r>
+      <w:r>
+        <w:rPr>
+          <w:rStyle w:val="SpecialCharTok"/>
+        </w:rPr>
+        <w:t xml:space="preserve">*</w:t>
+      </w:r>
+      <w:r>
+        <w:rPr>
+          <w:rStyle w:val="NormalTok"/>
+        </w:rPr>
+        <w:t xml:space="preserve"> factor_conversion</w:t>
+      </w:r>
+      <w:r>
+        <w:br/>
+      </w:r>
+      <w:r>
+        <w:rPr>
+          <w:rStyle w:val="NormalTok"/>
+        </w:rPr>
+        <w:t xml:space="preserve">  altura </w:t>
+      </w:r>
+      <w:r>
+        <w:rPr>
+          <w:rStyle w:val="OtherTok"/>
+        </w:rPr>
+        <w:t xml:space="preserve">&lt;-</w:t>
+      </w:r>
+      <w:r>
+        <w:rPr>
+          <w:rStyle w:val="NormalTok"/>
+        </w:rPr>
+        <w:t xml:space="preserve"> altura </w:t>
+      </w:r>
+      <w:r>
+        <w:rPr>
+          <w:rStyle w:val="SpecialCharTok"/>
+        </w:rPr>
+        <w:t xml:space="preserve">*</w:t>
+      </w:r>
+      <w:r>
+        <w:rPr>
+          <w:rStyle w:val="NormalTok"/>
+        </w:rPr>
+        <w:t xml:space="preserve"> factor_conversion</w:t>
+      </w:r>
+      <w:r>
+        <w:br/>
+      </w:r>
+      <w:r>
+        <w:rPr>
+          <w:rStyle w:val="NormalTok"/>
+        </w:rPr>
+        <w:t xml:space="preserve">  volumen </w:t>
+      </w:r>
+      <w:r>
+        <w:rPr>
+          <w:rStyle w:val="OtherTok"/>
+        </w:rPr>
+        <w:t xml:space="preserve">&lt;-</w:t>
+      </w:r>
+      <w:r>
+        <w:rPr>
+          <w:rStyle w:val="NormalTok"/>
+        </w:rPr>
+        <w:t xml:space="preserve"> volumen </w:t>
+      </w:r>
+      <w:r>
+        <w:rPr>
+          <w:rStyle w:val="SpecialCharTok"/>
+        </w:rPr>
+        <w:t xml:space="preserve">*</w:t>
+      </w:r>
+      <w:r>
+        <w:rPr>
+          <w:rStyle w:val="NormalTok"/>
+        </w:rPr>
+        <w:t xml:space="preserve"> (factor_conversion</w:t>
+      </w:r>
+      <w:r>
+        <w:rPr>
+          <w:rStyle w:val="SpecialCharTok"/>
+        </w:rPr>
+        <w:t xml:space="preserve">^</w:t>
+      </w:r>
+      <w:r>
+        <w:rPr>
+          <w:rStyle w:val="DecValTok"/>
+        </w:rPr>
+        <w:t xml:space="preserve">3</w:t>
+      </w:r>
+      <w:r>
+        <w:rPr>
+          <w:rStyle w:val="NormalTok"/>
+        </w:rPr>
+        <w:t xml:space="preserve">)</w:t>
+      </w:r>
+      <w:r>
+        <w:br/>
+      </w:r>
+      <w:r>
+        <w:rPr>
+          <w:rStyle w:val="NormalTok"/>
+        </w:rPr>
+        <w:t xml:space="preserve">  r_ext </w:t>
+      </w:r>
+      <w:r>
+        <w:rPr>
+          <w:rStyle w:val="OtherTok"/>
+        </w:rPr>
+        <w:t xml:space="preserve">&lt;-</w:t>
+      </w:r>
+      <w:r>
+        <w:rPr>
+          <w:rStyle w:val="NormalTok"/>
+        </w:rPr>
+        <w:t xml:space="preserve"> r_ext </w:t>
+      </w:r>
+      <w:r>
+        <w:rPr>
+          <w:rStyle w:val="SpecialCharTok"/>
+        </w:rPr>
+        <w:t xml:space="preserve">*</w:t>
+      </w:r>
+      <w:r>
+        <w:rPr>
+          <w:rStyle w:val="NormalTok"/>
+        </w:rPr>
+        <w:t xml:space="preserve"> factor_conversion</w:t>
+      </w:r>
+      <w:r>
+        <w:br/>
+      </w:r>
+      <w:r>
+        <w:rPr>
+          <w:rStyle w:val="NormalTok"/>
+        </w:rPr>
+        <w:t xml:space="preserve">  grosor </w:t>
+      </w:r>
+      <w:r>
+        <w:rPr>
+          <w:rStyle w:val="OtherTok"/>
+        </w:rPr>
+        <w:t xml:space="preserve">&lt;-</w:t>
+      </w:r>
+      <w:r>
+        <w:rPr>
+          <w:rStyle w:val="NormalTok"/>
+        </w:rPr>
+        <w:t xml:space="preserve"> grosor </w:t>
+      </w:r>
+      <w:r>
+        <w:rPr>
+          <w:rStyle w:val="SpecialCharTok"/>
+        </w:rPr>
+        <w:t xml:space="preserve">*</w:t>
+      </w:r>
+      <w:r>
+        <w:rPr>
+          <w:rStyle w:val="NormalTok"/>
+        </w:rPr>
+        <w:t xml:space="preserve"> factor_conversion</w:t>
+      </w:r>
+      <w:r>
+        <w:br/>
+      </w:r>
+      <w:r>
+        <w:rPr>
+          <w:rStyle w:val="NormalTok"/>
+        </w:rPr>
+        <w:t xml:space="preserve">}</w:t>
       </w:r>
       <w:r>
         <w:br/>
@@ -1974,28 +3120,22 @@
         <w:rPr>
           <w:rStyle w:val="CommentTok"/>
         </w:rPr>
-        <w:t xml:space="preserve"># Verificar coherencia física</w:t>
-      </w:r>
-      <w:r>
-        <w:br/>
-      </w:r>
-      <w:r>
-        <w:rPr>
-          <w:rStyle w:val="ControlFlowTok"/>
-        </w:rPr>
-        <w:t xml:space="preserve">if</w:t>
-      </w:r>
-      <w:r>
-        <w:rPr>
-          <w:rStyle w:val="NormalTok"/>
-        </w:rPr>
-        <w:t xml:space="preserve"> (grosor </w:t>
-      </w:r>
-      <w:r>
-        <w:rPr>
-          <w:rStyle w:val="SpecialCharTok"/>
-        </w:rPr>
-        <w:t xml:space="preserve">&lt;</w:t>
+        <w:t xml:space="preserve"># Redondear todos los valores para mayor claridad</w:t>
+      </w:r>
+      <w:r>
+        <w:br/>
+      </w:r>
+      <w:r>
+        <w:rPr>
+          <w:rStyle w:val="NormalTok"/>
+        </w:rPr>
+        <w:t xml:space="preserve">d_ext </w:t>
+      </w:r>
+      <w:r>
+        <w:rPr>
+          <w:rStyle w:val="OtherTok"/>
+        </w:rPr>
+        <w:t xml:space="preserve">&lt;-</w:t>
       </w:r>
       <w:r>
         <w:rPr>
@@ -2005,39 +3145,36 @@
       </w:r>
       <w:r>
         <w:rPr>
-          <w:rStyle w:val="FloatTok"/>
-        </w:rPr>
-        <w:t xml:space="preserve">0.05</w:t>
-      </w:r>
-      <w:r>
-        <w:rPr>
-          <w:rStyle w:val="NormalTok"/>
-        </w:rPr>
-        <w:t xml:space="preserve">) {</w:t>
-      </w:r>
-      <w:r>
-        <w:br/>
-      </w:r>
-      <w:r>
-        <w:rPr>
-          <w:rStyle w:val="NormalTok"/>
-        </w:rPr>
-        <w:t xml:space="preserve">  </w:t>
-      </w:r>
-      <w:r>
-        <w:rPr>
-          <w:rStyle w:val="CommentTok"/>
-        </w:rPr>
-        <w:t xml:space="preserve"># Asegurar un grosor mínimo de 0.05 unidades</w:t>
-      </w:r>
-      <w:r>
-        <w:br/>
-      </w:r>
-      <w:r>
-        <w:rPr>
-          <w:rStyle w:val="NormalTok"/>
-        </w:rPr>
-        <w:t xml:space="preserve">  grosor </w:t>
+          <w:rStyle w:val="FunctionTok"/>
+        </w:rPr>
+        <w:t xml:space="preserve">round</w:t>
+      </w:r>
+      <w:r>
+        <w:rPr>
+          <w:rStyle w:val="NormalTok"/>
+        </w:rPr>
+        <w:t xml:space="preserve">(d_ext, </w:t>
+      </w:r>
+      <w:r>
+        <w:rPr>
+          <w:rStyle w:val="DecValTok"/>
+        </w:rPr>
+        <w:t xml:space="preserve">1</w:t>
+      </w:r>
+      <w:r>
+        <w:rPr>
+          <w:rStyle w:val="NormalTok"/>
+        </w:rPr>
+        <w:t xml:space="preserve">)</w:t>
+      </w:r>
+      <w:r>
+        <w:br/>
+      </w:r>
+      <w:r>
+        <w:rPr>
+          <w:rStyle w:val="NormalTok"/>
+        </w:rPr>
+        <w:t xml:space="preserve">r_int </w:t>
       </w:r>
       <w:r>
         <w:rPr>
@@ -2061,19 +3198,52 @@
         <w:rPr>
           <w:rStyle w:val="NormalTok"/>
         </w:rPr>
-        <w:t xml:space="preserve">(</w:t>
+        <w:t xml:space="preserve">(r_int, </w:t>
+      </w:r>
+      <w:r>
+        <w:rPr>
+          <w:rStyle w:val="DecValTok"/>
+        </w:rPr>
+        <w:t xml:space="preserve">1</w:t>
+      </w:r>
+      <w:r>
+        <w:rPr>
+          <w:rStyle w:val="NormalTok"/>
+        </w:rPr>
+        <w:t xml:space="preserve">)</w:t>
+      </w:r>
+      <w:r>
+        <w:br/>
+      </w:r>
+      <w:r>
+        <w:rPr>
+          <w:rStyle w:val="NormalTok"/>
+        </w:rPr>
+        <w:t xml:space="preserve">altura </w:t>
+      </w:r>
+      <w:r>
+        <w:rPr>
+          <w:rStyle w:val="OtherTok"/>
+        </w:rPr>
+        <w:t xml:space="preserve">&lt;-</w:t>
+      </w:r>
+      <w:r>
+        <w:rPr>
+          <w:rStyle w:val="NormalTok"/>
+        </w:rPr>
+        <w:t xml:space="preserve"> </w:t>
       </w:r>
       <w:r>
         <w:rPr>
           <w:rStyle w:val="FunctionTok"/>
         </w:rPr>
-        <w:t xml:space="preserve">runif</w:t>
-      </w:r>
-      <w:r>
-        <w:rPr>
-          <w:rStyle w:val="NormalTok"/>
-        </w:rPr>
-        <w:t xml:space="preserve">(</w:t>
+        <w:t xml:space="preserve">round</w:t>
+      </w:r>
+      <w:r>
+        <w:rPr>
+          <w:rStyle w:val="NormalTok"/>
+        </w:rPr>
+        <w:t xml:space="preserve">(altura, </w:t>
       </w:r>
       <w:r>
         <w:rPr>
@@ -2085,37 +3255,46 @@
         <w:rPr>
           <w:rStyle w:val="NormalTok"/>
         </w:rPr>
-        <w:t xml:space="preserve">, </w:t>
-      </w:r>
-      <w:r>
-        <w:rPr>
-          <w:rStyle w:val="FloatTok"/>
-        </w:rPr>
-        <w:t xml:space="preserve">0.05</w:t>
-      </w:r>
-      <w:r>
-        <w:rPr>
-          <w:rStyle w:val="NormalTok"/>
-        </w:rPr>
-        <w:t xml:space="preserve">, </w:t>
-      </w:r>
-      <w:r>
-        <w:rPr>
-          <w:rStyle w:val="FloatTok"/>
-        </w:rPr>
-        <w:t xml:space="preserve">0.2</w:t>
-      </w:r>
-      <w:r>
-        <w:rPr>
-          <w:rStyle w:val="NormalTok"/>
-        </w:rPr>
-        <w:t xml:space="preserve">), </w:t>
+        <w:t xml:space="preserve">)</w:t>
+      </w:r>
+      <w:r>
+        <w:br/>
+      </w:r>
+      <w:r>
+        <w:rPr>
+          <w:rStyle w:val="NormalTok"/>
+        </w:rPr>
+        <w:t xml:space="preserve">r_ext </w:t>
+      </w:r>
+      <w:r>
+        <w:rPr>
+          <w:rStyle w:val="OtherTok"/>
+        </w:rPr>
+        <w:t xml:space="preserve">&lt;-</w:t>
+      </w:r>
+      <w:r>
+        <w:rPr>
+          <w:rStyle w:val="NormalTok"/>
+        </w:rPr>
+        <w:t xml:space="preserve"> </w:t>
+      </w:r>
+      <w:r>
+        <w:rPr>
+          <w:rStyle w:val="FunctionTok"/>
+        </w:rPr>
+        <w:t xml:space="preserve">round</w:t>
+      </w:r>
+      <w:r>
+        <w:rPr>
+          <w:rStyle w:val="NormalTok"/>
+        </w:rPr>
+        <w:t xml:space="preserve">(r_ext, </w:t>
       </w:r>
       <w:r>
         <w:rPr>
           <w:rStyle w:val="DecValTok"/>
         </w:rPr>
-        <w:t xml:space="preserve">2</w:t>
+        <w:t xml:space="preserve">1</w:t>
       </w:r>
       <w:r>
         <w:rPr>
@@ -2130,7 +3309,7 @@
         <w:rPr>
           <w:rStyle w:val="NormalTok"/>
         </w:rPr>
-        <w:t xml:space="preserve">  r_ext </w:t>
+        <w:t xml:space="preserve">grosor </w:t>
       </w:r>
       <w:r>
         <w:rPr>
@@ -2142,124 +3321,10 @@
         <w:rPr>
           <w:rStyle w:val="NormalTok"/>
         </w:rPr>
-        <w:t xml:space="preserve"> r_int </w:t>
-      </w:r>
-      <w:r>
-        <w:rPr>
-          <w:rStyle w:val="SpecialCharTok"/>
-        </w:rPr>
-        <w:t xml:space="preserve">+</w:t>
-      </w:r>
-      <w:r>
-        <w:rPr>
-          <w:rStyle w:val="NormalTok"/>
-        </w:rPr>
-        <w:t xml:space="preserve"> grosor</w:t>
-      </w:r>
-      <w:r>
-        <w:br/>
-      </w:r>
-      <w:r>
-        <w:rPr>
-          <w:rStyle w:val="NormalTok"/>
-        </w:rPr>
-        <w:t xml:space="preserve">  </w:t>
-      </w:r>
-      <w:r>
-        <w:rPr>
-          <w:rStyle w:val="CommentTok"/>
-        </w:rPr>
-        <w:t xml:space="preserve"># Asegurar que el diámetro externo sea exactamente 2 veces el radio externo</w:t>
-      </w:r>
-      <w:r>
-        <w:br/>
-      </w:r>
-      <w:r>
-        <w:rPr>
-          <w:rStyle w:val="NormalTok"/>
-        </w:rPr>
-        <w:t xml:space="preserve">  d_ext </w:t>
-      </w:r>
-      <w:r>
-        <w:rPr>
-          <w:rStyle w:val="OtherTok"/>
-        </w:rPr>
-        <w:t xml:space="preserve">&lt;-</w:t>
-      </w:r>
-      <w:r>
-        <w:rPr>
-          <w:rStyle w:val="NormalTok"/>
-        </w:rPr>
         <w:t xml:space="preserve"> </w:t>
       </w:r>
       <w:r>
         <w:rPr>
-          <w:rStyle w:val="DecValTok"/>
-        </w:rPr>
-        <w:t xml:space="preserve">2</w:t>
-      </w:r>
-      <w:r>
-        <w:rPr>
-          <w:rStyle w:val="NormalTok"/>
-        </w:rPr>
-        <w:t xml:space="preserve"> </w:t>
-      </w:r>
-      <w:r>
-        <w:rPr>
-          <w:rStyle w:val="SpecialCharTok"/>
-        </w:rPr>
-        <w:t xml:space="preserve">*</w:t>
-      </w:r>
-      <w:r>
-        <w:rPr>
-          <w:rStyle w:val="NormalTok"/>
-        </w:rPr>
-        <w:t xml:space="preserve"> r_ext</w:t>
-      </w:r>
-      <w:r>
-        <w:br/>
-      </w:r>
-      <w:r>
-        <w:rPr>
-          <w:rStyle w:val="NormalTok"/>
-        </w:rPr>
-        <w:t xml:space="preserve">}</w:t>
-      </w:r>
-      <w:r>
-        <w:br/>
-      </w:r>
-      <w:r>
-        <w:br/>
-      </w:r>
-      <w:r>
-        <w:rPr>
-          <w:rStyle w:val="CommentTok"/>
-        </w:rPr>
-        <w:t xml:space="preserve"># Calcular el volumen necesario (es el volumen del cilindro interior)</w:t>
-      </w:r>
-      <w:r>
-        <w:br/>
-      </w:r>
-      <w:r>
-        <w:rPr>
-          <w:rStyle w:val="NormalTok"/>
-        </w:rPr>
-        <w:t xml:space="preserve">volumen </w:t>
-      </w:r>
-      <w:r>
-        <w:rPr>
-          <w:rStyle w:val="OtherTok"/>
-        </w:rPr>
-        <w:t xml:space="preserve">&lt;-</w:t>
-      </w:r>
-      <w:r>
-        <w:rPr>
-          <w:rStyle w:val="NormalTok"/>
-        </w:rPr>
-        <w:t xml:space="preserve"> </w:t>
-      </w:r>
-      <w:r>
-        <w:rPr>
           <w:rStyle w:val="FunctionTok"/>
         </w:rPr>
         <w:t xml:space="preserve">round</w:t>
@@ -2268,931 +3333,7 @@
         <w:rPr>
           <w:rStyle w:val="NormalTok"/>
         </w:rPr>
-        <w:t xml:space="preserve">(pi </w:t>
-      </w:r>
-      <w:r>
-        <w:rPr>
-          <w:rStyle w:val="SpecialCharTok"/>
-        </w:rPr>
-        <w:t xml:space="preserve">*</w:t>
-      </w:r>
-      <w:r>
-        <w:rPr>
-          <w:rStyle w:val="NormalTok"/>
-        </w:rPr>
-        <w:t xml:space="preserve"> (r_int</w:t>
-      </w:r>
-      <w:r>
-        <w:rPr>
-          <w:rStyle w:val="SpecialCharTok"/>
-        </w:rPr>
-        <w:t xml:space="preserve">^</w:t>
-      </w:r>
-      <w:r>
-        <w:rPr>
-          <w:rStyle w:val="DecValTok"/>
-        </w:rPr>
-        <w:t xml:space="preserve">2</w:t>
-      </w:r>
-      <w:r>
-        <w:rPr>
-          <w:rStyle w:val="NormalTok"/>
-        </w:rPr>
-        <w:t xml:space="preserve">) </w:t>
-      </w:r>
-      <w:r>
-        <w:rPr>
-          <w:rStyle w:val="SpecialCharTok"/>
-        </w:rPr>
-        <w:t xml:space="preserve">*</w:t>
-      </w:r>
-      <w:r>
-        <w:rPr>
-          <w:rStyle w:val="NormalTok"/>
-        </w:rPr>
-        <w:t xml:space="preserve"> altura, </w:t>
-      </w:r>
-      <w:r>
-        <w:rPr>
-          <w:rStyle w:val="DecValTok"/>
-        </w:rPr>
-        <w:t xml:space="preserve">2</w:t>
-      </w:r>
-      <w:r>
-        <w:rPr>
-          <w:rStyle w:val="NormalTok"/>
-        </w:rPr>
-        <w:t xml:space="preserve">)</w:t>
-      </w:r>
-      <w:r>
-        <w:br/>
-      </w:r>
-      <w:r>
-        <w:br/>
-      </w:r>
-      <w:r>
-        <w:rPr>
-          <w:rStyle w:val="CommentTok"/>
-        </w:rPr>
-        <w:t xml:space="preserve"># Aleatorizar unidades de medida</w:t>
-      </w:r>
-      <w:r>
-        <w:br/>
-      </w:r>
-      <w:r>
-        <w:rPr>
-          <w:rStyle w:val="NormalTok"/>
-        </w:rPr>
-        <w:t xml:space="preserve">unidades_longitud </w:t>
-      </w:r>
-      <w:r>
-        <w:rPr>
-          <w:rStyle w:val="OtherTok"/>
-        </w:rPr>
-        <w:t xml:space="preserve">&lt;-</w:t>
-      </w:r>
-      <w:r>
-        <w:rPr>
-          <w:rStyle w:val="NormalTok"/>
-        </w:rPr>
-        <w:t xml:space="preserve"> </w:t>
-      </w:r>
-      <w:r>
-        <w:rPr>
-          <w:rStyle w:val="FunctionTok"/>
-        </w:rPr>
-        <w:t xml:space="preserve">c</w:t>
-      </w:r>
-      <w:r>
-        <w:rPr>
-          <w:rStyle w:val="NormalTok"/>
-        </w:rPr>
-        <w:t xml:space="preserve">(</w:t>
-      </w:r>
-      <w:r>
-        <w:rPr>
-          <w:rStyle w:val="StringTok"/>
-        </w:rPr>
-        <w:t xml:space="preserve">"m"</w:t>
-      </w:r>
-      <w:r>
-        <w:rPr>
-          <w:rStyle w:val="NormalTok"/>
-        </w:rPr>
-        <w:t xml:space="preserve">, </w:t>
-      </w:r>
-      <w:r>
-        <w:rPr>
-          <w:rStyle w:val="StringTok"/>
-        </w:rPr>
-        <w:t xml:space="preserve">"cm"</w:t>
-      </w:r>
-      <w:r>
-        <w:rPr>
-          <w:rStyle w:val="NormalTok"/>
-        </w:rPr>
-        <w:t xml:space="preserve">, </w:t>
-      </w:r>
-      <w:r>
-        <w:rPr>
-          <w:rStyle w:val="StringTok"/>
-        </w:rPr>
-        <w:t xml:space="preserve">"dm"</w:t>
-      </w:r>
-      <w:r>
-        <w:rPr>
-          <w:rStyle w:val="NormalTok"/>
-        </w:rPr>
-        <w:t xml:space="preserve">)</w:t>
-      </w:r>
-      <w:r>
-        <w:br/>
-      </w:r>
-      <w:r>
-        <w:rPr>
-          <w:rStyle w:val="NormalTok"/>
-        </w:rPr>
-        <w:t xml:space="preserve">unidad </w:t>
-      </w:r>
-      <w:r>
-        <w:rPr>
-          <w:rStyle w:val="OtherTok"/>
-        </w:rPr>
-        <w:t xml:space="preserve">&lt;-</w:t>
-      </w:r>
-      <w:r>
-        <w:rPr>
-          <w:rStyle w:val="NormalTok"/>
-        </w:rPr>
-        <w:t xml:space="preserve"> </w:t>
-      </w:r>
-      <w:r>
-        <w:rPr>
-          <w:rStyle w:val="FunctionTok"/>
-        </w:rPr>
-        <w:t xml:space="preserve">sample</w:t>
-      </w:r>
-      <w:r>
-        <w:rPr>
-          <w:rStyle w:val="NormalTok"/>
-        </w:rPr>
-        <w:t xml:space="preserve">(unidades_longitud, </w:t>
-      </w:r>
-      <w:r>
-        <w:rPr>
-          <w:rStyle w:val="DecValTok"/>
-        </w:rPr>
-        <w:t xml:space="preserve">1</w:t>
-      </w:r>
-      <w:r>
-        <w:rPr>
-          <w:rStyle w:val="NormalTok"/>
-        </w:rPr>
-        <w:t xml:space="preserve">)</w:t>
-      </w:r>
-      <w:r>
-        <w:br/>
-      </w:r>
-      <w:r>
-        <w:br/>
-      </w:r>
-      <w:r>
-        <w:rPr>
-          <w:rStyle w:val="CommentTok"/>
-        </w:rPr>
-        <w:t xml:space="preserve"># Ajustar valores según la unidad</w:t>
-      </w:r>
-      <w:r>
-        <w:br/>
-      </w:r>
-      <w:r>
-        <w:rPr>
-          <w:rStyle w:val="NormalTok"/>
-        </w:rPr>
-        <w:t xml:space="preserve">factor_conversion </w:t>
-      </w:r>
-      <w:r>
-        <w:rPr>
-          <w:rStyle w:val="OtherTok"/>
-        </w:rPr>
-        <w:t xml:space="preserve">&lt;-</w:t>
-      </w:r>
-      <w:r>
-        <w:rPr>
-          <w:rStyle w:val="NormalTok"/>
-        </w:rPr>
-        <w:t xml:space="preserve"> </w:t>
-      </w:r>
-      <w:r>
-        <w:rPr>
-          <w:rStyle w:val="DecValTok"/>
-        </w:rPr>
-        <w:t xml:space="preserve">1</w:t>
-      </w:r>
-      <w:r>
-        <w:br/>
-      </w:r>
-      <w:r>
-        <w:rPr>
-          <w:rStyle w:val="ControlFlowTok"/>
-        </w:rPr>
-        <w:t xml:space="preserve">if</w:t>
-      </w:r>
-      <w:r>
-        <w:rPr>
-          <w:rStyle w:val="NormalTok"/>
-        </w:rPr>
-        <w:t xml:space="preserve"> (unidad </w:t>
-      </w:r>
-      <w:r>
-        <w:rPr>
-          <w:rStyle w:val="SpecialCharTok"/>
-        </w:rPr>
-        <w:t xml:space="preserve">==</w:t>
-      </w:r>
-      <w:r>
-        <w:rPr>
-          <w:rStyle w:val="NormalTok"/>
-        </w:rPr>
-        <w:t xml:space="preserve"> </w:t>
-      </w:r>
-      <w:r>
-        <w:rPr>
-          <w:rStyle w:val="StringTok"/>
-        </w:rPr>
-        <w:t xml:space="preserve">"cm"</w:t>
-      </w:r>
-      <w:r>
-        <w:rPr>
-          <w:rStyle w:val="NormalTok"/>
-        </w:rPr>
-        <w:t xml:space="preserve">) {</w:t>
-      </w:r>
-      <w:r>
-        <w:br/>
-      </w:r>
-      <w:r>
-        <w:rPr>
-          <w:rStyle w:val="NormalTok"/>
-        </w:rPr>
-        <w:t xml:space="preserve">  factor_conversion </w:t>
-      </w:r>
-      <w:r>
-        <w:rPr>
-          <w:rStyle w:val="OtherTok"/>
-        </w:rPr>
-        <w:t xml:space="preserve">&lt;-</w:t>
-      </w:r>
-      <w:r>
-        <w:rPr>
-          <w:rStyle w:val="NormalTok"/>
-        </w:rPr>
-        <w:t xml:space="preserve"> </w:t>
-      </w:r>
-      <w:r>
-        <w:rPr>
-          <w:rStyle w:val="DecValTok"/>
-        </w:rPr>
-        <w:t xml:space="preserve">100</w:t>
-      </w:r>
-      <w:r>
-        <w:br/>
-      </w:r>
-      <w:r>
-        <w:rPr>
-          <w:rStyle w:val="NormalTok"/>
-        </w:rPr>
-        <w:t xml:space="preserve">  d_ext </w:t>
-      </w:r>
-      <w:r>
-        <w:rPr>
-          <w:rStyle w:val="OtherTok"/>
-        </w:rPr>
-        <w:t xml:space="preserve">&lt;-</w:t>
-      </w:r>
-      <w:r>
-        <w:rPr>
-          <w:rStyle w:val="NormalTok"/>
-        </w:rPr>
-        <w:t xml:space="preserve"> d_ext </w:t>
-      </w:r>
-      <w:r>
-        <w:rPr>
-          <w:rStyle w:val="SpecialCharTok"/>
-        </w:rPr>
-        <w:t xml:space="preserve">*</w:t>
-      </w:r>
-      <w:r>
-        <w:rPr>
-          <w:rStyle w:val="NormalTok"/>
-        </w:rPr>
-        <w:t xml:space="preserve"> factor_conversion</w:t>
-      </w:r>
-      <w:r>
-        <w:br/>
-      </w:r>
-      <w:r>
-        <w:rPr>
-          <w:rStyle w:val="NormalTok"/>
-        </w:rPr>
-        <w:t xml:space="preserve">  r_int </w:t>
-      </w:r>
-      <w:r>
-        <w:rPr>
-          <w:rStyle w:val="OtherTok"/>
-        </w:rPr>
-        <w:t xml:space="preserve">&lt;-</w:t>
-      </w:r>
-      <w:r>
-        <w:rPr>
-          <w:rStyle w:val="NormalTok"/>
-        </w:rPr>
-        <w:t xml:space="preserve"> r_int </w:t>
-      </w:r>
-      <w:r>
-        <w:rPr>
-          <w:rStyle w:val="SpecialCharTok"/>
-        </w:rPr>
-        <w:t xml:space="preserve">*</w:t>
-      </w:r>
-      <w:r>
-        <w:rPr>
-          <w:rStyle w:val="NormalTok"/>
-        </w:rPr>
-        <w:t xml:space="preserve"> factor_conversion</w:t>
-      </w:r>
-      <w:r>
-        <w:br/>
-      </w:r>
-      <w:r>
-        <w:rPr>
-          <w:rStyle w:val="NormalTok"/>
-        </w:rPr>
-        <w:t xml:space="preserve">  altura </w:t>
-      </w:r>
-      <w:r>
-        <w:rPr>
-          <w:rStyle w:val="OtherTok"/>
-        </w:rPr>
-        <w:t xml:space="preserve">&lt;-</w:t>
-      </w:r>
-      <w:r>
-        <w:rPr>
-          <w:rStyle w:val="NormalTok"/>
-        </w:rPr>
-        <w:t xml:space="preserve"> altura </w:t>
-      </w:r>
-      <w:r>
-        <w:rPr>
-          <w:rStyle w:val="SpecialCharTok"/>
-        </w:rPr>
-        <w:t xml:space="preserve">*</w:t>
-      </w:r>
-      <w:r>
-        <w:rPr>
-          <w:rStyle w:val="NormalTok"/>
-        </w:rPr>
-        <w:t xml:space="preserve"> factor_conversion</w:t>
-      </w:r>
-      <w:r>
-        <w:br/>
-      </w:r>
-      <w:r>
-        <w:rPr>
-          <w:rStyle w:val="NormalTok"/>
-        </w:rPr>
-        <w:t xml:space="preserve">  volumen </w:t>
-      </w:r>
-      <w:r>
-        <w:rPr>
-          <w:rStyle w:val="OtherTok"/>
-        </w:rPr>
-        <w:t xml:space="preserve">&lt;-</w:t>
-      </w:r>
-      <w:r>
-        <w:rPr>
-          <w:rStyle w:val="NormalTok"/>
-        </w:rPr>
-        <w:t xml:space="preserve"> volumen </w:t>
-      </w:r>
-      <w:r>
-        <w:rPr>
-          <w:rStyle w:val="SpecialCharTok"/>
-        </w:rPr>
-        <w:t xml:space="preserve">*</w:t>
-      </w:r>
-      <w:r>
-        <w:rPr>
-          <w:rStyle w:val="NormalTok"/>
-        </w:rPr>
-        <w:t xml:space="preserve"> (factor_conversion</w:t>
-      </w:r>
-      <w:r>
-        <w:rPr>
-          <w:rStyle w:val="SpecialCharTok"/>
-        </w:rPr>
-        <w:t xml:space="preserve">^</w:t>
-      </w:r>
-      <w:r>
-        <w:rPr>
-          <w:rStyle w:val="DecValTok"/>
-        </w:rPr>
-        <w:t xml:space="preserve">3</w:t>
-      </w:r>
-      <w:r>
-        <w:rPr>
-          <w:rStyle w:val="NormalTok"/>
-        </w:rPr>
-        <w:t xml:space="preserve">)</w:t>
-      </w:r>
-      <w:r>
-        <w:br/>
-      </w:r>
-      <w:r>
-        <w:rPr>
-          <w:rStyle w:val="NormalTok"/>
-        </w:rPr>
-        <w:t xml:space="preserve">  r_ext </w:t>
-      </w:r>
-      <w:r>
-        <w:rPr>
-          <w:rStyle w:val="OtherTok"/>
-        </w:rPr>
-        <w:t xml:space="preserve">&lt;-</w:t>
-      </w:r>
-      <w:r>
-        <w:rPr>
-          <w:rStyle w:val="NormalTok"/>
-        </w:rPr>
-        <w:t xml:space="preserve"> r_ext </w:t>
-      </w:r>
-      <w:r>
-        <w:rPr>
-          <w:rStyle w:val="SpecialCharTok"/>
-        </w:rPr>
-        <w:t xml:space="preserve">*</w:t>
-      </w:r>
-      <w:r>
-        <w:rPr>
-          <w:rStyle w:val="NormalTok"/>
-        </w:rPr>
-        <w:t xml:space="preserve"> factor_conversion</w:t>
-      </w:r>
-      <w:r>
-        <w:br/>
-      </w:r>
-      <w:r>
-        <w:rPr>
-          <w:rStyle w:val="NormalTok"/>
-        </w:rPr>
-        <w:t xml:space="preserve">} </w:t>
-      </w:r>
-      <w:r>
-        <w:rPr>
-          <w:rStyle w:val="ControlFlowTok"/>
-        </w:rPr>
-        <w:t xml:space="preserve">else</w:t>
-      </w:r>
-      <w:r>
-        <w:rPr>
-          <w:rStyle w:val="NormalTok"/>
-        </w:rPr>
-        <w:t xml:space="preserve"> </w:t>
-      </w:r>
-      <w:r>
-        <w:rPr>
-          <w:rStyle w:val="ControlFlowTok"/>
-        </w:rPr>
-        <w:t xml:space="preserve">if</w:t>
-      </w:r>
-      <w:r>
-        <w:rPr>
-          <w:rStyle w:val="NormalTok"/>
-        </w:rPr>
-        <w:t xml:space="preserve"> (unidad </w:t>
-      </w:r>
-      <w:r>
-        <w:rPr>
-          <w:rStyle w:val="SpecialCharTok"/>
-        </w:rPr>
-        <w:t xml:space="preserve">==</w:t>
-      </w:r>
-      <w:r>
-        <w:rPr>
-          <w:rStyle w:val="NormalTok"/>
-        </w:rPr>
-        <w:t xml:space="preserve"> </w:t>
-      </w:r>
-      <w:r>
-        <w:rPr>
-          <w:rStyle w:val="StringTok"/>
-        </w:rPr>
-        <w:t xml:space="preserve">"dm"</w:t>
-      </w:r>
-      <w:r>
-        <w:rPr>
-          <w:rStyle w:val="NormalTok"/>
-        </w:rPr>
-        <w:t xml:space="preserve">) {</w:t>
-      </w:r>
-      <w:r>
-        <w:br/>
-      </w:r>
-      <w:r>
-        <w:rPr>
-          <w:rStyle w:val="NormalTok"/>
-        </w:rPr>
-        <w:t xml:space="preserve">  factor_conversion </w:t>
-      </w:r>
-      <w:r>
-        <w:rPr>
-          <w:rStyle w:val="OtherTok"/>
-        </w:rPr>
-        <w:t xml:space="preserve">&lt;-</w:t>
-      </w:r>
-      <w:r>
-        <w:rPr>
-          <w:rStyle w:val="NormalTok"/>
-        </w:rPr>
-        <w:t xml:space="preserve"> </w:t>
-      </w:r>
-      <w:r>
-        <w:rPr>
-          <w:rStyle w:val="DecValTok"/>
-        </w:rPr>
-        <w:t xml:space="preserve">10</w:t>
-      </w:r>
-      <w:r>
-        <w:br/>
-      </w:r>
-      <w:r>
-        <w:rPr>
-          <w:rStyle w:val="NormalTok"/>
-        </w:rPr>
-        <w:t xml:space="preserve">  d_ext </w:t>
-      </w:r>
-      <w:r>
-        <w:rPr>
-          <w:rStyle w:val="OtherTok"/>
-        </w:rPr>
-        <w:t xml:space="preserve">&lt;-</w:t>
-      </w:r>
-      <w:r>
-        <w:rPr>
-          <w:rStyle w:val="NormalTok"/>
-        </w:rPr>
-        <w:t xml:space="preserve"> d_ext </w:t>
-      </w:r>
-      <w:r>
-        <w:rPr>
-          <w:rStyle w:val="SpecialCharTok"/>
-        </w:rPr>
-        <w:t xml:space="preserve">*</w:t>
-      </w:r>
-      <w:r>
-        <w:rPr>
-          <w:rStyle w:val="NormalTok"/>
-        </w:rPr>
-        <w:t xml:space="preserve"> factor_conversion</w:t>
-      </w:r>
-      <w:r>
-        <w:br/>
-      </w:r>
-      <w:r>
-        <w:rPr>
-          <w:rStyle w:val="NormalTok"/>
-        </w:rPr>
-        <w:t xml:space="preserve">  r_int </w:t>
-      </w:r>
-      <w:r>
-        <w:rPr>
-          <w:rStyle w:val="OtherTok"/>
-        </w:rPr>
-        <w:t xml:space="preserve">&lt;-</w:t>
-      </w:r>
-      <w:r>
-        <w:rPr>
-          <w:rStyle w:val="NormalTok"/>
-        </w:rPr>
-        <w:t xml:space="preserve"> r_int </w:t>
-      </w:r>
-      <w:r>
-        <w:rPr>
-          <w:rStyle w:val="SpecialCharTok"/>
-        </w:rPr>
-        <w:t xml:space="preserve">*</w:t>
-      </w:r>
-      <w:r>
-        <w:rPr>
-          <w:rStyle w:val="NormalTok"/>
-        </w:rPr>
-        <w:t xml:space="preserve"> factor_conversion</w:t>
-      </w:r>
-      <w:r>
-        <w:br/>
-      </w:r>
-      <w:r>
-        <w:rPr>
-          <w:rStyle w:val="NormalTok"/>
-        </w:rPr>
-        <w:t xml:space="preserve">  altura </w:t>
-      </w:r>
-      <w:r>
-        <w:rPr>
-          <w:rStyle w:val="OtherTok"/>
-        </w:rPr>
-        <w:t xml:space="preserve">&lt;-</w:t>
-      </w:r>
-      <w:r>
-        <w:rPr>
-          <w:rStyle w:val="NormalTok"/>
-        </w:rPr>
-        <w:t xml:space="preserve"> altura </w:t>
-      </w:r>
-      <w:r>
-        <w:rPr>
-          <w:rStyle w:val="SpecialCharTok"/>
-        </w:rPr>
-        <w:t xml:space="preserve">*</w:t>
-      </w:r>
-      <w:r>
-        <w:rPr>
-          <w:rStyle w:val="NormalTok"/>
-        </w:rPr>
-        <w:t xml:space="preserve"> factor_conversion</w:t>
-      </w:r>
-      <w:r>
-        <w:br/>
-      </w:r>
-      <w:r>
-        <w:rPr>
-          <w:rStyle w:val="NormalTok"/>
-        </w:rPr>
-        <w:t xml:space="preserve">  volumen </w:t>
-      </w:r>
-      <w:r>
-        <w:rPr>
-          <w:rStyle w:val="OtherTok"/>
-        </w:rPr>
-        <w:t xml:space="preserve">&lt;-</w:t>
-      </w:r>
-      <w:r>
-        <w:rPr>
-          <w:rStyle w:val="NormalTok"/>
-        </w:rPr>
-        <w:t xml:space="preserve"> volumen </w:t>
-      </w:r>
-      <w:r>
-        <w:rPr>
-          <w:rStyle w:val="SpecialCharTok"/>
-        </w:rPr>
-        <w:t xml:space="preserve">*</w:t>
-      </w:r>
-      <w:r>
-        <w:rPr>
-          <w:rStyle w:val="NormalTok"/>
-        </w:rPr>
-        <w:t xml:space="preserve"> (factor_conversion</w:t>
-      </w:r>
-      <w:r>
-        <w:rPr>
-          <w:rStyle w:val="SpecialCharTok"/>
-        </w:rPr>
-        <w:t xml:space="preserve">^</w:t>
-      </w:r>
-      <w:r>
-        <w:rPr>
-          <w:rStyle w:val="DecValTok"/>
-        </w:rPr>
-        <w:t xml:space="preserve">3</w:t>
-      </w:r>
-      <w:r>
-        <w:rPr>
-          <w:rStyle w:val="NormalTok"/>
-        </w:rPr>
-        <w:t xml:space="preserve">)</w:t>
-      </w:r>
-      <w:r>
-        <w:br/>
-      </w:r>
-      <w:r>
-        <w:rPr>
-          <w:rStyle w:val="NormalTok"/>
-        </w:rPr>
-        <w:t xml:space="preserve">  r_ext </w:t>
-      </w:r>
-      <w:r>
-        <w:rPr>
-          <w:rStyle w:val="OtherTok"/>
-        </w:rPr>
-        <w:t xml:space="preserve">&lt;-</w:t>
-      </w:r>
-      <w:r>
-        <w:rPr>
-          <w:rStyle w:val="NormalTok"/>
-        </w:rPr>
-        <w:t xml:space="preserve"> r_ext </w:t>
-      </w:r>
-      <w:r>
-        <w:rPr>
-          <w:rStyle w:val="SpecialCharTok"/>
-        </w:rPr>
-        <w:t xml:space="preserve">*</w:t>
-      </w:r>
-      <w:r>
-        <w:rPr>
-          <w:rStyle w:val="NormalTok"/>
-        </w:rPr>
-        <w:t xml:space="preserve"> factor_conversion</w:t>
-      </w:r>
-      <w:r>
-        <w:br/>
-      </w:r>
-      <w:r>
-        <w:rPr>
-          <w:rStyle w:val="NormalTok"/>
-        </w:rPr>
-        <w:t xml:space="preserve">}</w:t>
-      </w:r>
-      <w:r>
-        <w:br/>
-      </w:r>
-      <w:r>
-        <w:br/>
-      </w:r>
-      <w:r>
-        <w:rPr>
-          <w:rStyle w:val="CommentTok"/>
-        </w:rPr>
-        <w:t xml:space="preserve"># Redondear todos los valores para mayor claridad</w:t>
-      </w:r>
-      <w:r>
-        <w:br/>
-      </w:r>
-      <w:r>
-        <w:rPr>
-          <w:rStyle w:val="NormalTok"/>
-        </w:rPr>
-        <w:t xml:space="preserve">d_ext </w:t>
-      </w:r>
-      <w:r>
-        <w:rPr>
-          <w:rStyle w:val="OtherTok"/>
-        </w:rPr>
-        <w:t xml:space="preserve">&lt;-</w:t>
-      </w:r>
-      <w:r>
-        <w:rPr>
-          <w:rStyle w:val="NormalTok"/>
-        </w:rPr>
-        <w:t xml:space="preserve"> </w:t>
-      </w:r>
-      <w:r>
-        <w:rPr>
-          <w:rStyle w:val="FunctionTok"/>
-        </w:rPr>
-        <w:t xml:space="preserve">round</w:t>
-      </w:r>
-      <w:r>
-        <w:rPr>
-          <w:rStyle w:val="NormalTok"/>
-        </w:rPr>
-        <w:t xml:space="preserve">(d_ext, </w:t>
-      </w:r>
-      <w:r>
-        <w:rPr>
-          <w:rStyle w:val="DecValTok"/>
-        </w:rPr>
-        <w:t xml:space="preserve">1</w:t>
-      </w:r>
-      <w:r>
-        <w:rPr>
-          <w:rStyle w:val="NormalTok"/>
-        </w:rPr>
-        <w:t xml:space="preserve">)</w:t>
-      </w:r>
-      <w:r>
-        <w:br/>
-      </w:r>
-      <w:r>
-        <w:rPr>
-          <w:rStyle w:val="NormalTok"/>
-        </w:rPr>
-        <w:t xml:space="preserve">r_int </w:t>
-      </w:r>
-      <w:r>
-        <w:rPr>
-          <w:rStyle w:val="OtherTok"/>
-        </w:rPr>
-        <w:t xml:space="preserve">&lt;-</w:t>
-      </w:r>
-      <w:r>
-        <w:rPr>
-          <w:rStyle w:val="NormalTok"/>
-        </w:rPr>
-        <w:t xml:space="preserve"> </w:t>
-      </w:r>
-      <w:r>
-        <w:rPr>
-          <w:rStyle w:val="FunctionTok"/>
-        </w:rPr>
-        <w:t xml:space="preserve">round</w:t>
-      </w:r>
-      <w:r>
-        <w:rPr>
-          <w:rStyle w:val="NormalTok"/>
-        </w:rPr>
-        <w:t xml:space="preserve">(r_int, </w:t>
-      </w:r>
-      <w:r>
-        <w:rPr>
-          <w:rStyle w:val="DecValTok"/>
-        </w:rPr>
-        <w:t xml:space="preserve">1</w:t>
-      </w:r>
-      <w:r>
-        <w:rPr>
-          <w:rStyle w:val="NormalTok"/>
-        </w:rPr>
-        <w:t xml:space="preserve">)</w:t>
-      </w:r>
-      <w:r>
-        <w:br/>
-      </w:r>
-      <w:r>
-        <w:rPr>
-          <w:rStyle w:val="NormalTok"/>
-        </w:rPr>
-        <w:t xml:space="preserve">altura </w:t>
-      </w:r>
-      <w:r>
-        <w:rPr>
-          <w:rStyle w:val="OtherTok"/>
-        </w:rPr>
-        <w:t xml:space="preserve">&lt;-</w:t>
-      </w:r>
-      <w:r>
-        <w:rPr>
-          <w:rStyle w:val="NormalTok"/>
-        </w:rPr>
-        <w:t xml:space="preserve"> </w:t>
-      </w:r>
-      <w:r>
-        <w:rPr>
-          <w:rStyle w:val="FunctionTok"/>
-        </w:rPr>
-        <w:t xml:space="preserve">round</w:t>
-      </w:r>
-      <w:r>
-        <w:rPr>
-          <w:rStyle w:val="NormalTok"/>
-        </w:rPr>
-        <w:t xml:space="preserve">(altura, </w:t>
-      </w:r>
-      <w:r>
-        <w:rPr>
-          <w:rStyle w:val="DecValTok"/>
-        </w:rPr>
-        <w:t xml:space="preserve">1</w:t>
-      </w:r>
-      <w:r>
-        <w:rPr>
-          <w:rStyle w:val="NormalTok"/>
-        </w:rPr>
-        <w:t xml:space="preserve">)</w:t>
-      </w:r>
-      <w:r>
-        <w:br/>
-      </w:r>
-      <w:r>
-        <w:rPr>
-          <w:rStyle w:val="NormalTok"/>
-        </w:rPr>
-        <w:t xml:space="preserve">r_ext </w:t>
-      </w:r>
-      <w:r>
-        <w:rPr>
-          <w:rStyle w:val="OtherTok"/>
-        </w:rPr>
-        <w:t xml:space="preserve">&lt;-</w:t>
-      </w:r>
-      <w:r>
-        <w:rPr>
-          <w:rStyle w:val="NormalTok"/>
-        </w:rPr>
-        <w:t xml:space="preserve"> </w:t>
-      </w:r>
-      <w:r>
-        <w:rPr>
-          <w:rStyle w:val="FunctionTok"/>
-        </w:rPr>
-        <w:t xml:space="preserve">round</w:t>
-      </w:r>
-      <w:r>
-        <w:rPr>
-          <w:rStyle w:val="NormalTok"/>
-        </w:rPr>
-        <w:t xml:space="preserve">(r_ext, </w:t>
+        <w:t xml:space="preserve">(grosor, </w:t>
       </w:r>
       <w:r>
         <w:rPr>
@@ -3461,7 +3602,421 @@
         <w:rPr>
           <w:rStyle w:val="CommentTok"/>
         </w:rPr>
-        <w:t xml:space="preserve"># Código Python para generar el cilindro hueco adaptado del archivo Cilindro-Hueco.py</w:t>
+        <w:t xml:space="preserve"># Función para formatear valores numéricos (1 decimal para decimales, 0 para enteros)</w:t>
+      </w:r>
+      <w:r>
+        <w:br/>
+      </w:r>
+      <w:r>
+        <w:rPr>
+          <w:rStyle w:val="NormalTok"/>
+        </w:rPr>
+        <w:t xml:space="preserve">formatear_numero </w:t>
+      </w:r>
+      <w:r>
+        <w:rPr>
+          <w:rStyle w:val="OtherTok"/>
+        </w:rPr>
+        <w:t xml:space="preserve">&lt;-</w:t>
+      </w:r>
+      <w:r>
+        <w:rPr>
+          <w:rStyle w:val="NormalTok"/>
+        </w:rPr>
+        <w:t xml:space="preserve"> </w:t>
+      </w:r>
+      <w:r>
+        <w:rPr>
+          <w:rStyle w:val="ControlFlowTok"/>
+        </w:rPr>
+        <w:t xml:space="preserve">function</w:t>
+      </w:r>
+      <w:r>
+        <w:rPr>
+          <w:rStyle w:val="NormalTok"/>
+        </w:rPr>
+        <w:t xml:space="preserve">(numero) {</w:t>
+      </w:r>
+      <w:r>
+        <w:br/>
+      </w:r>
+      <w:r>
+        <w:rPr>
+          <w:rStyle w:val="NormalTok"/>
+        </w:rPr>
+        <w:t xml:space="preserve">  </w:t>
+      </w:r>
+      <w:r>
+        <w:rPr>
+          <w:rStyle w:val="ControlFlowTok"/>
+        </w:rPr>
+        <w:t xml:space="preserve">if</w:t>
+      </w:r>
+      <w:r>
+        <w:rPr>
+          <w:rStyle w:val="NormalTok"/>
+        </w:rPr>
+        <w:t xml:space="preserve"> (numero </w:t>
+      </w:r>
+      <w:r>
+        <w:rPr>
+          <w:rStyle w:val="SpecialCharTok"/>
+        </w:rPr>
+        <w:t xml:space="preserve">%%</w:t>
+      </w:r>
+      <w:r>
+        <w:rPr>
+          <w:rStyle w:val="NormalTok"/>
+        </w:rPr>
+        <w:t xml:space="preserve"> </w:t>
+      </w:r>
+      <w:r>
+        <w:rPr>
+          <w:rStyle w:val="DecValTok"/>
+        </w:rPr>
+        <w:t xml:space="preserve">1</w:t>
+      </w:r>
+      <w:r>
+        <w:rPr>
+          <w:rStyle w:val="NormalTok"/>
+        </w:rPr>
+        <w:t xml:space="preserve"> </w:t>
+      </w:r>
+      <w:r>
+        <w:rPr>
+          <w:rStyle w:val="SpecialCharTok"/>
+        </w:rPr>
+        <w:t xml:space="preserve">==</w:t>
+      </w:r>
+      <w:r>
+        <w:rPr>
+          <w:rStyle w:val="NormalTok"/>
+        </w:rPr>
+        <w:t xml:space="preserve"> </w:t>
+      </w:r>
+      <w:r>
+        <w:rPr>
+          <w:rStyle w:val="DecValTok"/>
+        </w:rPr>
+        <w:t xml:space="preserve">0</w:t>
+      </w:r>
+      <w:r>
+        <w:rPr>
+          <w:rStyle w:val="NormalTok"/>
+        </w:rPr>
+        <w:t xml:space="preserve">) {</w:t>
+      </w:r>
+      <w:r>
+        <w:br/>
+      </w:r>
+      <w:r>
+        <w:rPr>
+          <w:rStyle w:val="NormalTok"/>
+        </w:rPr>
+        <w:t xml:space="preserve">    </w:t>
+      </w:r>
+      <w:r>
+        <w:rPr>
+          <w:rStyle w:val="FunctionTok"/>
+        </w:rPr>
+        <w:t xml:space="preserve">return</w:t>
+      </w:r>
+      <w:r>
+        <w:rPr>
+          <w:rStyle w:val="NormalTok"/>
+        </w:rPr>
+        <w:t xml:space="preserve">(</w:t>
+      </w:r>
+      <w:r>
+        <w:rPr>
+          <w:rStyle w:val="FunctionTok"/>
+        </w:rPr>
+        <w:t xml:space="preserve">as.integer</w:t>
+      </w:r>
+      <w:r>
+        <w:rPr>
+          <w:rStyle w:val="NormalTok"/>
+        </w:rPr>
+        <w:t xml:space="preserve">(numero))</w:t>
+      </w:r>
+      <w:r>
+        <w:br/>
+      </w:r>
+      <w:r>
+        <w:rPr>
+          <w:rStyle w:val="NormalTok"/>
+        </w:rPr>
+        <w:t xml:space="preserve">  } </w:t>
+      </w:r>
+      <w:r>
+        <w:rPr>
+          <w:rStyle w:val="ControlFlowTok"/>
+        </w:rPr>
+        <w:t xml:space="preserve">else</w:t>
+      </w:r>
+      <w:r>
+        <w:rPr>
+          <w:rStyle w:val="NormalTok"/>
+        </w:rPr>
+        <w:t xml:space="preserve"> {</w:t>
+      </w:r>
+      <w:r>
+        <w:br/>
+      </w:r>
+      <w:r>
+        <w:rPr>
+          <w:rStyle w:val="NormalTok"/>
+        </w:rPr>
+        <w:t xml:space="preserve">    </w:t>
+      </w:r>
+      <w:r>
+        <w:rPr>
+          <w:rStyle w:val="FunctionTok"/>
+        </w:rPr>
+        <w:t xml:space="preserve">return</w:t>
+      </w:r>
+      <w:r>
+        <w:rPr>
+          <w:rStyle w:val="NormalTok"/>
+        </w:rPr>
+        <w:t xml:space="preserve">(</w:t>
+      </w:r>
+      <w:r>
+        <w:rPr>
+          <w:rStyle w:val="FunctionTok"/>
+        </w:rPr>
+        <w:t xml:space="preserve">sprintf</w:t>
+      </w:r>
+      <w:r>
+        <w:rPr>
+          <w:rStyle w:val="NormalTok"/>
+        </w:rPr>
+        <w:t xml:space="preserve">(</w:t>
+      </w:r>
+      <w:r>
+        <w:rPr>
+          <w:rStyle w:val="StringTok"/>
+        </w:rPr>
+        <w:t xml:space="preserve">"%.1f"</w:t>
+      </w:r>
+      <w:r>
+        <w:rPr>
+          <w:rStyle w:val="NormalTok"/>
+        </w:rPr>
+        <w:t xml:space="preserve">, numero))</w:t>
+      </w:r>
+      <w:r>
+        <w:br/>
+      </w:r>
+      <w:r>
+        <w:rPr>
+          <w:rStyle w:val="NormalTok"/>
+        </w:rPr>
+        <w:t xml:space="preserve">  }</w:t>
+      </w:r>
+      <w:r>
+        <w:br/>
+      </w:r>
+      <w:r>
+        <w:rPr>
+          <w:rStyle w:val="NormalTok"/>
+        </w:rPr>
+        <w:t xml:space="preserve">}</w:t>
+      </w:r>
+      <w:r>
+        <w:br/>
+      </w:r>
+      <w:r>
+        <w:br/>
+      </w:r>
+      <w:r>
+        <w:rPr>
+          <w:rStyle w:val="CommentTok"/>
+        </w:rPr>
+        <w:t xml:space="preserve"># Formatear los valores</w:t>
+      </w:r>
+      <w:r>
+        <w:br/>
+      </w:r>
+      <w:r>
+        <w:rPr>
+          <w:rStyle w:val="NormalTok"/>
+        </w:rPr>
+        <w:t xml:space="preserve">d_ext_fmt </w:t>
+      </w:r>
+      <w:r>
+        <w:rPr>
+          <w:rStyle w:val="OtherTok"/>
+        </w:rPr>
+        <w:t xml:space="preserve">&lt;-</w:t>
+      </w:r>
+      <w:r>
+        <w:rPr>
+          <w:rStyle w:val="NormalTok"/>
+        </w:rPr>
+        <w:t xml:space="preserve"> </w:t>
+      </w:r>
+      <w:r>
+        <w:rPr>
+          <w:rStyle w:val="FunctionTok"/>
+        </w:rPr>
+        <w:t xml:space="preserve">formatear_numero</w:t>
+      </w:r>
+      <w:r>
+        <w:rPr>
+          <w:rStyle w:val="NormalTok"/>
+        </w:rPr>
+        <w:t xml:space="preserve">(d_ext)</w:t>
+      </w:r>
+      <w:r>
+        <w:br/>
+      </w:r>
+      <w:r>
+        <w:rPr>
+          <w:rStyle w:val="NormalTok"/>
+        </w:rPr>
+        <w:t xml:space="preserve">r_ext_fmt </w:t>
+      </w:r>
+      <w:r>
+        <w:rPr>
+          <w:rStyle w:val="OtherTok"/>
+        </w:rPr>
+        <w:t xml:space="preserve">&lt;-</w:t>
+      </w:r>
+      <w:r>
+        <w:rPr>
+          <w:rStyle w:val="NormalTok"/>
+        </w:rPr>
+        <w:t xml:space="preserve"> </w:t>
+      </w:r>
+      <w:r>
+        <w:rPr>
+          <w:rStyle w:val="FunctionTok"/>
+        </w:rPr>
+        <w:t xml:space="preserve">formatear_numero</w:t>
+      </w:r>
+      <w:r>
+        <w:rPr>
+          <w:rStyle w:val="NormalTok"/>
+        </w:rPr>
+        <w:t xml:space="preserve">(r_ext)</w:t>
+      </w:r>
+      <w:r>
+        <w:br/>
+      </w:r>
+      <w:r>
+        <w:rPr>
+          <w:rStyle w:val="NormalTok"/>
+        </w:rPr>
+        <w:t xml:space="preserve">r_int_fmt </w:t>
+      </w:r>
+      <w:r>
+        <w:rPr>
+          <w:rStyle w:val="OtherTok"/>
+        </w:rPr>
+        <w:t xml:space="preserve">&lt;-</w:t>
+      </w:r>
+      <w:r>
+        <w:rPr>
+          <w:rStyle w:val="NormalTok"/>
+        </w:rPr>
+        <w:t xml:space="preserve"> </w:t>
+      </w:r>
+      <w:r>
+        <w:rPr>
+          <w:rStyle w:val="FunctionTok"/>
+        </w:rPr>
+        <w:t xml:space="preserve">formatear_numero</w:t>
+      </w:r>
+      <w:r>
+        <w:rPr>
+          <w:rStyle w:val="NormalTok"/>
+        </w:rPr>
+        <w:t xml:space="preserve">(r_int)</w:t>
+      </w:r>
+      <w:r>
+        <w:br/>
+      </w:r>
+      <w:r>
+        <w:rPr>
+          <w:rStyle w:val="NormalTok"/>
+        </w:rPr>
+        <w:t xml:space="preserve">altura_fmt </w:t>
+      </w:r>
+      <w:r>
+        <w:rPr>
+          <w:rStyle w:val="OtherTok"/>
+        </w:rPr>
+        <w:t xml:space="preserve">&lt;-</w:t>
+      </w:r>
+      <w:r>
+        <w:rPr>
+          <w:rStyle w:val="NormalTok"/>
+        </w:rPr>
+        <w:t xml:space="preserve"> </w:t>
+      </w:r>
+      <w:r>
+        <w:rPr>
+          <w:rStyle w:val="FunctionTok"/>
+        </w:rPr>
+        <w:t xml:space="preserve">formatear_numero</w:t>
+      </w:r>
+      <w:r>
+        <w:rPr>
+          <w:rStyle w:val="NormalTok"/>
+        </w:rPr>
+        <w:t xml:space="preserve">(altura)</w:t>
+      </w:r>
+      <w:r>
+        <w:br/>
+      </w:r>
+      <w:r>
+        <w:rPr>
+          <w:rStyle w:val="NormalTok"/>
+        </w:rPr>
+        <w:t xml:space="preserve">grosor_fmt </w:t>
+      </w:r>
+      <w:r>
+        <w:rPr>
+          <w:rStyle w:val="OtherTok"/>
+        </w:rPr>
+        <w:t xml:space="preserve">&lt;-</w:t>
+      </w:r>
+      <w:r>
+        <w:rPr>
+          <w:rStyle w:val="NormalTok"/>
+        </w:rPr>
+        <w:t xml:space="preserve"> </w:t>
+      </w:r>
+      <w:r>
+        <w:rPr>
+          <w:rStyle w:val="FunctionTok"/>
+        </w:rPr>
+        <w:t xml:space="preserve">formatear_numero</w:t>
+      </w:r>
+      <w:r>
+        <w:rPr>
+          <w:rStyle w:val="NormalTok"/>
+        </w:rPr>
+        <w:t xml:space="preserve">(grosor)  </w:t>
+      </w:r>
+      <w:r>
+        <w:rPr>
+          <w:rStyle w:val="CommentTok"/>
+        </w:rPr>
+        <w:t xml:space="preserve"># Asegura consistencia usando el grosor precalculado</w:t>
+      </w:r>
+      <w:r>
+        <w:br/>
+      </w:r>
+      <w:r>
+        <w:br/>
+      </w:r>
+      <w:r>
+        <w:rPr>
+          <w:rStyle w:val="CommentTok"/>
+        </w:rPr>
+        <w:t xml:space="preserve"># Código Python para generar el cilindro hueco similar a la imagen de referencia</w:t>
       </w:r>
       <w:r>
         <w:br/>
@@ -3527,37 +4082,19 @@
         <w:rPr>
           <w:rStyle w:val="StringTok"/>
         </w:rPr>
-        <w:t xml:space="preserve">from matplotlib.patches import Ellipse, FancyArrowPatch, ConnectionPatch</w:t>
-      </w:r>
-      <w:r>
-        <w:br/>
-      </w:r>
-      <w:r>
-        <w:rPr>
-          <w:rStyle w:val="StringTok"/>
-        </w:rPr>
-        <w:t xml:space="preserve">import matplotlib.patheffects as path_effects</w:t>
-      </w:r>
-      <w:r>
-        <w:br/>
-      </w:r>
-      <w:r>
-        <w:rPr>
-          <w:rStyle w:val="StringTok"/>
-        </w:rPr>
-        <w:t xml:space="preserve">from matplotlib.patches import Rectangle</w:t>
-      </w:r>
-      <w:r>
-        <w:br/>
-      </w:r>
-      <w:r>
-        <w:br/>
-      </w:r>
-      <w:r>
-        <w:rPr>
-          <w:rStyle w:val="StringTok"/>
-        </w:rPr>
-        <w:t xml:space="preserve"># Parámetros del cilindro</w:t>
+        <w:t xml:space="preserve">from matplotlib.patches import Ellipse, FancyArrowPatch, Polygon</w:t>
+      </w:r>
+      <w:r>
+        <w:br/>
+      </w:r>
+      <w:r>
+        <w:br/>
+      </w:r>
+      <w:r>
+        <w:rPr>
+          <w:rStyle w:val="StringTok"/>
+        </w:rPr>
+        <w:t xml:space="preserve"># Parámetros del cilindro (en español)</w:t>
       </w:r>
       <w:r>
         <w:br/>
@@ -3599,25 +4136,112 @@
         <w:rPr>
           <w:rStyle w:val="StringTok"/>
         </w:rPr>
+        <w:t xml:space="preserve">radio_externo = "</w:t>
+      </w:r>
+      <w:r>
+        <w:rPr>
+          <w:rStyle w:val="NormalTok"/>
+        </w:rPr>
+        <w:t xml:space="preserve">, r_ext, </w:t>
+      </w:r>
+      <w:r>
+        <w:rPr>
+          <w:rStyle w:val="StringTok"/>
+        </w:rPr>
+        <w:t xml:space="preserve">"  # "</w:t>
+      </w:r>
+      <w:r>
+        <w:rPr>
+          <w:rStyle w:val="NormalTok"/>
+        </w:rPr>
+        <w:t xml:space="preserve">, unidad, </w:t>
+      </w:r>
+      <w:r>
+        <w:rPr>
+          <w:rStyle w:val="StringTok"/>
+        </w:rPr>
+        <w:t xml:space="preserve">"</w:t>
+      </w:r>
+      <w:r>
+        <w:br/>
+      </w:r>
+      <w:r>
+        <w:rPr>
+          <w:rStyle w:val="StringTok"/>
+        </w:rPr>
+        <w:t xml:space="preserve">altura = "</w:t>
+      </w:r>
+      <w:r>
+        <w:rPr>
+          <w:rStyle w:val="NormalTok"/>
+        </w:rPr>
+        <w:t xml:space="preserve">, altura, </w:t>
+      </w:r>
+      <w:r>
+        <w:rPr>
+          <w:rStyle w:val="StringTok"/>
+        </w:rPr>
+        <w:t xml:space="preserve">"  # "</w:t>
+      </w:r>
+      <w:r>
+        <w:rPr>
+          <w:rStyle w:val="NormalTok"/>
+        </w:rPr>
+        <w:t xml:space="preserve">, unidad, </w:t>
+      </w:r>
+      <w:r>
+        <w:rPr>
+          <w:rStyle w:val="StringTok"/>
+        </w:rPr>
+        <w:t xml:space="preserve">"</w:t>
+      </w:r>
+      <w:r>
+        <w:br/>
+      </w:r>
+      <w:r>
+        <w:rPr>
+          <w:rStyle w:val="StringTok"/>
+        </w:rPr>
+        <w:t xml:space="preserve">diametro_externo = "</w:t>
+      </w:r>
+      <w:r>
+        <w:rPr>
+          <w:rStyle w:val="NormalTok"/>
+        </w:rPr>
+        <w:t xml:space="preserve">, d_ext, </w:t>
+      </w:r>
+      <w:r>
+        <w:rPr>
+          <w:rStyle w:val="StringTok"/>
+        </w:rPr>
+        <w:t xml:space="preserve">"  # "</w:t>
+      </w:r>
+      <w:r>
+        <w:rPr>
+          <w:rStyle w:val="NormalTok"/>
+        </w:rPr>
+        <w:t xml:space="preserve">, unidad, </w:t>
+      </w:r>
+      <w:r>
+        <w:rPr>
+          <w:rStyle w:val="StringTok"/>
+        </w:rPr>
+        <w:t xml:space="preserve">"</w:t>
+      </w:r>
+      <w:r>
+        <w:br/>
+      </w:r>
+      <w:r>
+        <w:rPr>
+          <w:rStyle w:val="StringTok"/>
+        </w:rPr>
         <w:t xml:space="preserve">grosor = "</w:t>
       </w:r>
       <w:r>
         <w:rPr>
           <w:rStyle w:val="NormalTok"/>
         </w:rPr>
-        <w:t xml:space="preserve">, r_ext </w:t>
-      </w:r>
-      <w:r>
-        <w:rPr>
-          <w:rStyle w:val="SpecialCharTok"/>
-        </w:rPr>
-        <w:t xml:space="preserve">-</w:t>
-      </w:r>
-      <w:r>
-        <w:rPr>
-          <w:rStyle w:val="NormalTok"/>
-        </w:rPr>
-        <w:t xml:space="preserve"> r_int, </w:t>
+        <w:t xml:space="preserve">, grosor, </w:t>
       </w:r>
       <w:r>
         <w:rPr>
@@ -3635,28 +4259,16 @@
         <w:rPr>
           <w:rStyle w:val="StringTok"/>
         </w:rPr>
-        <w:t xml:space="preserve">"</w:t>
-      </w:r>
-      <w:r>
-        <w:br/>
-      </w:r>
-      <w:r>
-        <w:rPr>
-          <w:rStyle w:val="StringTok"/>
-        </w:rPr>
-        <w:t xml:space="preserve">radio_externo = radio_interno + grosor  # "</w:t>
-      </w:r>
-      <w:r>
-        <w:rPr>
-          <w:rStyle w:val="NormalTok"/>
-        </w:rPr>
-        <w:t xml:space="preserve">, r_ext, </w:t>
-      </w:r>
-      <w:r>
-        <w:rPr>
-          <w:rStyle w:val="StringTok"/>
-        </w:rPr>
-        <w:t xml:space="preserve">" "</w:t>
+        <w:t xml:space="preserve">" (valor calculado directamente en R)</w:t>
+      </w:r>
+      <w:r>
+        <w:br/>
+      </w:r>
+      <w:r>
+        <w:rPr>
+          <w:rStyle w:val="StringTok"/>
+        </w:rPr>
+        <w:t xml:space="preserve">unidad = '"</w:t>
       </w:r>
       <w:r>
         <w:rPr>
@@ -3668,93 +4280,6 @@
         <w:rPr>
           <w:rStyle w:val="StringTok"/>
         </w:rPr>
-        <w:t xml:space="preserve">"</w:t>
-      </w:r>
-      <w:r>
-        <w:br/>
-      </w:r>
-      <w:r>
-        <w:rPr>
-          <w:rStyle w:val="StringTok"/>
-        </w:rPr>
-        <w:t xml:space="preserve">altura = "</w:t>
-      </w:r>
-      <w:r>
-        <w:rPr>
-          <w:rStyle w:val="NormalTok"/>
-        </w:rPr>
-        <w:t xml:space="preserve">, altura, </w:t>
-      </w:r>
-      <w:r>
-        <w:rPr>
-          <w:rStyle w:val="StringTok"/>
-        </w:rPr>
-        <w:t xml:space="preserve">"  # "</w:t>
-      </w:r>
-      <w:r>
-        <w:rPr>
-          <w:rStyle w:val="NormalTok"/>
-        </w:rPr>
-        <w:t xml:space="preserve">, unidad, </w:t>
-      </w:r>
-      <w:r>
-        <w:rPr>
-          <w:rStyle w:val="StringTok"/>
-        </w:rPr>
-        <w:t xml:space="preserve">"</w:t>
-      </w:r>
-      <w:r>
-        <w:br/>
-      </w:r>
-      <w:r>
-        <w:rPr>
-          <w:rStyle w:val="StringTok"/>
-        </w:rPr>
-        <w:t xml:space="preserve">diametro_externo = 2 * radio_externo  # "</w:t>
-      </w:r>
-      <w:r>
-        <w:rPr>
-          <w:rStyle w:val="NormalTok"/>
-        </w:rPr>
-        <w:t xml:space="preserve">, d_ext, </w:t>
-      </w:r>
-      <w:r>
-        <w:rPr>
-          <w:rStyle w:val="StringTok"/>
-        </w:rPr>
-        <w:t xml:space="preserve">" "</w:t>
-      </w:r>
-      <w:r>
-        <w:rPr>
-          <w:rStyle w:val="NormalTok"/>
-        </w:rPr>
-        <w:t xml:space="preserve">, unidad, </w:t>
-      </w:r>
-      <w:r>
-        <w:rPr>
-          <w:rStyle w:val="StringTok"/>
-        </w:rPr>
-        <w:t xml:space="preserve">"</w:t>
-      </w:r>
-      <w:r>
-        <w:br/>
-      </w:r>
-      <w:r>
-        <w:rPr>
-          <w:rStyle w:val="StringTok"/>
-        </w:rPr>
-        <w:t xml:space="preserve">unidad = '"</w:t>
-      </w:r>
-      <w:r>
-        <w:rPr>
-          <w:rStyle w:val="NormalTok"/>
-        </w:rPr>
-        <w:t xml:space="preserve">, unidad, </w:t>
-      </w:r>
-      <w:r>
-        <w:rPr>
-          <w:rStyle w:val="StringTok"/>
-        </w:rPr>
         <w:t xml:space="preserve">"'</w:t>
       </w:r>
       <w:r>
@@ -3767,1624 +4292,1288 @@
         <w:rPr>
           <w:rStyle w:val="StringTok"/>
         </w:rPr>
-        <w:t xml:space="preserve"># Calcular la relación altura/radio para ajustar dinámicamente la visualización</w:t>
-      </w:r>
-      <w:r>
-        <w:br/>
-      </w:r>
-      <w:r>
-        <w:rPr>
-          <w:rStyle w:val="StringTok"/>
-        </w:rPr>
-        <w:t xml:space="preserve">relacion_altura_radio = altura / radio_externo</w:t>
-      </w:r>
-      <w:r>
-        <w:br/>
-      </w:r>
-      <w:r>
-        <w:br/>
-      </w:r>
-      <w:r>
-        <w:rPr>
-          <w:rStyle w:val="StringTok"/>
-        </w:rPr>
-        <w:t xml:space="preserve"># Ajustar el tamaño de la figura según la relación altura/radio</w:t>
-      </w:r>
-      <w:r>
-        <w:br/>
-      </w:r>
-      <w:r>
-        <w:rPr>
-          <w:rStyle w:val="StringTok"/>
-        </w:rPr>
-        <w:t xml:space="preserve">if relacion_altura_radio &gt; 5:</w:t>
-      </w:r>
-      <w:r>
-        <w:br/>
-      </w:r>
-      <w:r>
-        <w:rPr>
-          <w:rStyle w:val="StringTok"/>
-        </w:rPr>
-        <w:t xml:space="preserve">    fig_width = 7</w:t>
-      </w:r>
-      <w:r>
-        <w:br/>
-      </w:r>
-      <w:r>
-        <w:rPr>
-          <w:rStyle w:val="StringTok"/>
-        </w:rPr>
-        <w:t xml:space="preserve">    fig_height = 8</w:t>
-      </w:r>
-      <w:r>
-        <w:br/>
-      </w:r>
-      <w:r>
-        <w:rPr>
-          <w:rStyle w:val="StringTok"/>
-        </w:rPr>
-        <w:t xml:space="preserve">elif relacion_altura_radio &gt; 3:</w:t>
-      </w:r>
-      <w:r>
-        <w:br/>
-      </w:r>
-      <w:r>
-        <w:rPr>
-          <w:rStyle w:val="StringTok"/>
-        </w:rPr>
-        <w:t xml:space="preserve">    fig_width = 7</w:t>
-      </w:r>
-      <w:r>
-        <w:br/>
-      </w:r>
-      <w:r>
-        <w:rPr>
-          <w:rStyle w:val="StringTok"/>
-        </w:rPr>
-        <w:t xml:space="preserve">    fig_height = 7</w:t>
-      </w:r>
-      <w:r>
-        <w:br/>
-      </w:r>
-      <w:r>
-        <w:rPr>
-          <w:rStyle w:val="StringTok"/>
-        </w:rPr>
-        <w:t xml:space="preserve">else:</w:t>
-      </w:r>
-      <w:r>
-        <w:br/>
-      </w:r>
-      <w:r>
-        <w:rPr>
-          <w:rStyle w:val="StringTok"/>
-        </w:rPr>
-        <w:t xml:space="preserve">    fig_width = 6</w:t>
-      </w:r>
-      <w:r>
-        <w:br/>
-      </w:r>
-      <w:r>
-        <w:rPr>
-          <w:rStyle w:val="StringTok"/>
-        </w:rPr>
-        <w:t xml:space="preserve">    fig_height = 6</w:t>
-      </w:r>
-      <w:r>
-        <w:br/>
-      </w:r>
-      <w:r>
-        <w:br/>
-      </w:r>
-      <w:r>
-        <w:rPr>
-          <w:rStyle w:val="StringTok"/>
-        </w:rPr>
-        <w:t xml:space="preserve"># Crear figura con las proporciones adecuadas</w:t>
-      </w:r>
-      <w:r>
-        <w:br/>
-      </w:r>
-      <w:r>
-        <w:rPr>
-          <w:rStyle w:val="StringTok"/>
-        </w:rPr>
-        <w:t xml:space="preserve">fig, ax = plt.subplots(figsize=(fig_width, fig_height))</w:t>
-      </w:r>
-      <w:r>
-        <w:br/>
-      </w:r>
-      <w:r>
-        <w:br/>
-      </w:r>
-      <w:r>
-        <w:rPr>
-          <w:rStyle w:val="StringTok"/>
-        </w:rPr>
-        <w:t xml:space="preserve"># Vertical radii for perspective (ellipses) - ajustados dinámicamente para perspectiva más amplia</w:t>
-      </w:r>
-      <w:r>
-        <w:br/>
-      </w:r>
-      <w:r>
-        <w:rPr>
-          <w:rStyle w:val="StringTok"/>
-        </w:rPr>
-        <w:t xml:space="preserve"># Aumentamos el rango del factor de perspectiva para elipses más anchas</w:t>
-      </w:r>
-      <w:r>
-        <w:br/>
-      </w:r>
-      <w:r>
-        <w:rPr>
-          <w:rStyle w:val="StringTok"/>
-        </w:rPr>
-        <w:t xml:space="preserve">factor_perspectiva = min(0.6, max(0.3, 1.5/relacion_altura_radio))</w:t>
-      </w:r>
-      <w:r>
-        <w:br/>
-      </w:r>
-      <w:r>
-        <w:rPr>
-          <w:rStyle w:val="StringTok"/>
-        </w:rPr>
-        <w:t xml:space="preserve"># Aplicamos el factor a los radios verticales de las elipses</w:t>
-      </w:r>
-      <w:r>
-        <w:br/>
-      </w:r>
-      <w:r>
-        <w:rPr>
-          <w:rStyle w:val="StringTok"/>
-        </w:rPr>
-        <w:t xml:space="preserve">vradioexternobot = radio_externo * factor_perspectiva  # Radio vertical de la elipse externa inferior</w:t>
-      </w:r>
-      <w:r>
-        <w:br/>
-      </w:r>
-      <w:r>
-        <w:rPr>
-          <w:rStyle w:val="StringTok"/>
-        </w:rPr>
-        <w:t xml:space="preserve">vradiointernobot = radio_interno * factor_perspectiva  # Radio vertical de la elipse interna inferior</w:t>
-      </w:r>
-      <w:r>
-        <w:br/>
-      </w:r>
-      <w:r>
-        <w:rPr>
-          <w:rStyle w:val="StringTok"/>
-        </w:rPr>
-        <w:t xml:space="preserve"># Aumentamos el factor para las elipses superiores para mejor perspectiva</w:t>
-      </w:r>
-      <w:r>
-        <w:br/>
-      </w:r>
-      <w:r>
-        <w:rPr>
-          <w:rStyle w:val="StringTok"/>
-        </w:rPr>
-        <w:t xml:space="preserve">vradioexternotop = radio_externo * factor_perspectiva * 1.3  # Radio vertical de la elipse externa superior</w:t>
-      </w:r>
-      <w:r>
-        <w:br/>
-      </w:r>
-      <w:r>
-        <w:rPr>
-          <w:rStyle w:val="StringTok"/>
-        </w:rPr>
-        <w:t xml:space="preserve">vradiointernotop = radio_interno * factor_perspectiva * 1.3  # Radio vertical de la elipse interna superior</w:t>
-      </w:r>
-      <w:r>
-        <w:br/>
-      </w:r>
-      <w:r>
-        <w:br/>
-      </w:r>
-      <w:r>
-        <w:rPr>
-          <w:rStyle w:val="StringTok"/>
-        </w:rPr>
-        <w:t xml:space="preserve"># Definir colores personalizados</w:t>
-      </w:r>
-      <w:r>
-        <w:br/>
-      </w:r>
-      <w:r>
-        <w:rPr>
-          <w:rStyle w:val="StringTok"/>
-        </w:rPr>
-        <w:t xml:space="preserve">cilindroColor = '#3C78B4'  # Azul para el cilindro (RGB 60, 120, 180)</w:t>
-      </w:r>
-      <w:r>
-        <w:br/>
-      </w:r>
-      <w:r>
-        <w:rPr>
-          <w:rStyle w:val="StringTok"/>
-        </w:rPr>
-        <w:t xml:space="preserve">lineaOculta = '#969696'    # Gris para líneas ocultas (RGB 150, 150, 150)</w:t>
-      </w:r>
-      <w:r>
-        <w:br/>
-      </w:r>
-      <w:r>
-        <w:rPr>
-          <w:rStyle w:val="StringTok"/>
-        </w:rPr>
-        <w:t xml:space="preserve">etiquetaColor = '#323232'  # Gris oscuro para etiquetas (RGB 50, 50, 50)</w:t>
-      </w:r>
-      <w:r>
-        <w:br/>
-      </w:r>
-      <w:r>
-        <w:br/>
-      </w:r>
-      <w:r>
-        <w:rPr>
-          <w:rStyle w:val="StringTok"/>
-        </w:rPr>
-        <w:t xml:space="preserve"># Coordenadas de los centros de las bases</w:t>
-      </w:r>
-      <w:r>
-        <w:br/>
-      </w:r>
-      <w:r>
-        <w:rPr>
-          <w:rStyle w:val="StringTok"/>
-        </w:rPr>
-        <w:t xml:space="preserve">centroinferior = (0, 0)</w:t>
-      </w:r>
-      <w:r>
-        <w:br/>
-      </w:r>
-      <w:r>
-        <w:rPr>
-          <w:rStyle w:val="StringTok"/>
-        </w:rPr>
-        <w:t xml:space="preserve">centrosuperior = (0, altura)</w:t>
-      </w:r>
-      <w:r>
-        <w:br/>
-      </w:r>
-      <w:r>
-        <w:br/>
-      </w:r>
-      <w:r>
-        <w:rPr>
-          <w:rStyle w:val="StringTok"/>
-        </w:rPr>
-        <w:t xml:space="preserve"># Puntos clave en las bases</w:t>
-      </w:r>
-      <w:r>
-        <w:br/>
-      </w:r>
-      <w:r>
-        <w:rPr>
-          <w:rStyle w:val="StringTok"/>
-        </w:rPr>
-        <w:t xml:space="preserve"># Base inferior</w:t>
-      </w:r>
-      <w:r>
-        <w:br/>
-      </w:r>
-      <w:r>
-        <w:rPr>
-          <w:rStyle w:val="StringTok"/>
-        </w:rPr>
-        <w:t xml:space="preserve">R0b = (radio_externo, 0)  # Punto externo derecho inferior</w:t>
-      </w:r>
-      <w:r>
-        <w:br/>
-      </w:r>
-      <w:r>
-        <w:rPr>
-          <w:rStyle w:val="StringTok"/>
-        </w:rPr>
-        <w:t xml:space="preserve">neg_R0b = (-radio_externo, 0)  # Punto externo izquierdo inferior</w:t>
-      </w:r>
-      <w:r>
-        <w:br/>
-      </w:r>
-      <w:r>
-        <w:rPr>
-          <w:rStyle w:val="StringTok"/>
-        </w:rPr>
-        <w:t xml:space="preserve">r0b = (radio_interno, 0)  # Punto interno derecho inferior</w:t>
-      </w:r>
-      <w:r>
-        <w:br/>
-      </w:r>
-      <w:r>
-        <w:rPr>
-          <w:rStyle w:val="StringTok"/>
-        </w:rPr>
-        <w:t xml:space="preserve">neg_r0b = (-radio_interno, 0)  # Punto interno izquierdo inferior</w:t>
-      </w:r>
-      <w:r>
-        <w:br/>
-      </w:r>
-      <w:r>
-        <w:br/>
-      </w:r>
-      <w:r>
-        <w:rPr>
-          <w:rStyle w:val="StringTok"/>
-        </w:rPr>
-        <w:t xml:space="preserve"># Base superior</w:t>
-      </w:r>
-      <w:r>
-        <w:br/>
-      </w:r>
-      <w:r>
-        <w:rPr>
-          <w:rStyle w:val="StringTok"/>
-        </w:rPr>
-        <w:t xml:space="preserve">R0t = (radio_externo, altura)  # Punto externo derecho superior</w:t>
-      </w:r>
-      <w:r>
-        <w:br/>
-      </w:r>
-      <w:r>
-        <w:rPr>
-          <w:rStyle w:val="StringTok"/>
-        </w:rPr>
-        <w:t xml:space="preserve">neg_R0t = (-radio_externo, altura)  # Punto externo izquierdo superior</w:t>
-      </w:r>
-      <w:r>
-        <w:br/>
-      </w:r>
-      <w:r>
-        <w:rPr>
-          <w:rStyle w:val="StringTok"/>
-        </w:rPr>
-        <w:t xml:space="preserve">r0t = (radio_interno, altura)  # Punto interno derecho superior</w:t>
-      </w:r>
-      <w:r>
-        <w:br/>
-      </w:r>
-      <w:r>
-        <w:rPr>
-          <w:rStyle w:val="StringTok"/>
-        </w:rPr>
-        <w:t xml:space="preserve">neg_r0t = (-radio_interno, altura)  # Punto interno izquierdo superior</w:t>
-      </w:r>
-      <w:r>
-        <w:br/>
-      </w:r>
-      <w:r>
-        <w:br/>
-      </w:r>
-      <w:r>
-        <w:rPr>
-          <w:rStyle w:val="StringTok"/>
-        </w:rPr>
-        <w:t xml:space="preserve"># --- Dibujar partes ocultas (punteadas) ---</w:t>
-      </w:r>
-      <w:r>
-        <w:br/>
-      </w:r>
-      <w:r>
-        <w:rPr>
-          <w:rStyle w:val="StringTok"/>
-        </w:rPr>
-        <w:t xml:space="preserve"># Arco posterior externo inferior</w:t>
-      </w:r>
-      <w:r>
-        <w:br/>
-      </w:r>
-      <w:r>
-        <w:rPr>
-          <w:rStyle w:val="StringTok"/>
-        </w:rPr>
-        <w:t xml:space="preserve">theta = np.linspace(0, np.pi, 100)</w:t>
-      </w:r>
-      <w:r>
-        <w:br/>
-      </w:r>
-      <w:r>
-        <w:rPr>
-          <w:rStyle w:val="StringTok"/>
-        </w:rPr>
-        <w:t xml:space="preserve">x_ext_back = radio_externo * np.cos(theta)</w:t>
-      </w:r>
-      <w:r>
-        <w:br/>
-      </w:r>
-      <w:r>
-        <w:rPr>
-          <w:rStyle w:val="StringTok"/>
-        </w:rPr>
-        <w:t xml:space="preserve">y_ext_back = vradioexternobot * np.sin(theta)</w:t>
-      </w:r>
-      <w:r>
-        <w:br/>
-      </w:r>
-      <w:r>
-        <w:rPr>
-          <w:rStyle w:val="StringTok"/>
-        </w:rPr>
-        <w:t xml:space="preserve">ax.plot(x_ext_back, y_ext_back, linestyle='--', color=lineaOculta, linewidth=0.8)</w:t>
-      </w:r>
-      <w:r>
-        <w:br/>
-      </w:r>
-      <w:r>
-        <w:br/>
-      </w:r>
-      <w:r>
-        <w:rPr>
-          <w:rStyle w:val="StringTok"/>
-        </w:rPr>
-        <w:t xml:space="preserve"># Arco posterior interno inferior</w:t>
-      </w:r>
-      <w:r>
-        <w:br/>
-      </w:r>
-      <w:r>
-        <w:rPr>
-          <w:rStyle w:val="StringTok"/>
-        </w:rPr>
-        <w:t xml:space="preserve">x_int_back = radio_interno * np.cos(theta)</w:t>
-      </w:r>
-      <w:r>
-        <w:br/>
-      </w:r>
-      <w:r>
-        <w:rPr>
-          <w:rStyle w:val="StringTok"/>
-        </w:rPr>
-        <w:t xml:space="preserve">y_int_back = vradiointernobot * np.sin(theta)</w:t>
-      </w:r>
-      <w:r>
-        <w:br/>
-      </w:r>
-      <w:r>
-        <w:rPr>
-          <w:rStyle w:val="StringTok"/>
-        </w:rPr>
-        <w:t xml:space="preserve">ax.plot(x_int_back, y_int_back, linestyle='--', color=lineaOculta, linewidth=0.8)</w:t>
-      </w:r>
-      <w:r>
-        <w:br/>
-      </w:r>
-      <w:r>
-        <w:br/>
-      </w:r>
-      <w:r>
-        <w:rPr>
-          <w:rStyle w:val="StringTok"/>
-        </w:rPr>
-        <w:t xml:space="preserve"># Líneas verticales internas (ocultas)</w:t>
-      </w:r>
-      <w:r>
-        <w:br/>
-      </w:r>
-      <w:r>
-        <w:rPr>
-          <w:rStyle w:val="StringTok"/>
-        </w:rPr>
-        <w:t xml:space="preserve">ax.plot([neg_r0b[0], neg_r0t[0]], [neg_r0b[1], neg_r0t[1]],</w:t>
-      </w:r>
-      <w:r>
-        <w:br/>
-      </w:r>
-      <w:r>
-        <w:rPr>
-          <w:rStyle w:val="StringTok"/>
-        </w:rPr>
-        <w:t xml:space="preserve">        linestyle='--', color=lineaOculta, linewidth=0.8)</w:t>
-      </w:r>
-      <w:r>
-        <w:br/>
-      </w:r>
-      <w:r>
-        <w:rPr>
-          <w:rStyle w:val="StringTok"/>
-        </w:rPr>
-        <w:t xml:space="preserve">ax.plot([r0b[0], r0t[0]], [r0b[1], r0t[1]],</w:t>
-      </w:r>
-      <w:r>
-        <w:br/>
-      </w:r>
-      <w:r>
-        <w:rPr>
-          <w:rStyle w:val="StringTok"/>
-        </w:rPr>
-        <w:t xml:space="preserve">        linestyle='--', color=lineaOculta, linewidth=0.8)</w:t>
-      </w:r>
-      <w:r>
-        <w:br/>
-      </w:r>
-      <w:r>
-        <w:br/>
-      </w:r>
-      <w:r>
-        <w:rPr>
-          <w:rStyle w:val="StringTok"/>
-        </w:rPr>
-        <w:t xml:space="preserve"># --- Dibujar partes visibles ---</w:t>
-      </w:r>
-      <w:r>
-        <w:br/>
-      </w:r>
-      <w:r>
-        <w:rPr>
-          <w:rStyle w:val="StringTok"/>
-        </w:rPr>
-        <w:t xml:space="preserve"># Líneas verticales externas (visibles)</w:t>
-      </w:r>
-      <w:r>
-        <w:br/>
-      </w:r>
-      <w:r>
-        <w:rPr>
-          <w:rStyle w:val="StringTok"/>
-        </w:rPr>
-        <w:t xml:space="preserve">ax.plot([neg_R0b[0], neg_R0t[0]], [neg_R0b[1], neg_R0t[1]],</w:t>
-      </w:r>
-      <w:r>
-        <w:br/>
-      </w:r>
-      <w:r>
-        <w:rPr>
-          <w:rStyle w:val="StringTok"/>
-        </w:rPr>
-        <w:t xml:space="preserve">        color=cilindroColor, linewidth=1.2)</w:t>
-      </w:r>
-      <w:r>
-        <w:br/>
-      </w:r>
-      <w:r>
-        <w:rPr>
-          <w:rStyle w:val="StringTok"/>
-        </w:rPr>
-        <w:t xml:space="preserve">ax.plot([R0b[0], R0t[0]], [R0b[1], R0t[1]],</w:t>
-      </w:r>
-      <w:r>
-        <w:br/>
-      </w:r>
-      <w:r>
-        <w:rPr>
-          <w:rStyle w:val="StringTok"/>
-        </w:rPr>
-        <w:t xml:space="preserve">        color=cilindroColor, linewidth=1.2)</w:t>
-      </w:r>
-      <w:r>
-        <w:br/>
-      </w:r>
-      <w:r>
-        <w:br/>
-      </w:r>
-      <w:r>
-        <w:rPr>
-          <w:rStyle w:val="StringTok"/>
-        </w:rPr>
-        <w:t xml:space="preserve"># Arco frontal externo inferior</w:t>
-      </w:r>
-      <w:r>
-        <w:br/>
-      </w:r>
-      <w:r>
-        <w:rPr>
-          <w:rStyle w:val="StringTok"/>
-        </w:rPr>
-        <w:t xml:space="preserve">theta = np.linspace(0, -np.pi, 100)</w:t>
-      </w:r>
-      <w:r>
-        <w:br/>
-      </w:r>
-      <w:r>
-        <w:rPr>
-          <w:rStyle w:val="StringTok"/>
-        </w:rPr>
-        <w:t xml:space="preserve">x_ext_front = radio_externo * np.cos(theta)</w:t>
-      </w:r>
-      <w:r>
-        <w:br/>
-      </w:r>
-      <w:r>
-        <w:rPr>
-          <w:rStyle w:val="StringTok"/>
-        </w:rPr>
-        <w:t xml:space="preserve">y_ext_front = vradioexternobot * np.sin(theta)</w:t>
-      </w:r>
-      <w:r>
-        <w:br/>
-      </w:r>
-      <w:r>
-        <w:rPr>
-          <w:rStyle w:val="StringTok"/>
-        </w:rPr>
-        <w:t xml:space="preserve">ax.plot(x_ext_front, y_ext_front, color=cilindroColor, linewidth=1.2)</w:t>
-      </w:r>
-      <w:r>
-        <w:br/>
-      </w:r>
-      <w:r>
-        <w:br/>
-      </w:r>
-      <w:r>
-        <w:rPr>
-          <w:rStyle w:val="StringTok"/>
-        </w:rPr>
-        <w:t xml:space="preserve"># Arco frontal interno inferior</w:t>
-      </w:r>
-      <w:r>
-        <w:br/>
-      </w:r>
-      <w:r>
-        <w:rPr>
-          <w:rStyle w:val="StringTok"/>
-        </w:rPr>
-        <w:t xml:space="preserve">x_int_front = radio_interno * np.cos(theta)</w:t>
-      </w:r>
-      <w:r>
-        <w:br/>
-      </w:r>
-      <w:r>
-        <w:rPr>
-          <w:rStyle w:val="StringTok"/>
-        </w:rPr>
-        <w:t xml:space="preserve">y_int_front = vradiointernobot * np.sin(theta)</w:t>
-      </w:r>
-      <w:r>
-        <w:br/>
-      </w:r>
-      <w:r>
-        <w:rPr>
-          <w:rStyle w:val="StringTok"/>
-        </w:rPr>
-        <w:t xml:space="preserve">ax.plot(x_int_front, y_int_front, color=cilindroColor, linewidth=1.2)</w:t>
-      </w:r>
-      <w:r>
-        <w:br/>
-      </w:r>
-      <w:r>
-        <w:br/>
-      </w:r>
-      <w:r>
-        <w:rPr>
-          <w:rStyle w:val="StringTok"/>
-        </w:rPr>
-        <w:t xml:space="preserve"># Elipse externa superior (visible)</w:t>
-      </w:r>
-      <w:r>
-        <w:br/>
-      </w:r>
-      <w:r>
-        <w:rPr>
-          <w:rStyle w:val="StringTok"/>
-        </w:rPr>
-        <w:t xml:space="preserve">top_ext_ellipse = Ellipse(centrosuperior, 2*radio_externo, 2*vradioexternotop,</w:t>
-      </w:r>
-      <w:r>
-        <w:br/>
-      </w:r>
-      <w:r>
-        <w:rPr>
-          <w:rStyle w:val="StringTok"/>
-        </w:rPr>
-        <w:t xml:space="preserve">                         fill=False, edgecolor=cilindroColor, linewidth=1.2)</w:t>
-      </w:r>
-      <w:r>
-        <w:br/>
-      </w:r>
-      <w:r>
-        <w:rPr>
-          <w:rStyle w:val="StringTok"/>
-        </w:rPr>
-        <w:t xml:space="preserve">ax.add_patch(top_ext_ellipse)</w:t>
-      </w:r>
-      <w:r>
-        <w:br/>
-      </w:r>
-      <w:r>
-        <w:br/>
-      </w:r>
-      <w:r>
-        <w:rPr>
-          <w:rStyle w:val="StringTok"/>
-        </w:rPr>
-        <w:t xml:space="preserve"># Elipse interna superior (visible)</w:t>
-      </w:r>
-      <w:r>
-        <w:br/>
-      </w:r>
-      <w:r>
-        <w:rPr>
-          <w:rStyle w:val="StringTok"/>
-        </w:rPr>
-        <w:t xml:space="preserve">top_int_ellipse = Ellipse(centrosuperior, 2*radio_interno, 2*vradiointernotop,</w:t>
-      </w:r>
-      <w:r>
-        <w:br/>
-      </w:r>
-      <w:r>
-        <w:rPr>
-          <w:rStyle w:val="StringTok"/>
-        </w:rPr>
-        <w:t xml:space="preserve">                         fill=False, edgecolor=cilindroColor, linewidth=1.2)</w:t>
-      </w:r>
-      <w:r>
-        <w:br/>
-      </w:r>
-      <w:r>
-        <w:rPr>
-          <w:rStyle w:val="StringTok"/>
-        </w:rPr>
-        <w:t xml:space="preserve">ax.add_patch(top_int_ellipse)</w:t>
-      </w:r>
-      <w:r>
-        <w:br/>
-      </w:r>
-      <w:r>
-        <w:br/>
-      </w:r>
-      <w:r>
-        <w:rPr>
-          <w:rStyle w:val="StringTok"/>
-        </w:rPr>
-        <w:t xml:space="preserve"># Código para sombreado sutil eliminado para tener un fondo completamente transparente</w:t>
-      </w:r>
-      <w:r>
-        <w:br/>
-      </w:r>
-      <w:r>
-        <w:br/>
-      </w:r>
-      <w:r>
-        <w:rPr>
-          <w:rStyle w:val="StringTok"/>
-        </w:rPr>
-        <w:t xml:space="preserve"># --- Dimensiones y etiquetas ---</w:t>
-      </w:r>
-      <w:r>
-        <w:br/>
-      </w:r>
-      <w:r>
-        <w:rPr>
-          <w:rStyle w:val="StringTok"/>
-        </w:rPr>
-        <w:t xml:space="preserve"># Calcular espaciado adaptativo para etiquetas</w:t>
-      </w:r>
-      <w:r>
-        <w:br/>
-      </w:r>
-      <w:r>
-        <w:rPr>
-          <w:rStyle w:val="StringTok"/>
-        </w:rPr>
-        <w:t xml:space="preserve">espacio_etiqueta = min(0.15 * altura, max(0.05 * altura, radio_externo * 0.3))</w:t>
-      </w:r>
-      <w:r>
-        <w:br/>
-      </w:r>
-      <w:r>
-        <w:br/>
-      </w:r>
-      <w:r>
-        <w:rPr>
-          <w:rStyle w:val="StringTok"/>
-        </w:rPr>
-        <w:t xml:space="preserve"># Altura</w:t>
-      </w:r>
-      <w:r>
-        <w:br/>
-      </w:r>
-      <w:r>
-        <w:rPr>
-          <w:rStyle w:val="StringTok"/>
-        </w:rPr>
-        <w:t xml:space="preserve"># Calcular posiciones adaptativas para la flecha de altura</w:t>
-      </w:r>
-      <w:r>
-        <w:br/>
-      </w:r>
-      <w:r>
-        <w:rPr>
-          <w:rStyle w:val="StringTok"/>
-        </w:rPr>
-        <w:t xml:space="preserve">altura_inicio = (R0b[0] + espacio_etiqueta, R0b[1])</w:t>
-      </w:r>
-      <w:r>
-        <w:br/>
-      </w:r>
-      <w:r>
-        <w:rPr>
-          <w:rStyle w:val="StringTok"/>
-        </w:rPr>
-        <w:t xml:space="preserve">altura_fin = (R0t[0] + espacio_etiqueta, R0t[1])</w:t>
-      </w:r>
-      <w:r>
-        <w:br/>
-      </w:r>
-      <w:r>
-        <w:br/>
-      </w:r>
-      <w:r>
-        <w:rPr>
-          <w:rStyle w:val="StringTok"/>
-        </w:rPr>
-        <w:t xml:space="preserve"># Dibujar línea de medición de altura con flechas</w:t>
-      </w:r>
-      <w:r>
-        <w:br/>
-      </w:r>
-      <w:r>
-        <w:rPr>
-          <w:rStyle w:val="StringTok"/>
-        </w:rPr>
-        <w:t xml:space="preserve">height_line = FancyArrowPatch(altura_inicio, altura_fin,</w:t>
-      </w:r>
-      <w:r>
-        <w:br/>
-      </w:r>
-      <w:r>
-        <w:rPr>
-          <w:rStyle w:val="StringTok"/>
-        </w:rPr>
-        <w:t xml:space="preserve">                             arrowstyle='&lt;-&gt;', linewidth=0.9,</w:t>
-      </w:r>
-      <w:r>
-        <w:br/>
-      </w:r>
-      <w:r>
-        <w:rPr>
-          <w:rStyle w:val="StringTok"/>
-        </w:rPr>
-        <w:t xml:space="preserve">                             color=etiquetaColor, mutation_scale=10)</w:t>
-      </w:r>
-      <w:r>
-        <w:br/>
-      </w:r>
-      <w:r>
-        <w:rPr>
-          <w:rStyle w:val="StringTok"/>
-        </w:rPr>
-        <w:t xml:space="preserve">ax.add_patch(height_line)</w:t>
-      </w:r>
-      <w:r>
-        <w:br/>
-      </w:r>
-      <w:r>
-        <w:br/>
-      </w:r>
-      <w:r>
-        <w:rPr>
-          <w:rStyle w:val="StringTok"/>
-        </w:rPr>
-        <w:t xml:space="preserve"># Etiqueta de altura</w:t>
-      </w:r>
-      <w:r>
-        <w:br/>
-      </w:r>
-      <w:r>
-        <w:rPr>
-          <w:rStyle w:val="StringTok"/>
-        </w:rPr>
-        <w:t xml:space="preserve">altura_label_pos = ((altura_inicio[0] + altura_fin[0])/2 + espacio_etiqueta*0.5,</w:t>
-      </w:r>
-      <w:r>
-        <w:br/>
-      </w:r>
-      <w:r>
-        <w:rPr>
-          <w:rStyle w:val="StringTok"/>
-        </w:rPr>
-        <w:t xml:space="preserve">                    (altura_inicio[1] + altura_fin[1])/2)</w:t>
-      </w:r>
-      <w:r>
-        <w:br/>
-      </w:r>
-      <w:r>
-        <w:rPr>
-          <w:rStyle w:val="StringTok"/>
-        </w:rPr>
-        <w:t xml:space="preserve">ax.text(altura_label_pos[0], altura_label_pos[1], 'Altura',</w:t>
-      </w:r>
-      <w:r>
-        <w:br/>
-      </w:r>
-      <w:r>
-        <w:rPr>
-          <w:rStyle w:val="StringTok"/>
-        </w:rPr>
-        <w:t xml:space="preserve">        color=etiquetaColor, fontweight='bold', ha='left', va='center',</w:t>
-      </w:r>
-      <w:r>
-        <w:br/>
-      </w:r>
-      <w:r>
-        <w:rPr>
-          <w:rStyle w:val="StringTok"/>
-        </w:rPr>
-        <w:t xml:space="preserve">        bbox=dict(facecolor='white', edgecolor='none', boxstyle='round,pad=0.3'))</w:t>
-      </w:r>
-      <w:r>
-        <w:br/>
-      </w:r>
-      <w:r>
-        <w:br/>
-      </w:r>
-      <w:r>
-        <w:rPr>
-          <w:rStyle w:val="StringTok"/>
-        </w:rPr>
-        <w:t xml:space="preserve"># Radio interno</w:t>
-      </w:r>
-      <w:r>
-        <w:br/>
-      </w:r>
-      <w:r>
-        <w:rPr>
-          <w:rStyle w:val="StringTok"/>
-        </w:rPr>
-        <w:t xml:space="preserve"># Dibujar línea de radio interno</w:t>
-      </w:r>
-      <w:r>
-        <w:br/>
-      </w:r>
-      <w:r>
-        <w:rPr>
-          <w:rStyle w:val="StringTok"/>
-        </w:rPr>
-        <w:t xml:space="preserve">internal_radius_line = FancyArrowPatch(centrosuperior, r0t,</w:t>
-      </w:r>
-      <w:r>
-        <w:br/>
-      </w:r>
-      <w:r>
-        <w:rPr>
-          <w:rStyle w:val="StringTok"/>
-        </w:rPr>
-        <w:t xml:space="preserve">                                      arrowstyle='-&gt;', linewidth=0.9,</w:t>
-      </w:r>
-      <w:r>
-        <w:br/>
-      </w:r>
-      <w:r>
-        <w:rPr>
-          <w:rStyle w:val="StringTok"/>
-        </w:rPr>
-        <w:t xml:space="preserve">                                      color=cilindroColor, alpha=0.8, mutation_scale=10)</w:t>
-      </w:r>
-      <w:r>
-        <w:br/>
-      </w:r>
-      <w:r>
-        <w:rPr>
-          <w:rStyle w:val="StringTok"/>
-        </w:rPr>
-        <w:t xml:space="preserve">ax.add_patch(internal_radius_line)</w:t>
-      </w:r>
-      <w:r>
-        <w:br/>
-      </w:r>
-      <w:r>
-        <w:br/>
-      </w:r>
-      <w:r>
-        <w:rPr>
-          <w:rStyle w:val="StringTok"/>
-        </w:rPr>
-        <w:t xml:space="preserve"># Calcular posición adaptativa para etiqueta de radio interno</w:t>
-      </w:r>
-      <w:r>
-        <w:br/>
-      </w:r>
-      <w:r>
-        <w:rPr>
-          <w:rStyle w:val="StringTok"/>
-        </w:rPr>
-        <w:t xml:space="preserve"># Ajustado para mejorar visibilidad</w:t>
-      </w:r>
-      <w:r>
-        <w:br/>
-      </w:r>
-      <w:r>
-        <w:rPr>
-          <w:rStyle w:val="StringTok"/>
-        </w:rPr>
-        <w:t xml:space="preserve">pos_y_radio_interno = altura + espacio_etiqueta * 1.5</w:t>
-      </w:r>
-      <w:r>
-        <w:br/>
-      </w:r>
-      <w:r>
-        <w:rPr>
-          <w:rStyle w:val="StringTok"/>
-        </w:rPr>
-        <w:t xml:space="preserve">if relacion_altura_radio &gt; 4:</w:t>
-      </w:r>
-      <w:r>
-        <w:br/>
-      </w:r>
-      <w:r>
-        <w:rPr>
-          <w:rStyle w:val="StringTok"/>
-        </w:rPr>
-        <w:t xml:space="preserve">    pos_y_radio_interno = altura - espacio_etiqueta * 1.5</w:t>
-      </w:r>
-      <w:r>
-        <w:br/>
-      </w:r>
-      <w:r>
-        <w:br/>
-      </w:r>
-      <w:r>
-        <w:rPr>
-          <w:rStyle w:val="StringTok"/>
-        </w:rPr>
-        <w:t xml:space="preserve"># Etiqueta de radio interno con fondo blanco (transparencia aumentada)</w:t>
-      </w:r>
-      <w:r>
-        <w:br/>
-      </w:r>
-      <w:r>
-        <w:rPr>
-          <w:rStyle w:val="StringTok"/>
-        </w:rPr>
-        <w:t xml:space="preserve"># Formato con máximo 2 decimales</w:t>
-      </w:r>
-      <w:r>
-        <w:br/>
-      </w:r>
-      <w:r>
-        <w:rPr>
-          <w:rStyle w:val="StringTok"/>
-        </w:rPr>
-        <w:t xml:space="preserve">ax.text(radio_interno/2, pos_y_radio_interno,</w:t>
-      </w:r>
-      <w:r>
-        <w:br/>
-      </w:r>
-      <w:r>
-        <w:rPr>
-          <w:rStyle w:val="StringTok"/>
-        </w:rPr>
-        <w:t xml:space="preserve">        f'Radio interno = {radio_interno:.2f} {unidad}', color=etiquetaColor,</w:t>
-      </w:r>
-      <w:r>
-        <w:br/>
-      </w:r>
-      <w:r>
-        <w:rPr>
-          <w:rStyle w:val="StringTok"/>
-        </w:rPr>
-        <w:t xml:space="preserve">        fontweight='bold', ha='center', va='center',</w:t>
-      </w:r>
-      <w:r>
-        <w:br/>
-      </w:r>
-      <w:r>
-        <w:rPr>
-          <w:rStyle w:val="StringTok"/>
-        </w:rPr>
-        <w:t xml:space="preserve">        bbox=dict(facecolor='white', edgecolor='none', alpha=0.75, boxstyle='round,pad=0.3'))</w:t>
-      </w:r>
-      <w:r>
-        <w:br/>
-      </w:r>
-      <w:r>
-        <w:br/>
-      </w:r>
-      <w:r>
-        <w:rPr>
-          <w:rStyle w:val="StringTok"/>
-        </w:rPr>
-        <w:t xml:space="preserve"># Grosor</w:t>
-      </w:r>
-      <w:r>
-        <w:br/>
-      </w:r>
-      <w:r>
-        <w:rPr>
-          <w:rStyle w:val="StringTok"/>
-        </w:rPr>
-        <w:t xml:space="preserve"># Calcular posición adaptativa para la etiqueta de grosor</w:t>
-      </w:r>
-      <w:r>
-        <w:br/>
-      </w:r>
-      <w:r>
-        <w:rPr>
-          <w:rStyle w:val="StringTok"/>
-        </w:rPr>
-        <w:t xml:space="preserve"># Ajustado para alinear con la línea de grosor</w:t>
-      </w:r>
-      <w:r>
-        <w:br/>
-      </w:r>
-      <w:r>
-        <w:rPr>
-          <w:rStyle w:val="StringTok"/>
-        </w:rPr>
-        <w:t xml:space="preserve">pos_grosor_y = altura  # Subido al nivel de la línea de grosor</w:t>
-      </w:r>
-      <w:r>
-        <w:br/>
-      </w:r>
-      <w:r>
-        <w:br/>
-      </w:r>
-      <w:r>
-        <w:rPr>
-          <w:rStyle w:val="StringTok"/>
-        </w:rPr>
-        <w:t xml:space="preserve"># Dibujar línea de medición de grosor</w:t>
-      </w:r>
-      <w:r>
-        <w:br/>
-      </w:r>
-      <w:r>
-        <w:rPr>
-          <w:rStyle w:val="StringTok"/>
-        </w:rPr>
-        <w:t xml:space="preserve">thickness_line = FancyArrowPatch(neg_r0t, neg_R0t,</w:t>
-      </w:r>
-      <w:r>
-        <w:br/>
-      </w:r>
-      <w:r>
-        <w:rPr>
-          <w:rStyle w:val="StringTok"/>
-        </w:rPr>
-        <w:t xml:space="preserve">                                arrowstyle='&lt;-&gt;', linewidth=0.9,</w:t>
-      </w:r>
-      <w:r>
-        <w:br/>
-      </w:r>
-      <w:r>
-        <w:rPr>
-          <w:rStyle w:val="StringTok"/>
-        </w:rPr>
-        <w:t xml:space="preserve">                                color=etiquetaColor, mutation_scale=10)</w:t>
-      </w:r>
-      <w:r>
-        <w:br/>
-      </w:r>
-      <w:r>
-        <w:rPr>
-          <w:rStyle w:val="StringTok"/>
-        </w:rPr>
-        <w:t xml:space="preserve">ax.add_patch(thickness_line)</w:t>
-      </w:r>
-      <w:r>
-        <w:br/>
-      </w:r>
-      <w:r>
-        <w:br/>
-      </w:r>
-      <w:r>
-        <w:rPr>
-          <w:rStyle w:val="StringTok"/>
-        </w:rPr>
-        <w:t xml:space="preserve"># Etiqueta de grosor con fondo blanco (transparencia aumentada)</w:t>
-      </w:r>
-      <w:r>
-        <w:br/>
-      </w:r>
-      <w:r>
-        <w:rPr>
-          <w:rStyle w:val="StringTok"/>
-        </w:rPr>
-        <w:t xml:space="preserve">etiqueta_grosor_pos = (-radio_externo - espacio_etiqueta, pos_grosor_y)</w:t>
-      </w:r>
-      <w:r>
-        <w:br/>
-      </w:r>
-      <w:r>
-        <w:rPr>
-          <w:rStyle w:val="StringTok"/>
-        </w:rPr>
-        <w:t xml:space="preserve">ax.text(etiqueta_grosor_pos[0], etiqueta_grosor_pos[1],</w:t>
-      </w:r>
-      <w:r>
-        <w:br/>
-      </w:r>
-      <w:r>
-        <w:rPr>
-          <w:rStyle w:val="StringTok"/>
-        </w:rPr>
-        <w:t xml:space="preserve">        f'Grosor = {grosor:.2f} {unidad}', color=etiquetaColor,</w:t>
-      </w:r>
-      <w:r>
-        <w:br/>
-      </w:r>
-      <w:r>
-        <w:rPr>
-          <w:rStyle w:val="StringTok"/>
-        </w:rPr>
-        <w:t xml:space="preserve">        fontweight='bold', ha='right', va='center',</w:t>
-      </w:r>
-      <w:r>
-        <w:br/>
-      </w:r>
-      <w:r>
-        <w:rPr>
-          <w:rStyle w:val="StringTok"/>
-        </w:rPr>
-        <w:t xml:space="preserve">        bbox=dict(facecolor='white', edgecolor='none', alpha=0.75, boxstyle='round,pad=0.3'))</w:t>
-      </w:r>
-      <w:r>
-        <w:br/>
-      </w:r>
-      <w:r>
-        <w:br/>
-      </w:r>
-      <w:r>
-        <w:rPr>
-          <w:rStyle w:val="StringTok"/>
-        </w:rPr>
-        <w:t xml:space="preserve"># Diámetro externo</w:t>
-      </w:r>
-      <w:r>
-        <w:br/>
-      </w:r>
-      <w:r>
-        <w:rPr>
-          <w:rStyle w:val="StringTok"/>
-        </w:rPr>
-        <w:t xml:space="preserve"># Calcular posiciones adaptativas para la flecha de diámetro</w:t>
-      </w:r>
-      <w:r>
-        <w:br/>
-      </w:r>
-      <w:r>
-        <w:rPr>
-          <w:rStyle w:val="StringTok"/>
-        </w:rPr>
-        <w:t xml:space="preserve">diam_ext_izq = (neg_R0t[0], neg_R0t[1] + espacio_etiqueta)</w:t>
-      </w:r>
-      <w:r>
-        <w:br/>
-      </w:r>
-      <w:r>
-        <w:rPr>
-          <w:rStyle w:val="StringTok"/>
-        </w:rPr>
-        <w:t xml:space="preserve">diam_ext_der = (R0t[0], R0t[1] + espacio_etiqueta)</w:t>
-      </w:r>
-      <w:r>
-        <w:br/>
-      </w:r>
-      <w:r>
-        <w:br/>
-      </w:r>
-      <w:r>
-        <w:rPr>
-          <w:rStyle w:val="StringTok"/>
-        </w:rPr>
-        <w:t xml:space="preserve"># Dibujar línea de medición de diámetro</w:t>
-      </w:r>
-      <w:r>
-        <w:br/>
-      </w:r>
-      <w:r>
-        <w:rPr>
-          <w:rStyle w:val="StringTok"/>
-        </w:rPr>
-        <w:t xml:space="preserve">diameter_line = FancyArrowPatch(diam_ext_izq, diam_ext_der,</w:t>
-      </w:r>
-      <w:r>
-        <w:br/>
-      </w:r>
-      <w:r>
-        <w:rPr>
-          <w:rStyle w:val="StringTok"/>
-        </w:rPr>
-        <w:t xml:space="preserve">                               arrowstyle='&lt;-&gt;', linewidth=0.9,</w:t>
-      </w:r>
-      <w:r>
-        <w:br/>
-      </w:r>
-      <w:r>
-        <w:rPr>
-          <w:rStyle w:val="StringTok"/>
-        </w:rPr>
-        <w:t xml:space="preserve">                               color=etiquetaColor, mutation_scale=10)</w:t>
-      </w:r>
-      <w:r>
-        <w:br/>
-      </w:r>
-      <w:r>
-        <w:rPr>
-          <w:rStyle w:val="StringTok"/>
-        </w:rPr>
-        <w:t xml:space="preserve">ax.add_patch(diameter_line)</w:t>
-      </w:r>
-      <w:r>
-        <w:br/>
-      </w:r>
-      <w:r>
-        <w:br/>
-      </w:r>
-      <w:r>
-        <w:rPr>
-          <w:rStyle w:val="StringTok"/>
-        </w:rPr>
-        <w:t xml:space="preserve"># Etiqueta de diámetro con fondo blanco (transparencia aumentada)</w:t>
-      </w:r>
-      <w:r>
-        <w:br/>
-      </w:r>
-      <w:r>
-        <w:rPr>
-          <w:rStyle w:val="StringTok"/>
-        </w:rPr>
-        <w:t xml:space="preserve">etiqueta_diametro_pos = (0, altura + espacio_etiqueta * 2)</w:t>
-      </w:r>
-      <w:r>
-        <w:br/>
-      </w:r>
-      <w:r>
-        <w:rPr>
-          <w:rStyle w:val="StringTok"/>
-        </w:rPr>
-        <w:t xml:space="preserve">ax.text(etiqueta_diametro_pos[0], etiqueta_diametro_pos[1],</w:t>
-      </w:r>
-      <w:r>
-        <w:br/>
-      </w:r>
-      <w:r>
-        <w:rPr>
-          <w:rStyle w:val="StringTok"/>
-        </w:rPr>
-        <w:t xml:space="preserve">        f'Diámetro externo = {diametro_externo:.2f} {unidad}', color=etiquetaColor,</w:t>
-      </w:r>
-      <w:r>
-        <w:br/>
-      </w:r>
-      <w:r>
-        <w:rPr>
-          <w:rStyle w:val="StringTok"/>
-        </w:rPr>
-        <w:t xml:space="preserve">        fontweight='bold', ha='center', va='center',</w:t>
-      </w:r>
-      <w:r>
-        <w:br/>
-      </w:r>
-      <w:r>
-        <w:rPr>
-          <w:rStyle w:val="StringTok"/>
-        </w:rPr>
-        <w:t xml:space="preserve">        bbox=dict(facecolor='white', edgecolor='none', alpha=0.75, boxstyle='round,pad=0.3'))</w:t>
-      </w:r>
-      <w:r>
-        <w:br/>
-      </w:r>
-      <w:r>
-        <w:br/>
-      </w:r>
-      <w:r>
-        <w:rPr>
-          <w:rStyle w:val="StringTok"/>
-        </w:rPr>
-        <w:t xml:space="preserve"># Radio externo</w:t>
-      </w:r>
-      <w:r>
-        <w:br/>
-      </w:r>
-      <w:r>
-        <w:rPr>
-          <w:rStyle w:val="StringTok"/>
-        </w:rPr>
-        <w:t xml:space="preserve"># Dibujar línea de radio externo</w:t>
-      </w:r>
-      <w:r>
-        <w:br/>
-      </w:r>
-      <w:r>
-        <w:rPr>
-          <w:rStyle w:val="StringTok"/>
-        </w:rPr>
-        <w:t xml:space="preserve">external_radius_line = FancyArrowPatch(centroinferior, R0b,</w:t>
-      </w:r>
-      <w:r>
-        <w:br/>
-      </w:r>
-      <w:r>
-        <w:rPr>
-          <w:rStyle w:val="StringTok"/>
-        </w:rPr>
-        <w:t xml:space="preserve">                                      arrowstyle='-&gt;', linewidth=0.9,</w:t>
-      </w:r>
-      <w:r>
-        <w:br/>
-      </w:r>
-      <w:r>
-        <w:rPr>
-          <w:rStyle w:val="StringTok"/>
-        </w:rPr>
-        <w:t xml:space="preserve">                                      color=cilindroColor, alpha=0.8, mutation_scale=10)</w:t>
-      </w:r>
-      <w:r>
-        <w:br/>
-      </w:r>
-      <w:r>
-        <w:rPr>
-          <w:rStyle w:val="StringTok"/>
-        </w:rPr>
-        <w:t xml:space="preserve">ax.add_patch(external_radius_line)</w:t>
-      </w:r>
-      <w:r>
-        <w:br/>
-      </w:r>
-      <w:r>
-        <w:br/>
-      </w:r>
-      <w:r>
-        <w:rPr>
-          <w:rStyle w:val="StringTok"/>
-        </w:rPr>
-        <w:t xml:space="preserve"># Etiqueta de radio externo con fondo blanco (transparencia aumentada)</w:t>
-      </w:r>
-      <w:r>
-        <w:br/>
-      </w:r>
-      <w:r>
-        <w:rPr>
-          <w:rStyle w:val="StringTok"/>
-        </w:rPr>
-        <w:t xml:space="preserve">etiqueta_radio_externo_pos = (radio_externo/2, -espacio_etiqueta)</w:t>
-      </w:r>
-      <w:r>
-        <w:br/>
-      </w:r>
-      <w:r>
-        <w:rPr>
-          <w:rStyle w:val="StringTok"/>
-        </w:rPr>
-        <w:t xml:space="preserve">ax.text(etiqueta_radio_externo_pos[0], etiqueta_radio_externo_pos[1],</w:t>
-      </w:r>
-      <w:r>
-        <w:br/>
-      </w:r>
-      <w:r>
-        <w:rPr>
-          <w:rStyle w:val="StringTok"/>
-        </w:rPr>
-        <w:t xml:space="preserve">        f'Radio externo = {radio_externo:.2f} {unidad}', color=etiquetaColor,</w:t>
-      </w:r>
-      <w:r>
-        <w:br/>
-      </w:r>
-      <w:r>
-        <w:rPr>
-          <w:rStyle w:val="StringTok"/>
-        </w:rPr>
-        <w:t xml:space="preserve">        fontweight='bold', ha='center', va='center',</w:t>
-      </w:r>
-      <w:r>
-        <w:br/>
-      </w:r>
-      <w:r>
-        <w:rPr>
-          <w:rStyle w:val="StringTok"/>
-        </w:rPr>
-        <w:t xml:space="preserve">        bbox=dict(facecolor='white', edgecolor='none', alpha=0.75, boxstyle='round,pad=0.3'))</w:t>
-      </w:r>
-      <w:r>
-        <w:br/>
-      </w:r>
-      <w:r>
-        <w:br/>
-      </w:r>
-      <w:r>
-        <w:rPr>
-          <w:rStyle w:val="StringTok"/>
-        </w:rPr>
-        <w:t xml:space="preserve"># Ajustar límites dinámicamente basados en las proporciones del cilindro</w:t>
-      </w:r>
-      <w:r>
-        <w:br/>
-      </w:r>
-      <w:r>
-        <w:rPr>
-          <w:rStyle w:val="StringTok"/>
-        </w:rPr>
-        <w:t xml:space="preserve">margen_x = max(radio_externo * 0.5, espacio_etiqueta * 2)</w:t>
-      </w:r>
-      <w:r>
-        <w:br/>
-      </w:r>
-      <w:r>
-        <w:rPr>
-          <w:rStyle w:val="StringTok"/>
-        </w:rPr>
-        <w:t xml:space="preserve">margen_y = max(altura * 0.2, espacio_etiqueta * 3)</w:t>
-      </w:r>
-      <w:r>
-        <w:br/>
-      </w:r>
-      <w:r>
-        <w:br/>
-      </w:r>
-      <w:r>
-        <w:rPr>
-          <w:rStyle w:val="StringTok"/>
-        </w:rPr>
-        <w:t xml:space="preserve">ax.set_xlim(-radio_externo - margen_x, radio_externo + margen_x * 1.5)</w:t>
-      </w:r>
-      <w:r>
-        <w:br/>
-      </w:r>
-      <w:r>
-        <w:rPr>
-          <w:rStyle w:val="StringTok"/>
-        </w:rPr>
-        <w:t xml:space="preserve">ax.set_ylim(-margen_y, altura + margen_y)</w:t>
-      </w:r>
-      <w:r>
-        <w:br/>
-      </w:r>
-      <w:r>
-        <w:br/>
-      </w:r>
-      <w:r>
-        <w:rPr>
-          <w:rStyle w:val="StringTok"/>
-        </w:rPr>
-        <w:t xml:space="preserve"># Desactivar la relación de aspecto igual para cilindros muy altos</w:t>
-      </w:r>
-      <w:r>
-        <w:br/>
-      </w:r>
-      <w:r>
-        <w:rPr>
-          <w:rStyle w:val="StringTok"/>
-        </w:rPr>
-        <w:t xml:space="preserve">if relacion_altura_radio &gt; 4:</w:t>
-      </w:r>
-      <w:r>
-        <w:br/>
-      </w:r>
-      <w:r>
-        <w:rPr>
-          <w:rStyle w:val="StringTok"/>
-        </w:rPr>
-        <w:t xml:space="preserve">    # No usar axis('equal') para cilindros muy altos</w:t>
-      </w:r>
-      <w:r>
-        <w:br/>
-      </w:r>
-      <w:r>
-        <w:rPr>
-          <w:rStyle w:val="StringTok"/>
-        </w:rPr>
-        <w:t xml:space="preserve">    pass</w:t>
-      </w:r>
-      <w:r>
-        <w:br/>
-      </w:r>
-      <w:r>
-        <w:rPr>
-          <w:rStyle w:val="StringTok"/>
-        </w:rPr>
-        <w:t xml:space="preserve">else:</w:t>
-      </w:r>
-      <w:r>
-        <w:br/>
-      </w:r>
-      <w:r>
-        <w:rPr>
-          <w:rStyle w:val="StringTok"/>
-        </w:rPr>
-        <w:t xml:space="preserve">    ax.set_aspect('equal')  # Mantener para cilindros con proporciones normales</w:t>
-      </w:r>
-      <w:r>
-        <w:br/>
-      </w:r>
-      <w:r>
-        <w:br/>
-      </w:r>
-      <w:r>
-        <w:rPr>
-          <w:rStyle w:val="StringTok"/>
-        </w:rPr>
-        <w:t xml:space="preserve"># Eliminar ejes</w:t>
+        <w:t xml:space="preserve"># Crear figura con tamaño reducido</w:t>
+      </w:r>
+      <w:r>
+        <w:br/>
+      </w:r>
+      <w:r>
+        <w:rPr>
+          <w:rStyle w:val="StringTok"/>
+        </w:rPr>
+        <w:t xml:space="preserve">fig, ax = plt.subplots(figsize=(5, 5))  # Reducido de 8x8 a 5x5</w:t>
+      </w:r>
+      <w:r>
+        <w:br/>
+      </w:r>
+      <w:r>
+        <w:br/>
+      </w:r>
+      <w:r>
+        <w:rPr>
+          <w:rStyle w:val="StringTok"/>
+        </w:rPr>
+        <w:t xml:space="preserve"># Colores</w:t>
+      </w:r>
+      <w:r>
+        <w:br/>
+      </w:r>
+      <w:r>
+        <w:rPr>
+          <w:rStyle w:val="StringTok"/>
+        </w:rPr>
+        <w:t xml:space="preserve">azul_cilindro = '#4682B4'  # Azul para contornos</w:t>
+      </w:r>
+      <w:r>
+        <w:br/>
+      </w:r>
+      <w:r>
+        <w:rPr>
+          <w:rStyle w:val="StringTok"/>
+        </w:rPr>
+        <w:t xml:space="preserve">azul_relleno = '#EBF5FF'   # Azul muy claro para el relleno</w:t>
+      </w:r>
+      <w:r>
+        <w:br/>
+      </w:r>
+      <w:r>
+        <w:rPr>
+          <w:rStyle w:val="StringTok"/>
+        </w:rPr>
+        <w:t xml:space="preserve">gris_linea = '#777777'     # Gris para líneas punteadas</w:t>
+      </w:r>
+      <w:r>
+        <w:br/>
+      </w:r>
+      <w:r>
+        <w:br/>
+      </w:r>
+      <w:r>
+        <w:rPr>
+          <w:rStyle w:val="StringTok"/>
+        </w:rPr>
+        <w:t xml:space="preserve"># Factores de perspectiva para las elipses</w:t>
+      </w:r>
+      <w:r>
+        <w:br/>
+      </w:r>
+      <w:r>
+        <w:rPr>
+          <w:rStyle w:val="StringTok"/>
+        </w:rPr>
+        <w:t xml:space="preserve">factor_elipse = 0.35</w:t>
+      </w:r>
+      <w:r>
+        <w:br/>
+      </w:r>
+      <w:r>
+        <w:rPr>
+          <w:rStyle w:val="StringTok"/>
+        </w:rPr>
+        <w:t xml:space="preserve">vradio_ext = radio_externo * factor_elipse</w:t>
+      </w:r>
+      <w:r>
+        <w:br/>
+      </w:r>
+      <w:r>
+        <w:rPr>
+          <w:rStyle w:val="StringTok"/>
+        </w:rPr>
+        <w:t xml:space="preserve">vradio_int = radio_interno * factor_elipse</w:t>
+      </w:r>
+      <w:r>
+        <w:br/>
+      </w:r>
+      <w:r>
+        <w:br/>
+      </w:r>
+      <w:r>
+        <w:rPr>
+          <w:rStyle w:val="StringTok"/>
+        </w:rPr>
+        <w:t xml:space="preserve"># Centros del cilindro</w:t>
+      </w:r>
+      <w:r>
+        <w:br/>
+      </w:r>
+      <w:r>
+        <w:rPr>
+          <w:rStyle w:val="StringTok"/>
+        </w:rPr>
+        <w:t xml:space="preserve">centro_superior = (0, altura)</w:t>
+      </w:r>
+      <w:r>
+        <w:br/>
+      </w:r>
+      <w:r>
+        <w:rPr>
+          <w:rStyle w:val="StringTok"/>
+        </w:rPr>
+        <w:t xml:space="preserve">centro_inferior = (0, 0)</w:t>
+      </w:r>
+      <w:r>
+        <w:br/>
+      </w:r>
+      <w:r>
+        <w:br/>
+      </w:r>
+      <w:r>
+        <w:rPr>
+          <w:rStyle w:val="StringTok"/>
+        </w:rPr>
+        <w:t xml:space="preserve"># Rellenar el cilindro con color azul claro</w:t>
+      </w:r>
+      <w:r>
+        <w:br/>
+      </w:r>
+      <w:r>
+        <w:rPr>
+          <w:rStyle w:val="StringTok"/>
+        </w:rPr>
+        <w:t xml:space="preserve"># Crear coordenadas para el cuerpo exterior visible</w:t>
+      </w:r>
+      <w:r>
+        <w:br/>
+      </w:r>
+      <w:r>
+        <w:rPr>
+          <w:rStyle w:val="StringTok"/>
+        </w:rPr>
+        <w:t xml:space="preserve">angulos = np.linspace(-np.pi, 0, 50)</w:t>
+      </w:r>
+      <w:r>
+        <w:br/>
+      </w:r>
+      <w:r>
+        <w:rPr>
+          <w:rStyle w:val="StringTok"/>
+        </w:rPr>
+        <w:t xml:space="preserve">x_ext_frontal = radio_externo * np.cos(angulos)</w:t>
+      </w:r>
+      <w:r>
+        <w:br/>
+      </w:r>
+      <w:r>
+        <w:rPr>
+          <w:rStyle w:val="StringTok"/>
+        </w:rPr>
+        <w:t xml:space="preserve">y_ext_frontal_inf = vradio_ext * np.sin(angulos)</w:t>
+      </w:r>
+      <w:r>
+        <w:br/>
+      </w:r>
+      <w:r>
+        <w:rPr>
+          <w:rStyle w:val="StringTok"/>
+        </w:rPr>
+        <w:t xml:space="preserve">y_ext_frontal_sup = altura + vradio_ext * np.sin(angulos)</w:t>
+      </w:r>
+      <w:r>
+        <w:br/>
+      </w:r>
+      <w:r>
+        <w:br/>
+      </w:r>
+      <w:r>
+        <w:rPr>
+          <w:rStyle w:val="StringTok"/>
+        </w:rPr>
+        <w:t xml:space="preserve"># Polígono para el cuerpo exterior</w:t>
+      </w:r>
+      <w:r>
+        <w:br/>
+      </w:r>
+      <w:r>
+        <w:rPr>
+          <w:rStyle w:val="StringTok"/>
+        </w:rPr>
+        <w:t xml:space="preserve">puntos_cuerpo_ext = []</w:t>
+      </w:r>
+      <w:r>
+        <w:br/>
+      </w:r>
+      <w:r>
+        <w:rPr>
+          <w:rStyle w:val="StringTok"/>
+        </w:rPr>
+        <w:t xml:space="preserve">for i in range(len(angulos)):</w:t>
+      </w:r>
+      <w:r>
+        <w:br/>
+      </w:r>
+      <w:r>
+        <w:rPr>
+          <w:rStyle w:val="StringTok"/>
+        </w:rPr>
+        <w:t xml:space="preserve">    puntos_cuerpo_ext.append((x_ext_frontal[i], y_ext_frontal_inf[i]))</w:t>
+      </w:r>
+      <w:r>
+        <w:br/>
+      </w:r>
+      <w:r>
+        <w:rPr>
+          <w:rStyle w:val="StringTok"/>
+        </w:rPr>
+        <w:t xml:space="preserve">puntos_cuerpo_ext.append((radio_externo, 0))</w:t>
+      </w:r>
+      <w:r>
+        <w:br/>
+      </w:r>
+      <w:r>
+        <w:rPr>
+          <w:rStyle w:val="StringTok"/>
+        </w:rPr>
+        <w:t xml:space="preserve">puntos_cuerpo_ext.append((radio_externo, altura))</w:t>
+      </w:r>
+      <w:r>
+        <w:br/>
+      </w:r>
+      <w:r>
+        <w:rPr>
+          <w:rStyle w:val="StringTok"/>
+        </w:rPr>
+        <w:t xml:space="preserve">for i in range(len(angulos)-1, -1, -1):</w:t>
+      </w:r>
+      <w:r>
+        <w:br/>
+      </w:r>
+      <w:r>
+        <w:rPr>
+          <w:rStyle w:val="StringTok"/>
+        </w:rPr>
+        <w:t xml:space="preserve">    puntos_cuerpo_ext.append((x_ext_frontal[i], y_ext_frontal_sup[i]))</w:t>
+      </w:r>
+      <w:r>
+        <w:br/>
+      </w:r>
+      <w:r>
+        <w:rPr>
+          <w:rStyle w:val="StringTok"/>
+        </w:rPr>
+        <w:t xml:space="preserve">poligono_cuerpo_ext = Polygon(puntos_cuerpo_ext, closed=True, facecolor=azul_relleno, </w:t>
+      </w:r>
+      <w:r>
+        <w:br/>
+      </w:r>
+      <w:r>
+        <w:rPr>
+          <w:rStyle w:val="StringTok"/>
+        </w:rPr>
+        <w:t xml:space="preserve">                         edgecolor='none', alpha=0.5, zorder=1)</w:t>
+      </w:r>
+      <w:r>
+        <w:br/>
+      </w:r>
+      <w:r>
+        <w:rPr>
+          <w:rStyle w:val="StringTok"/>
+        </w:rPr>
+        <w:t xml:space="preserve">ax.add_patch(poligono_cuerpo_ext)</w:t>
+      </w:r>
+      <w:r>
+        <w:br/>
+      </w:r>
+      <w:r>
+        <w:br/>
+      </w:r>
+      <w:r>
+        <w:rPr>
+          <w:rStyle w:val="StringTok"/>
+        </w:rPr>
+        <w:t xml:space="preserve"># Polígono para el cuerpo interior (hueco)</w:t>
+      </w:r>
+      <w:r>
+        <w:br/>
+      </w:r>
+      <w:r>
+        <w:rPr>
+          <w:rStyle w:val="StringTok"/>
+        </w:rPr>
+        <w:t xml:space="preserve">x_int_frontal = radio_interno * np.cos(angulos)</w:t>
+      </w:r>
+      <w:r>
+        <w:br/>
+      </w:r>
+      <w:r>
+        <w:rPr>
+          <w:rStyle w:val="StringTok"/>
+        </w:rPr>
+        <w:t xml:space="preserve">y_int_frontal_inf = vradio_int * np.sin(angulos)</w:t>
+      </w:r>
+      <w:r>
+        <w:br/>
+      </w:r>
+      <w:r>
+        <w:rPr>
+          <w:rStyle w:val="StringTok"/>
+        </w:rPr>
+        <w:t xml:space="preserve">y_int_frontal_sup = altura + vradio_int * np.sin(angulos)</w:t>
+      </w:r>
+      <w:r>
+        <w:br/>
+      </w:r>
+      <w:r>
+        <w:br/>
+      </w:r>
+      <w:r>
+        <w:rPr>
+          <w:rStyle w:val="StringTok"/>
+        </w:rPr>
+        <w:t xml:space="preserve">puntos_cuerpo_int = []</w:t>
+      </w:r>
+      <w:r>
+        <w:br/>
+      </w:r>
+      <w:r>
+        <w:rPr>
+          <w:rStyle w:val="StringTok"/>
+        </w:rPr>
+        <w:t xml:space="preserve">for i in range(len(angulos)):</w:t>
+      </w:r>
+      <w:r>
+        <w:br/>
+      </w:r>
+      <w:r>
+        <w:rPr>
+          <w:rStyle w:val="StringTok"/>
+        </w:rPr>
+        <w:t xml:space="preserve">    puntos_cuerpo_int.append((x_int_frontal[i], y_int_frontal_inf[i]))</w:t>
+      </w:r>
+      <w:r>
+        <w:br/>
+      </w:r>
+      <w:r>
+        <w:rPr>
+          <w:rStyle w:val="StringTok"/>
+        </w:rPr>
+        <w:t xml:space="preserve">puntos_cuerpo_int.append((radio_interno, 0))</w:t>
+      </w:r>
+      <w:r>
+        <w:br/>
+      </w:r>
+      <w:r>
+        <w:rPr>
+          <w:rStyle w:val="StringTok"/>
+        </w:rPr>
+        <w:t xml:space="preserve">puntos_cuerpo_int.append((radio_interno, altura))</w:t>
+      </w:r>
+      <w:r>
+        <w:br/>
+      </w:r>
+      <w:r>
+        <w:rPr>
+          <w:rStyle w:val="StringTok"/>
+        </w:rPr>
+        <w:t xml:space="preserve">for i in range(len(angulos)-1, -1, -1):</w:t>
+      </w:r>
+      <w:r>
+        <w:br/>
+      </w:r>
+      <w:r>
+        <w:rPr>
+          <w:rStyle w:val="StringTok"/>
+        </w:rPr>
+        <w:t xml:space="preserve">    puntos_cuerpo_int.append((x_int_frontal[i], y_int_frontal_sup[i]))</w:t>
+      </w:r>
+      <w:r>
+        <w:br/>
+      </w:r>
+      <w:r>
+        <w:rPr>
+          <w:rStyle w:val="StringTok"/>
+        </w:rPr>
+        <w:t xml:space="preserve">poligono_cuerpo_int = Polygon(puntos_cuerpo_int, closed=True, facecolor='white', </w:t>
+      </w:r>
+      <w:r>
+        <w:br/>
+      </w:r>
+      <w:r>
+        <w:rPr>
+          <w:rStyle w:val="StringTok"/>
+        </w:rPr>
+        <w:t xml:space="preserve">                         edgecolor='none', zorder=2)</w:t>
+      </w:r>
+      <w:r>
+        <w:br/>
+      </w:r>
+      <w:r>
+        <w:rPr>
+          <w:rStyle w:val="StringTok"/>
+        </w:rPr>
+        <w:t xml:space="preserve">ax.add_patch(poligono_cuerpo_int)</w:t>
+      </w:r>
+      <w:r>
+        <w:br/>
+      </w:r>
+      <w:r>
+        <w:br/>
+      </w:r>
+      <w:r>
+        <w:rPr>
+          <w:rStyle w:val="StringTok"/>
+        </w:rPr>
+        <w:t xml:space="preserve"># Dibujar líneas verticales</w:t>
+      </w:r>
+      <w:r>
+        <w:br/>
+      </w:r>
+      <w:r>
+        <w:rPr>
+          <w:rStyle w:val="StringTok"/>
+        </w:rPr>
+        <w:t xml:space="preserve">ax.plot([radio_externo, radio_externo], [0, altura], color=azul_cilindro, linewidth=1.5, zorder=5)</w:t>
+      </w:r>
+      <w:r>
+        <w:br/>
+      </w:r>
+      <w:r>
+        <w:rPr>
+          <w:rStyle w:val="StringTok"/>
+        </w:rPr>
+        <w:t xml:space="preserve">ax.plot([-radio_externo, -radio_externo], [0, altura], color=azul_cilindro, linewidth=1.5, zorder=5)</w:t>
+      </w:r>
+      <w:r>
+        <w:br/>
+      </w:r>
+      <w:r>
+        <w:rPr>
+          <w:rStyle w:val="StringTok"/>
+        </w:rPr>
+        <w:t xml:space="preserve">ax.plot([radio_interno, radio_interno], [0, altura], color=azul_cilindro, linewidth=1.5, zorder=5)</w:t>
+      </w:r>
+      <w:r>
+        <w:br/>
+      </w:r>
+      <w:r>
+        <w:rPr>
+          <w:rStyle w:val="StringTok"/>
+        </w:rPr>
+        <w:t xml:space="preserve">ax.plot([-radio_interno, -radio_interno], [0, altura], color=azul_cilindro, linewidth=1.5, zorder=5)</w:t>
+      </w:r>
+      <w:r>
+        <w:br/>
+      </w:r>
+      <w:r>
+        <w:br/>
+      </w:r>
+      <w:r>
+        <w:rPr>
+          <w:rStyle w:val="StringTok"/>
+        </w:rPr>
+        <w:t xml:space="preserve"># LÍNEAS PUNTEADAS PARA LAS PARTES NO VISIBLES DE LAS TAPAS SUPERIOR E INFERIOR</w:t>
+      </w:r>
+      <w:r>
+        <w:br/>
+      </w:r>
+      <w:r>
+        <w:rPr>
+          <w:rStyle w:val="StringTok"/>
+        </w:rPr>
+        <w:t xml:space="preserve"># Semielipses posteriores (arco trasero)</w:t>
+      </w:r>
+      <w:r>
+        <w:br/>
+      </w:r>
+      <w:r>
+        <w:rPr>
+          <w:rStyle w:val="StringTok"/>
+        </w:rPr>
+        <w:t xml:space="preserve">angulos_traseros = np.linspace(0, np.pi, 100)  # Más puntos para curvas más suaves</w:t>
+      </w:r>
+      <w:r>
+        <w:br/>
+      </w:r>
+      <w:r>
+        <w:rPr>
+          <w:rStyle w:val="StringTok"/>
+        </w:rPr>
+        <w:t xml:space="preserve">x_trasero_ext = radio_externo * np.cos(angulos_traseros)</w:t>
+      </w:r>
+      <w:r>
+        <w:br/>
+      </w:r>
+      <w:r>
+        <w:rPr>
+          <w:rStyle w:val="StringTok"/>
+        </w:rPr>
+        <w:t xml:space="preserve">y_trasero_ext_inf = vradio_ext * np.sin(angulos_traseros)</w:t>
+      </w:r>
+      <w:r>
+        <w:br/>
+      </w:r>
+      <w:r>
+        <w:rPr>
+          <w:rStyle w:val="StringTok"/>
+        </w:rPr>
+        <w:t xml:space="preserve">y_trasero_ext_sup = altura + vradio_ext * np.sin(angulos_traseros)</w:t>
+      </w:r>
+      <w:r>
+        <w:br/>
+      </w:r>
+      <w:r>
+        <w:rPr>
+          <w:rStyle w:val="StringTok"/>
+        </w:rPr>
+        <w:t xml:space="preserve">x_trasero_int = radio_interno * np.cos(angulos_traseros)</w:t>
+      </w:r>
+      <w:r>
+        <w:br/>
+      </w:r>
+      <w:r>
+        <w:rPr>
+          <w:rStyle w:val="StringTok"/>
+        </w:rPr>
+        <w:t xml:space="preserve">y_trasero_int_inf = vradio_int * np.sin(angulos_traseros)</w:t>
+      </w:r>
+      <w:r>
+        <w:br/>
+      </w:r>
+      <w:r>
+        <w:rPr>
+          <w:rStyle w:val="StringTok"/>
+        </w:rPr>
+        <w:t xml:space="preserve">y_trasero_int_sup = altura + vradio_int * np.sin(angulos_traseros)</w:t>
+      </w:r>
+      <w:r>
+        <w:br/>
+      </w:r>
+      <w:r>
+        <w:br/>
+      </w:r>
+      <w:r>
+        <w:rPr>
+          <w:rStyle w:val="StringTok"/>
+        </w:rPr>
+        <w:t xml:space="preserve"># Dibujar líneas punteadas para las semielipses posteriores</w:t>
+      </w:r>
+      <w:r>
+        <w:br/>
+      </w:r>
+      <w:r>
+        <w:rPr>
+          <w:rStyle w:val="StringTok"/>
+        </w:rPr>
+        <w:t xml:space="preserve">linea_punteada = {'linestyle': '--', 'color': gris_linea, 'linewidth': 1.2, 'zorder': 3,</w:t>
+      </w:r>
+      <w:r>
+        <w:br/>
+      </w:r>
+      <w:r>
+        <w:rPr>
+          <w:rStyle w:val="StringTok"/>
+        </w:rPr>
+        <w:t xml:space="preserve">                 'dashes': [3, 2]}  # Líneas punteadas correctas</w:t>
+      </w:r>
+      <w:r>
+        <w:br/>
+      </w:r>
+      <w:r>
+        <w:br/>
+      </w:r>
+      <w:r>
+        <w:rPr>
+          <w:rStyle w:val="StringTok"/>
+        </w:rPr>
+        <w:t xml:space="preserve"># Semielipses posteriores inferiores</w:t>
+      </w:r>
+      <w:r>
+        <w:br/>
+      </w:r>
+      <w:r>
+        <w:rPr>
+          <w:rStyle w:val="StringTok"/>
+        </w:rPr>
+        <w:t xml:space="preserve">ax.plot(x_trasero_ext, y_trasero_ext_inf, **linea_punteada)</w:t>
+      </w:r>
+      <w:r>
+        <w:br/>
+      </w:r>
+      <w:r>
+        <w:rPr>
+          <w:rStyle w:val="StringTok"/>
+        </w:rPr>
+        <w:t xml:space="preserve">ax.plot(x_trasero_int, y_trasero_int_inf, **linea_punteada)</w:t>
+      </w:r>
+      <w:r>
+        <w:br/>
+      </w:r>
+      <w:r>
+        <w:br/>
+      </w:r>
+      <w:r>
+        <w:rPr>
+          <w:rStyle w:val="StringTok"/>
+        </w:rPr>
+        <w:t xml:space="preserve"># Semielipses posteriores superiores</w:t>
+      </w:r>
+      <w:r>
+        <w:br/>
+      </w:r>
+      <w:r>
+        <w:rPr>
+          <w:rStyle w:val="StringTok"/>
+        </w:rPr>
+        <w:t xml:space="preserve">ax.plot(x_trasero_ext, y_trasero_ext_sup, **linea_punteada)</w:t>
+      </w:r>
+      <w:r>
+        <w:br/>
+      </w:r>
+      <w:r>
+        <w:rPr>
+          <w:rStyle w:val="StringTok"/>
+        </w:rPr>
+        <w:t xml:space="preserve">ax.plot(x_trasero_int, y_trasero_int_sup, **linea_punteada)</w:t>
+      </w:r>
+      <w:r>
+        <w:br/>
+      </w:r>
+      <w:r>
+        <w:br/>
+      </w:r>
+      <w:r>
+        <w:rPr>
+          <w:rStyle w:val="StringTok"/>
+        </w:rPr>
+        <w:t xml:space="preserve"># Dibujar semielipses frontales visibles</w:t>
+      </w:r>
+      <w:r>
+        <w:br/>
+      </w:r>
+      <w:r>
+        <w:rPr>
+          <w:rStyle w:val="StringTok"/>
+        </w:rPr>
+        <w:t xml:space="preserve"># Semielipses frontales inferiores</w:t>
+      </w:r>
+      <w:r>
+        <w:br/>
+      </w:r>
+      <w:r>
+        <w:rPr>
+          <w:rStyle w:val="StringTok"/>
+        </w:rPr>
+        <w:t xml:space="preserve">angulos_frontales = np.linspace(-np.pi, 0, 100)</w:t>
+      </w:r>
+      <w:r>
+        <w:br/>
+      </w:r>
+      <w:r>
+        <w:rPr>
+          <w:rStyle w:val="StringTok"/>
+        </w:rPr>
+        <w:t xml:space="preserve">x_frontal_ext = radio_externo * np.cos(angulos_frontales)</w:t>
+      </w:r>
+      <w:r>
+        <w:br/>
+      </w:r>
+      <w:r>
+        <w:rPr>
+          <w:rStyle w:val="StringTok"/>
+        </w:rPr>
+        <w:t xml:space="preserve">y_frontal_ext_inf = vradio_ext * np.sin(angulos_frontales)</w:t>
+      </w:r>
+      <w:r>
+        <w:br/>
+      </w:r>
+      <w:r>
+        <w:rPr>
+          <w:rStyle w:val="StringTok"/>
+        </w:rPr>
+        <w:t xml:space="preserve">x_frontal_int = radio_interno * np.cos(angulos_frontales)</w:t>
+      </w:r>
+      <w:r>
+        <w:br/>
+      </w:r>
+      <w:r>
+        <w:rPr>
+          <w:rStyle w:val="StringTok"/>
+        </w:rPr>
+        <w:t xml:space="preserve">y_frontal_int_inf = vradio_int * np.sin(angulos_frontales)</w:t>
+      </w:r>
+      <w:r>
+        <w:br/>
+      </w:r>
+      <w:r>
+        <w:br/>
+      </w:r>
+      <w:r>
+        <w:rPr>
+          <w:rStyle w:val="StringTok"/>
+        </w:rPr>
+        <w:t xml:space="preserve">ax.plot(x_frontal_ext, y_frontal_ext_inf, color=azul_cilindro, linewidth=1.5, zorder=5)</w:t>
+      </w:r>
+      <w:r>
+        <w:br/>
+      </w:r>
+      <w:r>
+        <w:rPr>
+          <w:rStyle w:val="StringTok"/>
+        </w:rPr>
+        <w:t xml:space="preserve">ax.plot(x_frontal_int, y_frontal_int_inf, color=azul_cilindro, linewidth=1.5, zorder=5)</w:t>
+      </w:r>
+      <w:r>
+        <w:br/>
+      </w:r>
+      <w:r>
+        <w:br/>
+      </w:r>
+      <w:r>
+        <w:rPr>
+          <w:rStyle w:val="StringTok"/>
+        </w:rPr>
+        <w:t xml:space="preserve"># Semielipses frontales superiores</w:t>
+      </w:r>
+      <w:r>
+        <w:br/>
+      </w:r>
+      <w:r>
+        <w:rPr>
+          <w:rStyle w:val="StringTok"/>
+        </w:rPr>
+        <w:t xml:space="preserve">y_frontal_ext_sup = altura + vradio_ext * np.sin(angulos_frontales)</w:t>
+      </w:r>
+      <w:r>
+        <w:br/>
+      </w:r>
+      <w:r>
+        <w:rPr>
+          <w:rStyle w:val="StringTok"/>
+        </w:rPr>
+        <w:t xml:space="preserve">y_frontal_int_sup = altura + vradio_int * np.sin(angulos_frontales)</w:t>
+      </w:r>
+      <w:r>
+        <w:br/>
+      </w:r>
+      <w:r>
+        <w:rPr>
+          <w:rStyle w:val="StringTok"/>
+        </w:rPr>
+        <w:t xml:space="preserve">ax.plot(x_frontal_ext, y_frontal_ext_sup, color=azul_cilindro, linewidth=1.5, zorder=5)</w:t>
+      </w:r>
+      <w:r>
+        <w:br/>
+      </w:r>
+      <w:r>
+        <w:rPr>
+          <w:rStyle w:val="StringTok"/>
+        </w:rPr>
+        <w:t xml:space="preserve">ax.plot(x_frontal_int, y_frontal_int_sup, color=azul_cilindro, linewidth=1.5, zorder=5)</w:t>
+      </w:r>
+      <w:r>
+        <w:br/>
+      </w:r>
+      <w:r>
+        <w:br/>
+      </w:r>
+      <w:r>
+        <w:rPr>
+          <w:rStyle w:val="StringTok"/>
+        </w:rPr>
+        <w:t xml:space="preserve"># Añadir puntos centrales</w:t>
+      </w:r>
+      <w:r>
+        <w:br/>
+      </w:r>
+      <w:r>
+        <w:rPr>
+          <w:rStyle w:val="StringTok"/>
+        </w:rPr>
+        <w:t xml:space="preserve">ax.plot(0, altura, 'o', color=azul_cilindro, markersize=4, zorder=6)</w:t>
+      </w:r>
+      <w:r>
+        <w:br/>
+      </w:r>
+      <w:r>
+        <w:rPr>
+          <w:rStyle w:val="StringTok"/>
+        </w:rPr>
+        <w:t xml:space="preserve">ax.plot(0, 0, 'o', color=azul_cilindro, markersize=4, zorder=6)</w:t>
+      </w:r>
+      <w:r>
+        <w:br/>
+      </w:r>
+      <w:r>
+        <w:br/>
+      </w:r>
+      <w:r>
+        <w:rPr>
+          <w:rStyle w:val="StringTok"/>
+        </w:rPr>
+        <w:t xml:space="preserve"># Añadir flechas de radio</w:t>
+      </w:r>
+      <w:r>
+        <w:br/>
+      </w:r>
+      <w:r>
+        <w:rPr>
+          <w:rStyle w:val="StringTok"/>
+        </w:rPr>
+        <w:t xml:space="preserve">ax.add_patch(FancyArrowPatch((0, altura), (radio_interno, altura), arrowstyle='-&gt;', </w:t>
+      </w:r>
+      <w:r>
+        <w:br/>
+      </w:r>
+      <w:r>
+        <w:rPr>
+          <w:rStyle w:val="StringTok"/>
+        </w:rPr>
+        <w:t xml:space="preserve">                           color=azul_cilindro, linewidth=1, mutation_scale=10, zorder=6))</w:t>
+      </w:r>
+      <w:r>
+        <w:br/>
+      </w:r>
+      <w:r>
+        <w:rPr>
+          <w:rStyle w:val="StringTok"/>
+        </w:rPr>
+        <w:t xml:space="preserve">ax.add_patch(FancyArrowPatch((0, 0), (radio_externo, 0), arrowstyle='-&gt;', </w:t>
+      </w:r>
+      <w:r>
+        <w:br/>
+      </w:r>
+      <w:r>
+        <w:rPr>
+          <w:rStyle w:val="StringTok"/>
+        </w:rPr>
+        <w:t xml:space="preserve">                           color=azul_cilindro, linewidth=1, mutation_scale=10, zorder=6))</w:t>
+      </w:r>
+      <w:r>
+        <w:br/>
+      </w:r>
+      <w:r>
+        <w:br/>
+      </w:r>
+      <w:r>
+        <w:rPr>
+          <w:rStyle w:val="StringTok"/>
+        </w:rPr>
+        <w:t xml:space="preserve"># FLECHAS Y ETIQUETAS DE DIMENSIONES</w:t>
+      </w:r>
+      <w:r>
+        <w:br/>
+      </w:r>
+      <w:r>
+        <w:rPr>
+          <w:rStyle w:val="StringTok"/>
+        </w:rPr>
+        <w:t xml:space="preserve"># Propiedades comunes para flechas (reducidas para mejor proporción)</w:t>
+      </w:r>
+      <w:r>
+        <w:br/>
+      </w:r>
+      <w:r>
+        <w:rPr>
+          <w:rStyle w:val="StringTok"/>
+        </w:rPr>
+        <w:t xml:space="preserve">flecha_props = dict(arrowstyle='&lt;-&gt;', color='black', linewidth=0.8, mutation_scale=8)</w:t>
+      </w:r>
+      <w:r>
+        <w:br/>
+      </w:r>
+      <w:r>
+        <w:br/>
+      </w:r>
+      <w:r>
+        <w:rPr>
+          <w:rStyle w:val="StringTok"/>
+        </w:rPr>
+        <w:t xml:space="preserve"># 1. DIÁMETRO EXTERNO</w:t>
+      </w:r>
+      <w:r>
+        <w:br/>
+      </w:r>
+      <w:r>
+        <w:rPr>
+          <w:rStyle w:val="StringTok"/>
+        </w:rPr>
+        <w:t xml:space="preserve">diam_y = altura + vradio_ext*2 + altura*0.2</w:t>
+      </w:r>
+      <w:r>
+        <w:br/>
+      </w:r>
+      <w:r>
+        <w:rPr>
+          <w:rStyle w:val="StringTok"/>
+        </w:rPr>
+        <w:t xml:space="preserve">ax.add_patch(FancyArrowPatch((-radio_externo, diam_y), (radio_externo, diam_y), **flecha_props))</w:t>
+      </w:r>
+      <w:r>
+        <w:br/>
+      </w:r>
+      <w:r>
+        <w:rPr>
+          <w:rStyle w:val="StringTok"/>
+        </w:rPr>
+        <w:t xml:space="preserve">ax.text(0, diam_y + altura*0.08, f'Diámetro externo = {"</w:t>
+      </w:r>
+      <w:r>
+        <w:rPr>
+          <w:rStyle w:val="NormalTok"/>
+        </w:rPr>
+        <w:t xml:space="preserve">, d_ext_fmt, </w:t>
+      </w:r>
+      <w:r>
+        <w:rPr>
+          <w:rStyle w:val="StringTok"/>
+        </w:rPr>
+        <w:t xml:space="preserve">"} {unidad}', </w:t>
+      </w:r>
+      <w:r>
+        <w:br/>
+      </w:r>
+      <w:r>
+        <w:rPr>
+          <w:rStyle w:val="StringTok"/>
+        </w:rPr>
+        <w:t xml:space="preserve">       fontweight='bold', ha='center', va='center', fontsize=8)</w:t>
+      </w:r>
+      <w:r>
+        <w:br/>
+      </w:r>
+      <w:r>
+        <w:br/>
+      </w:r>
+      <w:r>
+        <w:rPr>
+          <w:rStyle w:val="StringTok"/>
+        </w:rPr>
+        <w:t xml:space="preserve"># 2. ALTURA</w:t>
+      </w:r>
+      <w:r>
+        <w:br/>
+      </w:r>
+      <w:r>
+        <w:rPr>
+          <w:rStyle w:val="StringTok"/>
+        </w:rPr>
+        <w:t xml:space="preserve">altura_x = radio_externo + radio_externo*0.4</w:t>
+      </w:r>
+      <w:r>
+        <w:br/>
+      </w:r>
+      <w:r>
+        <w:rPr>
+          <w:rStyle w:val="StringTok"/>
+        </w:rPr>
+        <w:t xml:space="preserve">ax.add_patch(FancyArrowPatch((altura_x, 0), (altura_x, altura), **flecha_props))</w:t>
+      </w:r>
+      <w:r>
+        <w:br/>
+      </w:r>
+      <w:r>
+        <w:rPr>
+          <w:rStyle w:val="StringTok"/>
+        </w:rPr>
+        <w:t xml:space="preserve">ax.text(altura_x + radio_externo*0.12, altura/2, 'Altura', </w:t>
+      </w:r>
+      <w:r>
+        <w:br/>
+      </w:r>
+      <w:r>
+        <w:rPr>
+          <w:rStyle w:val="StringTok"/>
+        </w:rPr>
+        <w:t xml:space="preserve">       fontweight='bold', rotation=90, ha='center', va='center', fontsize=8)</w:t>
+      </w:r>
+      <w:r>
+        <w:br/>
+      </w:r>
+      <w:r>
+        <w:br/>
+      </w:r>
+      <w:r>
+        <w:rPr>
+          <w:rStyle w:val="StringTok"/>
+        </w:rPr>
+        <w:t xml:space="preserve"># 3. RADIO INTERNO</w:t>
+      </w:r>
+      <w:r>
+        <w:br/>
+      </w:r>
+      <w:r>
+        <w:rPr>
+          <w:rStyle w:val="StringTok"/>
+        </w:rPr>
+        <w:t xml:space="preserve">radio_int_label_pos = (radio_interno*2.2, altura + altura*0.25)</w:t>
+      </w:r>
+      <w:r>
+        <w:br/>
+      </w:r>
+      <w:r>
+        <w:rPr>
+          <w:rStyle w:val="StringTok"/>
+        </w:rPr>
+        <w:t xml:space="preserve">ax.plot([radio_interno, radio_int_label_pos[0]], [altura, radio_int_label_pos[1]], 'k-', linewidth=0.7)</w:t>
+      </w:r>
+      <w:r>
+        <w:br/>
+      </w:r>
+      <w:r>
+        <w:rPr>
+          <w:rStyle w:val="StringTok"/>
+        </w:rPr>
+        <w:t xml:space="preserve">ax.plot([radio_int_label_pos[0]-0.1, radio_int_label_pos[0]], [radio_int_label_pos[1], radio_int_label_pos[1]], 'k-', linewidth=0.7)</w:t>
+      </w:r>
+      <w:r>
+        <w:br/>
+      </w:r>
+      <w:r>
+        <w:rPr>
+          <w:rStyle w:val="StringTok"/>
+        </w:rPr>
+        <w:t xml:space="preserve">ax.text(radio_int_label_pos[0], radio_int_label_pos[1], </w:t>
+      </w:r>
+      <w:r>
+        <w:br/>
+      </w:r>
+      <w:r>
+        <w:rPr>
+          <w:rStyle w:val="StringTok"/>
+        </w:rPr>
+        <w:t xml:space="preserve">       f'Radio interno = {"</w:t>
+      </w:r>
+      <w:r>
+        <w:rPr>
+          <w:rStyle w:val="NormalTok"/>
+        </w:rPr>
+        <w:t xml:space="preserve">, r_int_fmt, </w:t>
+      </w:r>
+      <w:r>
+        <w:rPr>
+          <w:rStyle w:val="StringTok"/>
+        </w:rPr>
+        <w:t xml:space="preserve">"} {unidad}', </w:t>
+      </w:r>
+      <w:r>
+        <w:br/>
+      </w:r>
+      <w:r>
+        <w:rPr>
+          <w:rStyle w:val="StringTok"/>
+        </w:rPr>
+        <w:t xml:space="preserve">       fontweight='bold', ha='left', va='center', fontsize=8)</w:t>
+      </w:r>
+      <w:r>
+        <w:br/>
+      </w:r>
+      <w:r>
+        <w:br/>
+      </w:r>
+      <w:r>
+        <w:rPr>
+          <w:rStyle w:val="StringTok"/>
+        </w:rPr>
+        <w:t xml:space="preserve"># 4. GROSOR</w:t>
+      </w:r>
+      <w:r>
+        <w:br/>
+      </w:r>
+      <w:r>
+        <w:rPr>
+          <w:rStyle w:val="StringTok"/>
+        </w:rPr>
+        <w:t xml:space="preserve">grosor_start = -radio_externo + (radio_externo - radio_interno)/2</w:t>
+      </w:r>
+      <w:r>
+        <w:br/>
+      </w:r>
+      <w:r>
+        <w:rPr>
+          <w:rStyle w:val="StringTok"/>
+        </w:rPr>
+        <w:t xml:space="preserve">ax.add_patch(FancyArrowPatch((-radio_interno, altura), (-radio_externo, altura), **flecha_props, zorder=6))</w:t>
+      </w:r>
+      <w:r>
+        <w:br/>
+      </w:r>
+      <w:r>
+        <w:rPr>
+          <w:rStyle w:val="StringTok"/>
+        </w:rPr>
+        <w:t xml:space="preserve">grosor_label_pos = (-radio_externo*2.2, altura + altura*0.25)</w:t>
+      </w:r>
+      <w:r>
+        <w:br/>
+      </w:r>
+      <w:r>
+        <w:rPr>
+          <w:rStyle w:val="StringTok"/>
+        </w:rPr>
+        <w:t xml:space="preserve">ax.plot([-radio_externo, grosor_label_pos[0]], [altura, grosor_label_pos[1]], 'k-', linewidth=0.7)</w:t>
+      </w:r>
+      <w:r>
+        <w:br/>
+      </w:r>
+      <w:r>
+        <w:rPr>
+          <w:rStyle w:val="StringTok"/>
+        </w:rPr>
+        <w:t xml:space="preserve">ax.plot([grosor_label_pos[0], grosor_label_pos[0]+0.1], [grosor_label_pos[1], grosor_label_pos[1]], 'k-', linewidth=0.7)</w:t>
+      </w:r>
+      <w:r>
+        <w:br/>
+      </w:r>
+      <w:r>
+        <w:rPr>
+          <w:rStyle w:val="StringTok"/>
+        </w:rPr>
+        <w:t xml:space="preserve">ax.text(grosor_label_pos[0], grosor_label_pos[1], </w:t>
+      </w:r>
+      <w:r>
+        <w:br/>
+      </w:r>
+      <w:r>
+        <w:rPr>
+          <w:rStyle w:val="StringTok"/>
+        </w:rPr>
+        <w:t xml:space="preserve">       f'Grosor = {"</w:t>
+      </w:r>
+      <w:r>
+        <w:rPr>
+          <w:rStyle w:val="NormalTok"/>
+        </w:rPr>
+        <w:t xml:space="preserve">, grosor_fmt, </w:t>
+      </w:r>
+      <w:r>
+        <w:rPr>
+          <w:rStyle w:val="StringTok"/>
+        </w:rPr>
+        <w:t xml:space="preserve">"} {unidad}', </w:t>
+      </w:r>
+      <w:r>
+        <w:br/>
+      </w:r>
+      <w:r>
+        <w:rPr>
+          <w:rStyle w:val="StringTok"/>
+        </w:rPr>
+        <w:t xml:space="preserve">       fontweight='bold', ha='right', va='center', fontsize=8)</w:t>
+      </w:r>
+      <w:r>
+        <w:br/>
+      </w:r>
+      <w:r>
+        <w:br/>
+      </w:r>
+      <w:r>
+        <w:rPr>
+          <w:rStyle w:val="StringTok"/>
+        </w:rPr>
+        <w:t xml:space="preserve"># 5. RADIO EXTERNO</w:t>
+      </w:r>
+      <w:r>
+        <w:br/>
+      </w:r>
+      <w:r>
+        <w:rPr>
+          <w:rStyle w:val="StringTok"/>
+        </w:rPr>
+        <w:t xml:space="preserve">radio_ext_label_pos = (radio_externo*2.2, -altura*0.25)</w:t>
+      </w:r>
+      <w:r>
+        <w:br/>
+      </w:r>
+      <w:r>
+        <w:rPr>
+          <w:rStyle w:val="StringTok"/>
+        </w:rPr>
+        <w:t xml:space="preserve">ax.plot([radio_externo, radio_ext_label_pos[0]], [0, radio_ext_label_pos[1]], 'k-', linewidth=0.7)</w:t>
+      </w:r>
+      <w:r>
+        <w:br/>
+      </w:r>
+      <w:r>
+        <w:rPr>
+          <w:rStyle w:val="StringTok"/>
+        </w:rPr>
+        <w:t xml:space="preserve">ax.plot([radio_ext_label_pos[0]-0.1, radio_ext_label_pos[0]], [radio_ext_label_pos[1], radio_ext_label_pos[1]], 'k-', linewidth=0.7)</w:t>
+      </w:r>
+      <w:r>
+        <w:br/>
+      </w:r>
+      <w:r>
+        <w:rPr>
+          <w:rStyle w:val="StringTok"/>
+        </w:rPr>
+        <w:t xml:space="preserve">ax.text(radio_ext_label_pos[0], radio_ext_label_pos[1], </w:t>
+      </w:r>
+      <w:r>
+        <w:br/>
+      </w:r>
+      <w:r>
+        <w:rPr>
+          <w:rStyle w:val="StringTok"/>
+        </w:rPr>
+        <w:t xml:space="preserve">       f'Radio externo = {"</w:t>
+      </w:r>
+      <w:r>
+        <w:rPr>
+          <w:rStyle w:val="NormalTok"/>
+        </w:rPr>
+        <w:t xml:space="preserve">, r_ext_fmt, </w:t>
+      </w:r>
+      <w:r>
+        <w:rPr>
+          <w:rStyle w:val="StringTok"/>
+        </w:rPr>
+        <w:t xml:space="preserve">"} {unidad}', </w:t>
+      </w:r>
+      <w:r>
+        <w:br/>
+      </w:r>
+      <w:r>
+        <w:rPr>
+          <w:rStyle w:val="StringTok"/>
+        </w:rPr>
+        <w:t xml:space="preserve">       fontweight='bold', ha='left', va='center', fontsize=8)</w:t>
+      </w:r>
+      <w:r>
+        <w:br/>
+      </w:r>
+      <w:r>
+        <w:br/>
+      </w:r>
+      <w:r>
+        <w:rPr>
+          <w:rStyle w:val="StringTok"/>
+        </w:rPr>
+        <w:t xml:space="preserve"># Ajustar límites y aspecto de la figura</w:t>
+      </w:r>
+      <w:r>
+        <w:br/>
+      </w:r>
+      <w:r>
+        <w:rPr>
+          <w:rStyle w:val="StringTok"/>
+        </w:rPr>
+        <w:t xml:space="preserve">margen = max(radio_externo, altura) * 0.8</w:t>
+      </w:r>
+      <w:r>
+        <w:br/>
+      </w:r>
+      <w:r>
+        <w:rPr>
+          <w:rStyle w:val="StringTok"/>
+        </w:rPr>
+        <w:t xml:space="preserve">ax.set_xlim(-radio_externo - margen, radio_externo + margen)</w:t>
+      </w:r>
+      <w:r>
+        <w:br/>
+      </w:r>
+      <w:r>
+        <w:rPr>
+          <w:rStyle w:val="StringTok"/>
+        </w:rPr>
+        <w:t xml:space="preserve">ax.set_ylim(-margen*0.7, altura + margen*1.1)</w:t>
+      </w:r>
+      <w:r>
+        <w:br/>
+      </w:r>
+      <w:r>
+        <w:rPr>
+          <w:rStyle w:val="StringTok"/>
+        </w:rPr>
+        <w:t xml:space="preserve">ax.set_aspect('equal')</w:t>
       </w:r>
       <w:r>
         <w:br/>
@@ -5405,34 +5594,25 @@
         <w:rPr>
           <w:rStyle w:val="StringTok"/>
         </w:rPr>
-        <w:t xml:space="preserve"># Optimizar el layout para eliminar espacios vacíos</w:t>
-      </w:r>
-      <w:r>
-        <w:br/>
-      </w:r>
-      <w:r>
-        <w:rPr>
-          <w:rStyle w:val="StringTok"/>
-        </w:rPr>
-        <w:t xml:space="preserve">plt.tight_layout(pad=0.5)</w:t>
-      </w:r>
-      <w:r>
-        <w:br/>
-      </w:r>
-      <w:r>
-        <w:rPr>
-          <w:rStyle w:val="StringTok"/>
-        </w:rPr>
-        <w:t xml:space="preserve"># Guardar con recorte ajustado y mayor resolución para mantener calidad</w:t>
-      </w:r>
-      <w:r>
-        <w:br/>
-      </w:r>
-      <w:r>
-        <w:rPr>
-          <w:rStyle w:val="StringTok"/>
-        </w:rPr>
-        <w:t xml:space="preserve">plt.savefig('cilindro_hueco.png', dpi=180, bbox_inches='tight', pad_inches=0.1)</w:t>
+        <w:t xml:space="preserve"># Guardar la figura con espacio ajustado para etiquetas</w:t>
+      </w:r>
+      <w:r>
+        <w:br/>
+      </w:r>
+      <w:r>
+        <w:rPr>
+          <w:rStyle w:val="StringTok"/>
+        </w:rPr>
+        <w:t xml:space="preserve">plt.tight_layout(pad=1.0)</w:t>
+      </w:r>
+      <w:r>
+        <w:br/>
+      </w:r>
+      <w:r>
+        <w:rPr>
+          <w:rStyle w:val="StringTok"/>
+        </w:rPr>
+        <w:t xml:space="preserve">plt.savefig('cilindro_hueco.png', dpi=200, bbox_inches='tight', transparent=True)</w:t>
       </w:r>
       <w:r>
         <w:br/>
@@ -5500,7 +5680,7 @@
         <w:pStyle w:val="FirstParagraph"/>
       </w:pPr>
       <w:r>
-        <w:t xml:space="preserve">Sofía desea saber cuánto(a) solución se necesita para llenar un tubo interno, pero solamente cuenta con las medidas de las dimensiones que muestra la figura.</w:t>
+        <w:t xml:space="preserve">Sofía desea saber cuánto(a) fluido se necesita para llenar un cañería cilíndrica interno, pero solamente cuenta con las medidas de las dimensiones que muestra la figura.</w:t>
       </w:r>
     </w:p>
     <w:p>
@@ -5510,7 +5690,7 @@
       <w:r>
         <w:drawing>
           <wp:inline>
-            <wp:extent cx="5334000" cy="5376299"/>
+            <wp:extent cx="3200400" cy="3483621"/>
             <wp:effectExtent b="0" l="0" r="0" t="0"/>
             <wp:docPr descr="" title="" id="21" name="Picture"/>
             <a:graphic>
@@ -5531,7 +5711,7 @@
                   <pic:spPr bwMode="auto">
                     <a:xfrm>
                       <a:off x="0" y="0"/>
-                      <a:ext cx="5334000" cy="5376299"/>
+                      <a:ext cx="3200400" cy="3483621"/>
                     </a:xfrm>
                     <a:prstGeom prst="rect">
                       <a:avLst/>
@@ -5557,7 +5737,7 @@
       <w:r>
         <w:drawing>
           <wp:inline>
-            <wp:extent cx="2879999" cy="926030"/>
+            <wp:extent cx="2159999" cy="694523"/>
             <wp:effectExtent b="0" l="0" r="0" t="0"/>
             <wp:docPr descr="" title="" id="24" name="Picture"/>
             <a:graphic>
@@ -5578,7 +5758,7 @@
                   <pic:spPr bwMode="auto">
                     <a:xfrm>
                       <a:off x="0" y="0"/>
-                      <a:ext cx="2879999" cy="926030"/>
+                      <a:ext cx="2159999" cy="694523"/>
                     </a:xfrm>
                     <a:prstGeom prst="rect">
                       <a:avLst/>
@@ -5699,7 +5879,7 @@
         <w:pStyle w:val="BodyText"/>
       </w:pPr>
       <w:r>
-        <w:t xml:space="preserve">Para calcular el volumen de solución necesario para llenar el tubo central, necesitamos calcular el volumen de un cilindro, cuya fórmula es:</w:t>
+        <w:t xml:space="preserve">Para calcular el volumen de fluido necesario para llenar el cañería cilíndrica hueco, necesitamos calcular el volumen de un cilindro, cuya fórmula es:</w:t>
       </w:r>
     </w:p>
     <w:p>
@@ -5755,15 +5935,15 @@
       <w:r>
         <w:t xml:space="preserve">Donde:</w:t>
       </w:r>
-      <w:r>
-        <w:t xml:space="preserve"> </w:t>
-      </w:r>
-      <w:r>
-        <w:t xml:space="preserve">-</w:t>
-      </w:r>
-      <w:r>
-        <w:t xml:space="preserve"> </w:t>
-      </w:r>
+    </w:p>
+    <w:p>
+      <w:pPr>
+        <w:pStyle w:val="Compact"/>
+        <w:numPr>
+          <w:ilvl w:val="0"/>
+          <w:numId w:val="1002"/>
+        </w:numPr>
+      </w:pPr>
       <m:oMath>
         <m:r>
           <m:t>r</m:t>
@@ -5773,17 +5953,17 @@
         <w:t xml:space="preserve"> </w:t>
       </w:r>
       <w:r>
-        <w:t xml:space="preserve">es el radio (en este caso, el radio interno = 0,3 m)</w:t>
-      </w:r>
-      <w:r>
-        <w:t xml:space="preserve"> </w:t>
-      </w:r>
-      <w:r>
-        <w:t xml:space="preserve">-</w:t>
-      </w:r>
-      <w:r>
-        <w:t xml:space="preserve"> </w:t>
-      </w:r>
+        <w:t xml:space="preserve">es el radio (en este caso, el radio interno = 1,9 dm)</w:t>
+      </w:r>
+    </w:p>
+    <w:p>
+      <w:pPr>
+        <w:pStyle w:val="Compact"/>
+        <w:numPr>
+          <w:ilvl w:val="0"/>
+          <w:numId w:val="1002"/>
+        </w:numPr>
+      </w:pPr>
       <m:oMath>
         <m:r>
           <m:t>h</m:t>
@@ -5798,22 +5978,42 @@
     </w:p>
     <w:p>
       <w:pPr>
-        <w:pStyle w:val="BodyText"/>
+        <w:pStyle w:val="FirstParagraph"/>
       </w:pPr>
       <w:r>
         <w:t xml:space="preserve">En el problema se nos proporciona:</w:t>
       </w:r>
-      <w:r>
-        <w:t xml:space="preserve"> </w:t>
-      </w:r>
-      <w:r>
-        <w:t xml:space="preserve">- Diámetro externo = 1,1 m</w:t>
-      </w:r>
-      <w:r>
-        <w:t xml:space="preserve"> </w:t>
-      </w:r>
-      <w:r>
-        <w:t xml:space="preserve">- Radio interno = 0,3 m</w:t>
+    </w:p>
+    <w:p>
+      <w:pPr>
+        <w:pStyle w:val="Compact"/>
+        <w:numPr>
+          <w:ilvl w:val="0"/>
+          <w:numId w:val="1003"/>
+        </w:numPr>
+      </w:pPr>
+      <w:r>
+        <w:t xml:space="preserve">Diámetro externo = 7,8 dm</w:t>
+      </w:r>
+    </w:p>
+    <w:p>
+      <w:pPr>
+        <w:pStyle w:val="Compact"/>
+        <w:numPr>
+          <w:ilvl w:val="0"/>
+          <w:numId w:val="1003"/>
+        </w:numPr>
+      </w:pPr>
+      <w:r>
+        <w:t xml:space="preserve">Radio interno = 1,9 dm</w:t>
+      </w:r>
+    </w:p>
+    <w:p>
+      <w:pPr>
+        <w:pStyle w:val="FirstParagraph"/>
+      </w:pPr>
+      <w:r>
+        <w:t xml:space="preserve">Sin embargo, no se nos proporciona la altura del cilindro, que es esencial para calcular el volumen. Por lo tanto, a Sofía le falta conocer la altura del cilindro para poder calcular la cantidad de fluido necesaria.</w:t>
       </w:r>
     </w:p>
     <w:p>
@@ -5821,19 +6021,13 @@
         <w:pStyle w:val="BodyText"/>
       </w:pPr>
       <w:r>
-        <w:t xml:space="preserve">Sin embargo, no se nos proporciona la altura del cilindro, que es esencial para calcular el volumen. Por lo tanto, a Sofía le falta conocer la altura del cilindro para poder calcular la cantidad de solución necesaria.</w:t>
+        <w:t xml:space="preserve">Si tuviéramos la altura, el volumen se calcularía así:</w:t>
       </w:r>
     </w:p>
     <w:p>
       <w:pPr>
         <w:pStyle w:val="BodyText"/>
       </w:pPr>
-      <w:r>
-        <w:t xml:space="preserve">Si tuviéramos la altura, el volumen se calcularía así:</w:t>
-      </w:r>
-      <w:r>
-        <w:t xml:space="preserve"> </w:t>
-      </w:r>
       <m:oMath>
         <m:r>
           <m:t>V</m:t>
@@ -5864,7 +6058,7 @@
               </m:dPr>
               <m:e>
                 <m:r>
-                  <m:t>0</m:t>
+                  <m:t>1</m:t>
                 </m:r>
                 <m:r>
                   <m:rPr>
@@ -5873,7 +6067,7 @@
                   <m:t>,</m:t>
                 </m:r>
                 <m:r>
-                  <m:t>3</m:t>
+                  <m:t>9</m:t>
                 </m:r>
               </m:e>
             </m:d>
@@ -5900,7 +6094,7 @@
           <m:t>=</m:t>
         </m:r>
         <m:r>
-          <m:t>0</m:t>
+          <m:t>11</m:t>
         </m:r>
         <m:r>
           <m:rPr>
@@ -5909,7 +6103,7 @@
           <m:t>,</m:t>
         </m:r>
         <m:r>
-          <m:t>28</m:t>
+          <m:t>34</m:t>
         </m:r>
         <m:r>
           <m:rPr>
@@ -5925,7 +6119,7 @@
         <w:t xml:space="preserve"> </w:t>
       </w:r>
       <w:r>
-        <w:t xml:space="preserve">m³</w:t>
+        <w:t xml:space="preserve">dm³</w:t>
       </w:r>
     </w:p>
     <w:bookmarkStart w:id="28" w:name="answerlist-1"/>
@@ -5942,7 +6136,7 @@
         <w:pStyle w:val="Compact"/>
         <w:numPr>
           <w:ilvl w:val="0"/>
-          <w:numId w:val="1002"/>
+          <w:numId w:val="1004"/>
         </w:numPr>
       </w:pPr>
       <w:r>
@@ -5954,7 +6148,7 @@
         <w:pStyle w:val="Compact"/>
         <w:numPr>
           <w:ilvl w:val="0"/>
-          <w:numId w:val="1002"/>
+          <w:numId w:val="1004"/>
         </w:numPr>
       </w:pPr>
       <w:r>
@@ -5966,7 +6160,7 @@
         <w:pStyle w:val="Compact"/>
         <w:numPr>
           <w:ilvl w:val="0"/>
-          <w:numId w:val="1002"/>
+          <w:numId w:val="1004"/>
         </w:numPr>
       </w:pPr>
       <w:r>
@@ -5978,7 +6172,7 @@
         <w:pStyle w:val="Compact"/>
         <w:numPr>
           <w:ilvl w:val="0"/>
-          <w:numId w:val="1002"/>
+          <w:numId w:val="1004"/>
         </w:numPr>
       </w:pPr>
       <w:r>
@@ -6245,6 +6439,12 @@
     <w:abstractNumId w:val="991"/>
   </w:num>
   <w:num w:numId="1002">
+    <w:abstractNumId w:val="991"/>
+  </w:num>
+  <w:num w:numId="1003">
+    <w:abstractNumId w:val="991"/>
+  </w:num>
+  <w:num w:numId="1004">
     <w:abstractNumId w:val="991"/>
   </w:num>
 </w:numbering>

--- a/Lab/36/volumen_cilindro_hueco_py_v1.docx
+++ b/Lab/36/volumen_cilindro_hueco_py_v1.docx
@@ -2,6 +2,15 @@
 <file path=word/document.xml><?xml version="1.0" encoding="utf-8"?>
 <w:document xmlns:w="http://schemas.openxmlformats.org/wordprocessingml/2006/main" xmlns:m="http://schemas.openxmlformats.org/officeDocument/2006/math" xmlns:r="http://schemas.openxmlformats.org/officeDocument/2006/relationships" xmlns:o="urn:schemas-microsoft-com:office:office" xmlns:v="urn:schemas-microsoft-com:vml" xmlns:w10="urn:schemas-microsoft-com:office:word" xmlns:a="http://schemas.openxmlformats.org/drawingml/2006/main" xmlns:pic="http://schemas.openxmlformats.org/drawingml/2006/picture" xmlns:wp="http://schemas.openxmlformats.org/drawingml/2006/wordprocessingDrawing">
   <w:body>
+    <w:bookmarkStart w:id="20" w:name="metadatos-icfes"/>
+    <w:p>
+      <w:pPr>
+        <w:pStyle w:val="Heading1"/>
+      </w:pPr>
+      <w:r>
+        <w:t xml:space="preserve">Metadatos ICFES</w:t>
+      </w:r>
+    </w:p>
     <w:p>
       <w:pPr>
         <w:pStyle w:val="FirstParagraph"/>
@@ -4301,7 +4310,7 @@
         <w:rPr>
           <w:rStyle w:val="StringTok"/>
         </w:rPr>
-        <w:t xml:space="preserve">fig, ax = plt.subplots(figsize=(5, 5))  # Reducido de 8x8 a 5x5</w:t>
+        <w:t xml:space="preserve">fig, ax = plt.subplots(figsize=(4, 4))  # Reducido de 5x5 a 4x4</w:t>
       </w:r>
       <w:r>
         <w:br/>
@@ -4721,34 +4730,34 @@
         <w:rPr>
           <w:rStyle w:val="StringTok"/>
         </w:rPr>
-        <w:t xml:space="preserve">ax.plot([radio_externo, radio_externo], [0, altura], color=azul_cilindro, linewidth=1.5, zorder=5)</w:t>
-      </w:r>
-      <w:r>
-        <w:br/>
-      </w:r>
-      <w:r>
-        <w:rPr>
-          <w:rStyle w:val="StringTok"/>
-        </w:rPr>
-        <w:t xml:space="preserve">ax.plot([-radio_externo, -radio_externo], [0, altura], color=azul_cilindro, linewidth=1.5, zorder=5)</w:t>
-      </w:r>
-      <w:r>
-        <w:br/>
-      </w:r>
-      <w:r>
-        <w:rPr>
-          <w:rStyle w:val="StringTok"/>
-        </w:rPr>
-        <w:t xml:space="preserve">ax.plot([radio_interno, radio_interno], [0, altura], color=azul_cilindro, linewidth=1.5, zorder=5)</w:t>
-      </w:r>
-      <w:r>
-        <w:br/>
-      </w:r>
-      <w:r>
-        <w:rPr>
-          <w:rStyle w:val="StringTok"/>
-        </w:rPr>
-        <w:t xml:space="preserve">ax.plot([-radio_interno, -radio_interno], [0, altura], color=azul_cilindro, linewidth=1.5, zorder=5)</w:t>
+        <w:t xml:space="preserve">ax.plot([radio_externo, radio_externo], [0, altura], color=azul_cilindro, linewidth=1.2, zorder=5)</w:t>
+      </w:r>
+      <w:r>
+        <w:br/>
+      </w:r>
+      <w:r>
+        <w:rPr>
+          <w:rStyle w:val="StringTok"/>
+        </w:rPr>
+        <w:t xml:space="preserve">ax.plot([-radio_externo, -radio_externo], [0, altura], color=azul_cilindro, linewidth=1.2, zorder=5)</w:t>
+      </w:r>
+      <w:r>
+        <w:br/>
+      </w:r>
+      <w:r>
+        <w:rPr>
+          <w:rStyle w:val="StringTok"/>
+        </w:rPr>
+        <w:t xml:space="preserve">ax.plot([radio_interno, radio_interno], [0, altura], color=azul_cilindro, linewidth=1.2, zorder=5)</w:t>
+      </w:r>
+      <w:r>
+        <w:br/>
+      </w:r>
+      <w:r>
+        <w:rPr>
+          <w:rStyle w:val="StringTok"/>
+        </w:rPr>
+        <w:t xml:space="preserve">ax.plot([-radio_interno, -radio_interno], [0, altura], color=azul_cilindro, linewidth=1.2, zorder=5)</w:t>
       </w:r>
       <w:r>
         <w:br/>
@@ -4853,7 +4862,7 @@
         <w:rPr>
           <w:rStyle w:val="StringTok"/>
         </w:rPr>
-        <w:t xml:space="preserve">linea_punteada = {'linestyle': '--', 'color': gris_linea, 'linewidth': 1.2, 'zorder': 3,</w:t>
+        <w:t xml:space="preserve">linea_punteada = {'linestyle': '--', 'color': gris_linea, 'linewidth': 1.0, 'zorder': 3,</w:t>
       </w:r>
       <w:r>
         <w:br/>
@@ -5000,16 +5009,16 @@
         <w:rPr>
           <w:rStyle w:val="StringTok"/>
         </w:rPr>
-        <w:t xml:space="preserve">ax.plot(x_frontal_ext, y_frontal_ext_inf, color=azul_cilindro, linewidth=1.5, zorder=5)</w:t>
-      </w:r>
-      <w:r>
-        <w:br/>
-      </w:r>
-      <w:r>
-        <w:rPr>
-          <w:rStyle w:val="StringTok"/>
-        </w:rPr>
-        <w:t xml:space="preserve">ax.plot(x_frontal_int, y_frontal_int_inf, color=azul_cilindro, linewidth=1.5, zorder=5)</w:t>
+        <w:t xml:space="preserve">ax.plot(x_frontal_ext, y_frontal_ext_inf, color=azul_cilindro, linewidth=1.2, zorder=5)</w:t>
+      </w:r>
+      <w:r>
+        <w:br/>
+      </w:r>
+      <w:r>
+        <w:rPr>
+          <w:rStyle w:val="StringTok"/>
+        </w:rPr>
+        <w:t xml:space="preserve">ax.plot(x_frontal_int, y_frontal_int_inf, color=azul_cilindro, linewidth=1.2, zorder=5)</w:t>
       </w:r>
       <w:r>
         <w:br/>
@@ -5048,16 +5057,16 @@
         <w:rPr>
           <w:rStyle w:val="StringTok"/>
         </w:rPr>
-        <w:t xml:space="preserve">ax.plot(x_frontal_ext, y_frontal_ext_sup, color=azul_cilindro, linewidth=1.5, zorder=5)</w:t>
-      </w:r>
-      <w:r>
-        <w:br/>
-      </w:r>
-      <w:r>
-        <w:rPr>
-          <w:rStyle w:val="StringTok"/>
-        </w:rPr>
-        <w:t xml:space="preserve">ax.plot(x_frontal_int, y_frontal_int_sup, color=azul_cilindro, linewidth=1.5, zorder=5)</w:t>
+        <w:t xml:space="preserve">ax.plot(x_frontal_ext, y_frontal_ext_sup, color=azul_cilindro, linewidth=1.2, zorder=5)</w:t>
+      </w:r>
+      <w:r>
+        <w:br/>
+      </w:r>
+      <w:r>
+        <w:rPr>
+          <w:rStyle w:val="StringTok"/>
+        </w:rPr>
+        <w:t xml:space="preserve">ax.plot(x_frontal_int, y_frontal_int_sup, color=azul_cilindro, linewidth=1.2, zorder=5)</w:t>
       </w:r>
       <w:r>
         <w:br/>
@@ -5078,16 +5087,16 @@
         <w:rPr>
           <w:rStyle w:val="StringTok"/>
         </w:rPr>
-        <w:t xml:space="preserve">ax.plot(0, altura, 'o', color=azul_cilindro, markersize=4, zorder=6)</w:t>
-      </w:r>
-      <w:r>
-        <w:br/>
-      </w:r>
-      <w:r>
-        <w:rPr>
-          <w:rStyle w:val="StringTok"/>
-        </w:rPr>
-        <w:t xml:space="preserve">ax.plot(0, 0, 'o', color=azul_cilindro, markersize=4, zorder=6)</w:t>
+        <w:t xml:space="preserve">ax.plot(0, altura, 'o', color=azul_cilindro, markersize=3, zorder=6)</w:t>
+      </w:r>
+      <w:r>
+        <w:br/>
+      </w:r>
+      <w:r>
+        <w:rPr>
+          <w:rStyle w:val="StringTok"/>
+        </w:rPr>
+        <w:t xml:space="preserve">ax.plot(0, 0, 'o', color=azul_cilindro, markersize=3, zorder=6)</w:t>
       </w:r>
       <w:r>
         <w:br/>
@@ -5117,7 +5126,7 @@
         <w:rPr>
           <w:rStyle w:val="StringTok"/>
         </w:rPr>
-        <w:t xml:space="preserve">                           color=azul_cilindro, linewidth=1, mutation_scale=10, zorder=6))</w:t>
+        <w:t xml:space="preserve">                           color=azul_cilindro, linewidth=0.8, mutation_scale=8, zorder=6))</w:t>
       </w:r>
       <w:r>
         <w:br/>
@@ -5135,7 +5144,7 @@
         <w:rPr>
           <w:rStyle w:val="StringTok"/>
         </w:rPr>
-        <w:t xml:space="preserve">                           color=azul_cilindro, linewidth=1, mutation_scale=10, zorder=6))</w:t>
+        <w:t xml:space="preserve">                           color=azul_cilindro, linewidth=0.8, mutation_scale=8, zorder=6))</w:t>
       </w:r>
       <w:r>
         <w:br/>
@@ -5156,16 +5165,16 @@
         <w:rPr>
           <w:rStyle w:val="StringTok"/>
         </w:rPr>
-        <w:t xml:space="preserve"># Propiedades comunes para flechas (reducidas para mejor proporción)</w:t>
-      </w:r>
-      <w:r>
-        <w:br/>
-      </w:r>
-      <w:r>
-        <w:rPr>
-          <w:rStyle w:val="StringTok"/>
-        </w:rPr>
-        <w:t xml:space="preserve">flecha_props = dict(arrowstyle='&lt;-&gt;', color='black', linewidth=0.8, mutation_scale=8)</w:t>
+        <w:t xml:space="preserve"># Propiedades comunes para flechas</w:t>
+      </w:r>
+      <w:r>
+        <w:br/>
+      </w:r>
+      <w:r>
+        <w:rPr>
+          <w:rStyle w:val="StringTok"/>
+        </w:rPr>
+        <w:t xml:space="preserve">flecha_props = dict(arrowstyle='&lt;-&gt;', color='black', linewidth=0.6, mutation_scale=6)</w:t>
       </w:r>
       <w:r>
         <w:br/>
@@ -5186,7 +5195,7 @@
         <w:rPr>
           <w:rStyle w:val="StringTok"/>
         </w:rPr>
-        <w:t xml:space="preserve">diam_y = altura + vradio_ext*2 + altura*0.2</w:t>
+        <w:t xml:space="preserve">diam_y = altura + vradio_ext*2 + altura*0.15</w:t>
       </w:r>
       <w:r>
         <w:br/>
@@ -5204,7 +5213,7 @@
         <w:rPr>
           <w:rStyle w:val="StringTok"/>
         </w:rPr>
-        <w:t xml:space="preserve">ax.text(0, diam_y + altura*0.08, f'Diámetro externo = {"</w:t>
+        <w:t xml:space="preserve">ax.text(0, diam_y + altura*0.06, f'Diámetro externo = {"</w:t>
       </w:r>
       <w:r>
         <w:rPr>
@@ -5225,7 +5234,7 @@
         <w:rPr>
           <w:rStyle w:val="StringTok"/>
         </w:rPr>
-        <w:t xml:space="preserve">       fontweight='bold', ha='center', va='center', fontsize=8)</w:t>
+        <w:t xml:space="preserve">       fontweight='bold', ha='center', va='center', fontsize=7)</w:t>
       </w:r>
       <w:r>
         <w:br/>
@@ -5246,7 +5255,7 @@
         <w:rPr>
           <w:rStyle w:val="StringTok"/>
         </w:rPr>
-        <w:t xml:space="preserve">altura_x = radio_externo + radio_externo*0.4</w:t>
+        <w:t xml:space="preserve">altura_x = radio_externo + radio_externo*0.3</w:t>
       </w:r>
       <w:r>
         <w:br/>
@@ -5264,16 +5273,16 @@
         <w:rPr>
           <w:rStyle w:val="StringTok"/>
         </w:rPr>
-        <w:t xml:space="preserve">ax.text(altura_x + radio_externo*0.12, altura/2, 'Altura', </w:t>
-      </w:r>
-      <w:r>
-        <w:br/>
-      </w:r>
-      <w:r>
-        <w:rPr>
-          <w:rStyle w:val="StringTok"/>
-        </w:rPr>
-        <w:t xml:space="preserve">       fontweight='bold', rotation=90, ha='center', va='center', fontsize=8)</w:t>
+        <w:t xml:space="preserve">ax.text(altura_x + radio_externo*0.1, altura/2, 'Altura', </w:t>
+      </w:r>
+      <w:r>
+        <w:br/>
+      </w:r>
+      <w:r>
+        <w:rPr>
+          <w:rStyle w:val="StringTok"/>
+        </w:rPr>
+        <w:t xml:space="preserve">       fontweight='bold', rotation=90, ha='center', va='center', fontsize=7)</w:t>
       </w:r>
       <w:r>
         <w:br/>
@@ -5294,25 +5303,25 @@
         <w:rPr>
           <w:rStyle w:val="StringTok"/>
         </w:rPr>
-        <w:t xml:space="preserve">radio_int_label_pos = (radio_interno*2.2, altura + altura*0.25)</w:t>
-      </w:r>
-      <w:r>
-        <w:br/>
-      </w:r>
-      <w:r>
-        <w:rPr>
-          <w:rStyle w:val="StringTok"/>
-        </w:rPr>
-        <w:t xml:space="preserve">ax.plot([radio_interno, radio_int_label_pos[0]], [altura, radio_int_label_pos[1]], 'k-', linewidth=0.7)</w:t>
-      </w:r>
-      <w:r>
-        <w:br/>
-      </w:r>
-      <w:r>
-        <w:rPr>
-          <w:rStyle w:val="StringTok"/>
-        </w:rPr>
-        <w:t xml:space="preserve">ax.plot([radio_int_label_pos[0]-0.1, radio_int_label_pos[0]], [radio_int_label_pos[1], radio_int_label_pos[1]], 'k-', linewidth=0.7)</w:t>
+        <w:t xml:space="preserve">radio_int_label_pos = (radio_interno*2.0, altura + altura*0.2)</w:t>
+      </w:r>
+      <w:r>
+        <w:br/>
+      </w:r>
+      <w:r>
+        <w:rPr>
+          <w:rStyle w:val="StringTok"/>
+        </w:rPr>
+        <w:t xml:space="preserve">ax.plot([radio_interno, radio_int_label_pos[0]], [altura, radio_int_label_pos[1]], 'k-', linewidth=0.6)</w:t>
+      </w:r>
+      <w:r>
+        <w:br/>
+      </w:r>
+      <w:r>
+        <w:rPr>
+          <w:rStyle w:val="StringTok"/>
+        </w:rPr>
+        <w:t xml:space="preserve">ax.plot([radio_int_label_pos[0]-0.1, radio_int_label_pos[0]], [radio_int_label_pos[1], radio_int_label_pos[1]], 'k-', linewidth=0.6)</w:t>
       </w:r>
       <w:r>
         <w:br/>
@@ -5351,7 +5360,7 @@
         <w:rPr>
           <w:rStyle w:val="StringTok"/>
         </w:rPr>
-        <w:t xml:space="preserve">       fontweight='bold', ha='left', va='center', fontsize=8)</w:t>
+        <w:t xml:space="preserve">       fontweight='bold', ha='left', va='center', fontsize=7)</w:t>
       </w:r>
       <w:r>
         <w:br/>
@@ -5390,25 +5399,25 @@
         <w:rPr>
           <w:rStyle w:val="StringTok"/>
         </w:rPr>
-        <w:t xml:space="preserve">grosor_label_pos = (-radio_externo*2.2, altura + altura*0.25)</w:t>
-      </w:r>
-      <w:r>
-        <w:br/>
-      </w:r>
-      <w:r>
-        <w:rPr>
-          <w:rStyle w:val="StringTok"/>
-        </w:rPr>
-        <w:t xml:space="preserve">ax.plot([-radio_externo, grosor_label_pos[0]], [altura, grosor_label_pos[1]], 'k-', linewidth=0.7)</w:t>
-      </w:r>
-      <w:r>
-        <w:br/>
-      </w:r>
-      <w:r>
-        <w:rPr>
-          <w:rStyle w:val="StringTok"/>
-        </w:rPr>
-        <w:t xml:space="preserve">ax.plot([grosor_label_pos[0], grosor_label_pos[0]+0.1], [grosor_label_pos[1], grosor_label_pos[1]], 'k-', linewidth=0.7)</w:t>
+        <w:t xml:space="preserve">grosor_label_pos = (-radio_externo*2.0, altura + altura*0.2)</w:t>
+      </w:r>
+      <w:r>
+        <w:br/>
+      </w:r>
+      <w:r>
+        <w:rPr>
+          <w:rStyle w:val="StringTok"/>
+        </w:rPr>
+        <w:t xml:space="preserve">ax.plot([-radio_externo, grosor_label_pos[0]], [altura, grosor_label_pos[1]], 'k-', linewidth=0.6)</w:t>
+      </w:r>
+      <w:r>
+        <w:br/>
+      </w:r>
+      <w:r>
+        <w:rPr>
+          <w:rStyle w:val="StringTok"/>
+        </w:rPr>
+        <w:t xml:space="preserve">ax.plot([grosor_label_pos[0], grosor_label_pos[0]+0.1], [grosor_label_pos[1], grosor_label_pos[1]], 'k-', linewidth=0.6)</w:t>
       </w:r>
       <w:r>
         <w:br/>
@@ -5447,7 +5456,7 @@
         <w:rPr>
           <w:rStyle w:val="StringTok"/>
         </w:rPr>
-        <w:t xml:space="preserve">       fontweight='bold', ha='right', va='center', fontsize=8)</w:t>
+        <w:t xml:space="preserve">       fontweight='bold', ha='right', va='center', fontsize=7)</w:t>
       </w:r>
       <w:r>
         <w:br/>
@@ -5468,25 +5477,25 @@
         <w:rPr>
           <w:rStyle w:val="StringTok"/>
         </w:rPr>
-        <w:t xml:space="preserve">radio_ext_label_pos = (radio_externo*2.2, -altura*0.25)</w:t>
-      </w:r>
-      <w:r>
-        <w:br/>
-      </w:r>
-      <w:r>
-        <w:rPr>
-          <w:rStyle w:val="StringTok"/>
-        </w:rPr>
-        <w:t xml:space="preserve">ax.plot([radio_externo, radio_ext_label_pos[0]], [0, radio_ext_label_pos[1]], 'k-', linewidth=0.7)</w:t>
-      </w:r>
-      <w:r>
-        <w:br/>
-      </w:r>
-      <w:r>
-        <w:rPr>
-          <w:rStyle w:val="StringTok"/>
-        </w:rPr>
-        <w:t xml:space="preserve">ax.plot([radio_ext_label_pos[0]-0.1, radio_ext_label_pos[0]], [radio_ext_label_pos[1], radio_ext_label_pos[1]], 'k-', linewidth=0.7)</w:t>
+        <w:t xml:space="preserve">radio_ext_label_pos = (radio_externo*2.0, -altura*0.2)</w:t>
+      </w:r>
+      <w:r>
+        <w:br/>
+      </w:r>
+      <w:r>
+        <w:rPr>
+          <w:rStyle w:val="StringTok"/>
+        </w:rPr>
+        <w:t xml:space="preserve">ax.plot([radio_externo, radio_ext_label_pos[0]], [0, radio_ext_label_pos[1]], 'k-', linewidth=0.6)</w:t>
+      </w:r>
+      <w:r>
+        <w:br/>
+      </w:r>
+      <w:r>
+        <w:rPr>
+          <w:rStyle w:val="StringTok"/>
+        </w:rPr>
+        <w:t xml:space="preserve">ax.plot([radio_ext_label_pos[0]-0.1, radio_ext_label_pos[0]], [radio_ext_label_pos[1], radio_ext_label_pos[1]], 'k-', linewidth=0.6)</w:t>
       </w:r>
       <w:r>
         <w:br/>
@@ -5525,7 +5534,7 @@
         <w:rPr>
           <w:rStyle w:val="StringTok"/>
         </w:rPr>
-        <w:t xml:space="preserve">       fontweight='bold', ha='left', va='center', fontsize=8)</w:t>
+        <w:t xml:space="preserve">       fontweight='bold', ha='left', va='center', fontsize=7)</w:t>
       </w:r>
       <w:r>
         <w:br/>
@@ -5546,7 +5555,7 @@
         <w:rPr>
           <w:rStyle w:val="StringTok"/>
         </w:rPr>
-        <w:t xml:space="preserve">margen = max(radio_externo, altura) * 0.8</w:t>
+        <w:t xml:space="preserve">margen = max(radio_externo, altura) * 0.7  # Reducido de 0.8 a 0.7</w:t>
       </w:r>
       <w:r>
         <w:br/>
@@ -5564,7 +5573,7 @@
         <w:rPr>
           <w:rStyle w:val="StringTok"/>
         </w:rPr>
-        <w:t xml:space="preserve">ax.set_ylim(-margen*0.7, altura + margen*1.1)</w:t>
+        <w:t xml:space="preserve">ax.set_ylim(-margen*0.6, altura + margen)  # Ajustado para reducir espacio vertical</w:t>
       </w:r>
       <w:r>
         <w:br/>
@@ -5603,16 +5612,16 @@
         <w:rPr>
           <w:rStyle w:val="StringTok"/>
         </w:rPr>
-        <w:t xml:space="preserve">plt.tight_layout(pad=1.0)</w:t>
-      </w:r>
-      <w:r>
-        <w:br/>
-      </w:r>
-      <w:r>
-        <w:rPr>
-          <w:rStyle w:val="StringTok"/>
-        </w:rPr>
-        <w:t xml:space="preserve">plt.savefig('cilindro_hueco.png', dpi=200, bbox_inches='tight', transparent=True)</w:t>
+        <w:t xml:space="preserve">plt.tight_layout(pad=0.8)  # Reducido de 1.0 a 0.8</w:t>
+      </w:r>
+      <w:r>
+        <w:br/>
+      </w:r>
+      <w:r>
+        <w:rPr>
+          <w:rStyle w:val="StringTok"/>
+        </w:rPr>
+        <w:t xml:space="preserve">plt.savefig('cilindro_hueco.png', dpi=150, bbox_inches='tight', transparent=True)  # Reducido DPI de 200 a 150</w:t>
       </w:r>
       <w:r>
         <w:br/>
@@ -5666,7 +5675,8 @@
         <w:t xml:space="preserve">(codigo_python)</w:t>
       </w:r>
     </w:p>
-    <w:bookmarkStart w:id="27" w:name="question"/>
+    <w:bookmarkEnd w:id="20"/>
+    <w:bookmarkStart w:id="28" w:name="question"/>
     <w:p>
       <w:pPr>
         <w:pStyle w:val="Heading1"/>
@@ -5680,7 +5690,7 @@
         <w:pStyle w:val="FirstParagraph"/>
       </w:pPr>
       <w:r>
-        <w:t xml:space="preserve">Sofía desea saber cuánto(a) fluido se necesita para llenar un cañería cilíndrica interno, pero solamente cuenta con las medidas de las dimensiones que muestra la figura.</w:t>
+        <w:t xml:space="preserve">Camilo desea saber cuánto(a) solución se necesita para llenar un cañería cilíndrica interno(a), pero solamente cuenta con las medidas de las dimensiones que muestra la figura.</w:t>
       </w:r>
     </w:p>
     <w:p>
@@ -5690,20 +5700,20 @@
       <w:r>
         <w:drawing>
           <wp:inline>
-            <wp:extent cx="3200400" cy="3483621"/>
+            <wp:extent cx="2667000" cy="3141367"/>
             <wp:effectExtent b="0" l="0" r="0" t="0"/>
-            <wp:docPr descr="" title="" id="21" name="Picture"/>
+            <wp:docPr descr="" title="" id="22" name="Picture"/>
             <a:graphic>
               <a:graphicData uri="http://schemas.openxmlformats.org/drawingml/2006/picture">
                 <pic:pic>
                   <pic:nvPicPr>
-                    <pic:cNvPr descr="cilindro_hueco.png" id="22" name="Picture"/>
+                    <pic:cNvPr descr="cilindro_hueco.png" id="23" name="Picture"/>
                     <pic:cNvPicPr>
                       <a:picLocks noChangeArrowheads="1" noChangeAspect="1"/>
                     </pic:cNvPicPr>
                   </pic:nvPicPr>
                   <pic:blipFill>
-                    <a:blip r:embed="rId20"/>
+                    <a:blip r:embed="rId21"/>
                     <a:stretch>
                       <a:fillRect/>
                     </a:stretch>
@@ -5711,7 +5721,7 @@
                   <pic:spPr bwMode="auto">
                     <a:xfrm>
                       <a:off x="0" y="0"/>
-                      <a:ext cx="3200400" cy="3483621"/>
+                      <a:ext cx="2667000" cy="3141367"/>
                     </a:xfrm>
                     <a:prstGeom prst="rect">
                       <a:avLst/>
@@ -5739,18 +5749,18 @@
           <wp:inline>
             <wp:extent cx="2159999" cy="694523"/>
             <wp:effectExtent b="0" l="0" r="0" t="0"/>
-            <wp:docPr descr="" title="" id="24" name="Picture"/>
+            <wp:docPr descr="" title="" id="25" name="Picture"/>
             <a:graphic>
               <a:graphicData uri="http://schemas.openxmlformats.org/drawingml/2006/picture">
                 <pic:pic>
                   <pic:nvPicPr>
-                    <pic:cNvPr descr="tabla_datos.png" id="25" name="Picture"/>
+                    <pic:cNvPr descr="tabla_datos.png" id="26" name="Picture"/>
                     <pic:cNvPicPr>
                       <a:picLocks noChangeArrowheads="1" noChangeAspect="1"/>
                     </pic:cNvPicPr>
                   </pic:nvPicPr>
                   <pic:blipFill>
-                    <a:blip r:embed="rId23"/>
+                    <a:blip r:embed="rId24"/>
                     <a:stretch>
                       <a:fillRect/>
                     </a:stretch>
@@ -5782,10 +5792,10 @@
         <w:pStyle w:val="BodyText"/>
       </w:pPr>
       <w:r>
-        <w:t xml:space="preserve">¿Cuál medida le falta a Sofía para hallar la cantidad deseada?</w:t>
+        <w:t xml:space="preserve">¿Cuál medida le falta a Camilo para hallar la cantidad deseada?</w:t>
       </w:r>
     </w:p>
-    <w:bookmarkStart w:id="26" w:name="answerlist"/>
+    <w:bookmarkStart w:id="27" w:name="answerlist"/>
     <w:p>
       <w:pPr>
         <w:pStyle w:val="Heading2"/>
@@ -5842,9 +5852,9 @@
         <w:t xml:space="preserve">Perímetro del cilindro.</w:t>
       </w:r>
     </w:p>
-    <w:bookmarkEnd w:id="26"/>
     <w:bookmarkEnd w:id="27"/>
-    <w:bookmarkStart w:id="29" w:name="solution"/>
+    <w:bookmarkEnd w:id="28"/>
+    <w:bookmarkStart w:id="30" w:name="solution"/>
     <w:p>
       <w:pPr>
         <w:pStyle w:val="Heading1"/>
@@ -5879,7 +5889,7 @@
         <w:pStyle w:val="BodyText"/>
       </w:pPr>
       <w:r>
-        <w:t xml:space="preserve">Para calcular el volumen de fluido necesario para llenar el cañería cilíndrica hueco, necesitamos calcular el volumen de un cilindro, cuya fórmula es:</w:t>
+        <w:t xml:space="preserve">Para calcular el volumen de solución necesario para llenar el cañería cilíndrica interno, necesitamos calcular el volumen de un cilindro, cuya fórmula es:</w:t>
       </w:r>
     </w:p>
     <w:p>
@@ -5953,7 +5963,7 @@
         <w:t xml:space="preserve"> </w:t>
       </w:r>
       <w:r>
-        <w:t xml:space="preserve">es el radio (en este caso, el radio interno = 1,9 dm)</w:t>
+        <w:t xml:space="preserve">es el radio (en este caso, el radio interno = 15 cm)</w:t>
       </w:r>
     </w:p>
     <w:p>
@@ -5993,7 +6003,7 @@
         </w:numPr>
       </w:pPr>
       <w:r>
-        <w:t xml:space="preserve">Diámetro externo = 7,8 dm</w:t>
+        <w:t xml:space="preserve">Diámetro externo = 70 cm</w:t>
       </w:r>
     </w:p>
     <w:p>
@@ -6005,7 +6015,7 @@
         </w:numPr>
       </w:pPr>
       <w:r>
-        <w:t xml:space="preserve">Radio interno = 1,9 dm</w:t>
+        <w:t xml:space="preserve">Radio interno = 15 cm</w:t>
       </w:r>
     </w:p>
     <w:p>
@@ -6013,7 +6023,7 @@
         <w:pStyle w:val="FirstParagraph"/>
       </w:pPr>
       <w:r>
-        <w:t xml:space="preserve">Sin embargo, no se nos proporciona la altura del cilindro, que es esencial para calcular el volumen. Por lo tanto, a Sofía le falta conocer la altura del cilindro para poder calcular la cantidad de fluido necesaria.</w:t>
+        <w:t xml:space="preserve">Sin embargo, no se nos proporciona la altura del cilindro, que es esencial para calcular el volumen. Por lo tanto, a Camilo le falta conocer la altura del cilindro para poder calcular la cantidad de solución necesaria.</w:t>
       </w:r>
     </w:p>
     <w:p>
@@ -6058,16 +6068,7 @@
               </m:dPr>
               <m:e>
                 <m:r>
-                  <m:t>1</m:t>
-                </m:r>
-                <m:r>
-                  <m:rPr>
-                    <m:sty m:val="p"/>
-                  </m:rPr>
-                  <m:t>,</m:t>
-                </m:r>
-                <m:r>
-                  <m:t>9</m:t>
+                  <m:t>15</m:t>
                 </m:r>
               </m:e>
             </m:d>
@@ -6094,7 +6095,7 @@
           <m:t>=</m:t>
         </m:r>
         <m:r>
-          <m:t>11</m:t>
+          <m:t>706</m:t>
         </m:r>
         <m:r>
           <m:rPr>
@@ -6103,7 +6104,7 @@
           <m:t>,</m:t>
         </m:r>
         <m:r>
-          <m:t>34</m:t>
+          <m:t>86</m:t>
         </m:r>
         <m:r>
           <m:rPr>
@@ -6119,10 +6120,10 @@
         <w:t xml:space="preserve"> </w:t>
       </w:r>
       <w:r>
-        <w:t xml:space="preserve">dm³</w:t>
+        <w:t xml:space="preserve">cm³</w:t>
       </w:r>
     </w:p>
-    <w:bookmarkStart w:id="28" w:name="answerlist-1"/>
+    <w:bookmarkStart w:id="29" w:name="answerlist-1"/>
     <w:p>
       <w:pPr>
         <w:pStyle w:val="Heading2"/>
@@ -6179,9 +6180,9 @@
         <w:t xml:space="preserve">Falso</w:t>
       </w:r>
     </w:p>
-    <w:bookmarkEnd w:id="28"/>
     <w:bookmarkEnd w:id="29"/>
-    <w:bookmarkStart w:id="30" w:name="meta-information"/>
+    <w:bookmarkEnd w:id="30"/>
+    <w:bookmarkStart w:id="31" w:name="meta-information"/>
     <w:p>
       <w:pPr>
         <w:pStyle w:val="Heading1"/>
@@ -6222,7 +6223,7 @@
         <w:t xml:space="preserve">exsection: Geometría|Volumen|Cilindro</w:t>
       </w:r>
     </w:p>
-    <w:bookmarkEnd w:id="30"/>
+    <w:bookmarkEnd w:id="31"/>
     <w:sectPr/>
   </w:body>
 </w:document>
@@ -6532,7 +6533,7 @@
   </w:style>
   <w:style w:styleId="Subtitle" w:type="paragraph">
     <w:name w:val="Subtitle"/>
-    <w:basedOn w:val="Normal"/>
+    <w:basedOn w:val="Title"/>
     <w:next w:val="BodyText"/>
     <w:link w:val="SubtitleChar"/>
     <w:uiPriority w:val="11"/>
@@ -6545,7 +6546,6 @@
     </w:pPr>
     <w:rPr>
       <w:rFonts w:cstheme="majorBidi" w:eastAsiaTheme="majorEastAsia"/>
-      <w:color w:themeColor="text1" w:themeTint="A6" w:val="595959"/>
       <w:spacing w:val="15"/>
       <w:sz w:val="28"/>
       <w:szCs w:val="28"/>
@@ -6598,7 +6598,6 @@
     </w:pPr>
     <w:rPr>
       <w:b/>
-      <w:color w:val="345A8A"/>
       <w:sz w:val="20"/>
       <w:szCs w:val="20"/>
     </w:rPr>
